--- a/apresentacao/01_Roteiro_de_Fala_PFC2_Rafael_Melo.docx
+++ b/apresentacao/01_Roteiro_de_Fala_PFC2_Rafael_Melo.docx
@@ -2335,7 +2335,95 @@
         <w:t>Além disso, eu aplico o teste de Diebold–Mariano para verificar se diferenças entre modelos são estatisticamente defensáveis, usando perda direcional e perda Brier.</w:t>
       </w:r>
     </w:p>
+    <w:p>
+      <w:r>
+        <w:t xml:space="preserve">ACURÁCIA DIRECIONAL: </w:t>
+      </w:r>
+      <w:r>
+        <w:t>Consideramos acerto apenas quando o modelo prevê corretamente movimentos relevantes acima de 0,1%, ignorando ruído microestrutural.</w:t>
+      </w:r>
+    </w:p>
+    <w:p>
+      <w:r>
+        <w:t>O F1-score equilibra precisão e recall, sendo útil em cenários com possível desbalanceamento entre altas e baixas.</w:t>
+      </w:r>
+    </w:p>
+    <w:p>
+      <w:r>
+        <w:t>O MCC é uma métrica robusta para classificação binária, pois considera todos os quadrantes da matriz de confusão e se comporta como uma correlação entre predição e realidade.</w:t>
+      </w:r>
+    </w:p>
     <w:p/>
+    <w:p>
+      <w:r>
+        <w:t xml:space="preserve">BRIER SCORE: </w:t>
+      </w:r>
+      <w:r>
+        <w:t>Mede o erro quadrático entre probabilidade prevista e resultado real.</w:t>
+      </w:r>
+    </w:p>
+    <w:p/>
+    <w:p>
+      <w:pPr>
+        <w:rPr>
+          <w:b/>
+          <w:bCs/>
+          <w:lang w:val="pt-BR"/>
+        </w:rPr>
+      </w:pPr>
+      <w:r>
+        <w:rPr>
+          <w:lang w:val="pt-BR"/>
+        </w:rPr>
+        <w:t xml:space="preserve">SHARPE: </w:t>
+      </w:r>
+      <w:r>
+        <w:rPr>
+          <w:lang w:val="pt-BR"/>
+        </w:rPr>
+        <w:t>Retorno ajustado ao risco.</w:t>
+      </w:r>
+    </w:p>
+    <w:p>
+      <w:r>
+        <w:t xml:space="preserve">MAX DRAWDOWN: </w:t>
+      </w:r>
+      <w:r>
+        <w:t>Maior perda acumulada.</w:t>
+      </w:r>
+    </w:p>
+    <w:p>
+      <w:r>
+        <w:t xml:space="preserve">PROFIT FACTOR: </w:t>
+      </w:r>
+      <w:r>
+        <w:t>Soma ganhos / soma perdas.</w:t>
+      </w:r>
+    </w:p>
+    <w:p>
+      <w:r>
+        <w:t>NUMERO DE OPERAÇÕES: Evitar overtrading - Avaliar robustez</w:t>
+      </w:r>
+    </w:p>
+    <w:p/>
+    <w:p>
+      <w:pPr>
+        <w:rPr>
+          <w:b/>
+          <w:u w:val="single"/>
+        </w:rPr>
+      </w:pPr>
+      <w:r>
+        <w:t>Aplicamos o teste de Diebold–Mariano para verificar se a diferença de desempenho entre modelos é estatisticamente significativa, tanto na perda direcional quanto no Brier Score.</w:t>
+      </w:r>
+    </w:p>
+    <w:p>
+      <w:pPr>
+        <w:rPr>
+          <w:b/>
+        </w:rPr>
+      </w:pPr>
+    </w:p>
     <w:p>
       <w:r>
         <w:rPr>
@@ -2349,6 +2437,7 @@
         <w:pStyle w:val="Commarcadores"/>
       </w:pPr>
       <w:r>
+        <w:lastRenderedPageBreak/>
         <w:t>Citar só: “acurácia mascara colapso; eu uso MCC/F1 + DM + backtest”.</w:t>
       </w:r>
     </w:p>
@@ -4522,7 +4611,6 @@
   <w:style w:type="character" w:default="1" w:styleId="Fontepargpadro">
     <w:name w:val="Default Paragraph Font"/>
     <w:uiPriority w:val="1"/>
-    <w:semiHidden/>
     <w:unhideWhenUsed/>
   </w:style>
   <w:style w:type="table" w:default="1" w:styleId="Tabelanormal">

--- a/apresentacao/01_Roteiro_de_Fala_PFC2_Rafael_Melo.docx
+++ b/apresentacao/01_Roteiro_de_Fala_PFC2_Rafael_Melo.docx
@@ -5,36 +5,60 @@
     <w:p>
       <w:pPr>
         <w:jc w:val="center"/>
+        <w:rPr>
+          <w:lang w:val="pt-BR"/>
+        </w:rPr>
       </w:pPr>
       <w:r>
         <w:rPr>
           <w:b/>
           <w:sz w:val="40"/>
+          <w:lang w:val="pt-BR"/>
         </w:rPr>
         <w:t>ROTEIRO DE FALA (TEXTO COMPLETO) — PFC2</w:t>
       </w:r>
     </w:p>
-    <w:p/>
+    <w:p>
+      <w:pPr>
+        <w:rPr>
+          <w:lang w:val="pt-BR"/>
+        </w:rPr>
+      </w:pPr>
+    </w:p>
     <w:p>
       <w:pPr>
         <w:jc w:val="center"/>
+        <w:rPr>
+          <w:lang w:val="pt-BR"/>
+        </w:rPr>
       </w:pPr>
       <w:r>
         <w:rPr>
           <w:b/>
           <w:sz w:val="28"/>
+          <w:lang w:val="pt-BR"/>
         </w:rPr>
         <w:t>Predição Automática de Indicativos Financeiros para Bolsa de Valores Considerando o Aspecto Temporal</w:t>
       </w:r>
     </w:p>
-    <w:p/>
+    <w:p>
+      <w:pPr>
+        <w:rPr>
+          <w:lang w:val="pt-BR"/>
+        </w:rPr>
+      </w:pPr>
+    </w:p>
     <w:p>
       <w:pPr>
         <w:jc w:val="center"/>
+        <w:rPr>
+          <w:lang w:val="pt-BR"/>
+        </w:rPr>
       </w:pPr>
       <w:r>
         <w:rPr>
           <w:sz w:val="24"/>
+          <w:lang w:val="pt-BR"/>
         </w:rPr>
         <w:t>Rafael da Silva Melo — UFCAT</w:t>
       </w:r>
@@ -42,46 +66,90 @@
     <w:p>
       <w:pPr>
         <w:jc w:val="center"/>
-      </w:pPr>
-      <w:r>
+        <w:rPr>
+          <w:lang w:val="pt-BR"/>
+        </w:rPr>
+      </w:pPr>
+      <w:r>
+        <w:rPr>
+          <w:lang w:val="pt-BR"/>
+        </w:rPr>
         <w:t>Baseado no slide deck do PFC2 (18 slides) + texto da monografia</w:t>
       </w:r>
     </w:p>
-    <w:p/>
+    <w:p>
+      <w:pPr>
+        <w:rPr>
+          <w:lang w:val="pt-BR"/>
+        </w:rPr>
+      </w:pPr>
+    </w:p>
     <w:p>
       <w:pPr>
         <w:jc w:val="center"/>
+        <w:rPr>
+          <w:lang w:val="pt-BR"/>
+        </w:rPr>
       </w:pPr>
       <w:r>
         <w:rPr>
           <w:i/>
+          <w:lang w:val="pt-BR"/>
         </w:rPr>
         <w:t>Versão gerada em 21/02/2026</w:t>
       </w:r>
     </w:p>
     <w:p>
-      <w:r>
+      <w:pPr>
+        <w:rPr>
+          <w:lang w:val="pt-BR"/>
+        </w:rPr>
+      </w:pPr>
+      <w:r>
+        <w:rPr>
+          <w:lang w:val="pt-BR"/>
+        </w:rPr>
         <w:br w:type="page"/>
       </w:r>
     </w:p>
     <w:p>
       <w:pPr>
         <w:pStyle w:val="Ttulo1"/>
-      </w:pPr>
-      <w:r>
+        <w:rPr>
+          <w:lang w:val="pt-BR"/>
+        </w:rPr>
+      </w:pPr>
+      <w:r>
+        <w:rPr>
+          <w:lang w:val="pt-BR"/>
+        </w:rPr>
         <w:lastRenderedPageBreak/>
         <w:t>Como usar este roteiro</w:t>
       </w:r>
     </w:p>
     <w:p>
-      <w:r>
+      <w:pPr>
+        <w:rPr>
+          <w:lang w:val="pt-BR"/>
+        </w:rPr>
+      </w:pPr>
+      <w:r>
+        <w:rPr>
+          <w:lang w:val="pt-BR"/>
+        </w:rPr>
         <w:t>Este documento traz um texto de fala pronto, slide a slide, pensado para uma apresentação entre 20 e 30 minutos. A fala 'Base (25–28 min)' é o seu núcleo. Em cada slide, há opções de corte (para ~20–22 min) e de expansão (para ~28–30 min), além de palavras-chave e transições.</w:t>
       </w:r>
     </w:p>
     <w:p>
-      <w:r>
-        <w:rPr>
-          <w:b/>
+      <w:pPr>
+        <w:rPr>
+          <w:lang w:val="pt-BR"/>
+        </w:rPr>
+      </w:pPr>
+      <w:r>
+        <w:rPr>
+          <w:b/>
+          <w:lang w:val="pt-BR"/>
         </w:rPr>
         <w:t>Regra de ouro para banca:</w:t>
       </w:r>
@@ -89,32 +157,84 @@
     <w:p>
       <w:pPr>
         <w:pStyle w:val="Commarcadores"/>
-      </w:pPr>
-      <w:r>
+        <w:rPr>
+          <w:lang w:val="pt-BR"/>
+        </w:rPr>
+      </w:pPr>
+      <w:r>
+        <w:rPr>
+          <w:lang w:val="pt-BR"/>
+        </w:rPr>
         <w:t>Venda a contribuição correta: rigor metodológico, avaliação realista e reprodutibilidade (não 'promessa de operar e ficar rico').</w:t>
       </w:r>
     </w:p>
     <w:p>
       <w:pPr>
         <w:pStyle w:val="Commarcadores"/>
-      </w:pPr>
-      <w:r>
-        <w:t>Antecipe as dúvidas: explique com segurança o 'colapso de classe', o teste de Diebold–Mariano e os limites do backtest pós-custos.</w:t>
+        <w:rPr>
+          <w:lang w:val="pt-BR"/>
+        </w:rPr>
+      </w:pPr>
+      <w:r>
+        <w:rPr>
+          <w:lang w:val="pt-BR"/>
+        </w:rPr>
+        <w:t xml:space="preserve">Antecipe as dúvidas: explique com segurança o 'colapso de classe', o teste de </w:t>
+      </w:r>
+      <w:proofErr w:type="spellStart"/>
+      <w:r>
+        <w:rPr>
+          <w:lang w:val="pt-BR"/>
+        </w:rPr>
+        <w:t>Diebold</w:t>
+      </w:r>
+      <w:proofErr w:type="spellEnd"/>
+      <w:r>
+        <w:rPr>
+          <w:lang w:val="pt-BR"/>
+        </w:rPr>
+        <w:t xml:space="preserve">–Mariano e os limites do </w:t>
+      </w:r>
+      <w:proofErr w:type="spellStart"/>
+      <w:r>
+        <w:rPr>
+          <w:lang w:val="pt-BR"/>
+        </w:rPr>
+        <w:t>backtest</w:t>
+      </w:r>
+      <w:proofErr w:type="spellEnd"/>
+      <w:r>
+        <w:rPr>
+          <w:lang w:val="pt-BR"/>
+        </w:rPr>
+        <w:t xml:space="preserve"> pós-custos.</w:t>
       </w:r>
     </w:p>
     <w:p>
       <w:pPr>
         <w:pStyle w:val="Commarcadores"/>
-      </w:pPr>
-      <w:r>
+        <w:rPr>
+          <w:lang w:val="pt-BR"/>
+        </w:rPr>
+      </w:pPr>
+      <w:r>
+        <w:rPr>
+          <w:lang w:val="pt-BR"/>
+        </w:rPr>
         <w:t>Fale em frases curtas, com pausas. Termine cada bloco com uma frase de transição.</w:t>
       </w:r>
     </w:p>
     <w:p>
       <w:pPr>
         <w:pStyle w:val="Ttulo1"/>
-      </w:pPr>
-      <w:r>
+        <w:rPr>
+          <w:lang w:val="pt-BR"/>
+        </w:rPr>
+      </w:pPr>
+      <w:r>
+        <w:rPr>
+          <w:lang w:val="pt-BR"/>
+        </w:rPr>
         <w:t>Planejamento de tempo (meta: 25–28 min)</w:t>
       </w:r>
     </w:p>
@@ -439,7 +559,15 @@
             <w:tcW w:w="2436" w:type="dxa"/>
           </w:tcPr>
           <w:p>
+            <w:pPr>
+              <w:rPr>
+                <w:lang w:val="pt-BR"/>
+              </w:rPr>
+            </w:pPr>
             <w:r>
+              <w:rPr>
+                <w:lang w:val="pt-BR"/>
+              </w:rPr>
               <w:t>Atributos e rotulagem (banda morta)</w:t>
             </w:r>
           </w:p>
@@ -565,7 +693,15 @@
             <w:tcW w:w="2436" w:type="dxa"/>
           </w:tcPr>
           <w:p>
+            <w:pPr>
+              <w:rPr>
+                <w:lang w:val="pt-BR"/>
+              </w:rPr>
+            </w:pPr>
             <w:r>
+              <w:rPr>
+                <w:lang w:val="pt-BR"/>
+              </w:rPr>
               <w:t>Por que não só acurácia?</w:t>
             </w:r>
           </w:p>
@@ -933,251 +1069,673 @@
     <w:p>
       <w:pPr>
         <w:pStyle w:val="Ttulo1"/>
-      </w:pPr>
-      <w:r>
+        <w:rPr>
+          <w:lang w:val="pt-BR"/>
+        </w:rPr>
+      </w:pPr>
+      <w:r>
+        <w:rPr>
+          <w:lang w:val="pt-BR"/>
+        </w:rPr>
         <w:t>Texto completo de fala — slide a slide</w:t>
       </w:r>
     </w:p>
     <w:p>
-      <w:r>
+      <w:pPr>
+        <w:rPr>
+          <w:lang w:val="pt-BR"/>
+        </w:rPr>
+      </w:pPr>
+      <w:r>
+        <w:rPr>
+          <w:lang w:val="pt-BR"/>
+        </w:rPr>
         <w:br w:type="page"/>
       </w:r>
     </w:p>
     <w:p>
       <w:pPr>
         <w:pStyle w:val="Ttulo2"/>
-      </w:pPr>
-      <w:r>
+        <w:rPr>
+          <w:lang w:val="pt-BR"/>
+        </w:rPr>
+      </w:pPr>
+      <w:r>
+        <w:rPr>
+          <w:lang w:val="pt-BR"/>
+        </w:rPr>
         <w:lastRenderedPageBreak/>
         <w:t>Slide 1 — Capa</w:t>
       </w:r>
     </w:p>
     <w:p>
-      <w:r>
-        <w:rPr>
-          <w:b/>
+      <w:pPr>
+        <w:rPr>
+          <w:lang w:val="pt-BR"/>
+        </w:rPr>
+      </w:pPr>
+      <w:r>
+        <w:rPr>
+          <w:b/>
+          <w:lang w:val="pt-BR"/>
         </w:rPr>
         <w:t xml:space="preserve">Objetivo do slide: </w:t>
       </w:r>
     </w:p>
     <w:p>
-      <w:r>
+      <w:pPr>
+        <w:rPr>
+          <w:lang w:val="pt-BR"/>
+        </w:rPr>
+      </w:pPr>
+      <w:r>
+        <w:rPr>
+          <w:lang w:val="pt-BR"/>
+        </w:rPr>
         <w:t>Apresentar você, o tema e o recorte do estudo em 30–40 segundos, estabelecendo a postura 'científica e realista'.</w:t>
       </w:r>
     </w:p>
+    <w:p>
+      <w:pPr>
+        <w:rPr>
+          <w:lang w:val="pt-BR"/>
+        </w:rPr>
+      </w:pPr>
+    </w:p>
+    <w:p>
+      <w:pPr>
+        <w:rPr>
+          <w:lang w:val="pt-BR"/>
+        </w:rPr>
+      </w:pPr>
+      <w:r>
+        <w:rPr>
+          <w:b/>
+          <w:lang w:val="pt-BR"/>
+        </w:rPr>
+        <w:t>Fala base (25–28 min):</w:t>
+      </w:r>
+    </w:p>
+    <w:p>
+      <w:pPr>
+        <w:rPr>
+          <w:lang w:val="pt-BR"/>
+        </w:rPr>
+      </w:pPr>
+      <w:r>
+        <w:rPr>
+          <w:lang w:val="pt-BR"/>
+        </w:rPr>
+        <w:t>Boa tarde. Eu sou o Rafael da Silva Melo e vou apresentar o meu Projeto Final de Curso 2.</w:t>
+      </w:r>
+    </w:p>
+    <w:p>
+      <w:pPr>
+        <w:rPr>
+          <w:lang w:val="pt-BR"/>
+        </w:rPr>
+      </w:pPr>
+      <w:r>
+        <w:rPr>
+          <w:lang w:val="pt-BR"/>
+        </w:rPr>
+        <w:t>O tema é a predição automática de indicativos financeiros para a bolsa de valores, considerando explicitamente o aspecto temporal.</w:t>
+      </w:r>
+    </w:p>
+    <w:p>
+      <w:pPr>
+        <w:rPr>
+          <w:lang w:val="pt-BR"/>
+        </w:rPr>
+      </w:pPr>
+      <w:r>
+        <w:rPr>
+          <w:lang w:val="pt-BR"/>
+        </w:rPr>
+        <w:t xml:space="preserve">Na prática, eu avaliei um modelo híbrido CNN–LSTM para prever a direção do movimento de preços em barras intradiárias de 15 minutos na B3, comparando com baselines sob um protocolo de validação temporal rigoroso, com teste de significância e </w:t>
+      </w:r>
+      <w:proofErr w:type="spellStart"/>
+      <w:r>
+        <w:rPr>
+          <w:lang w:val="pt-BR"/>
+        </w:rPr>
+        <w:t>backtest</w:t>
+      </w:r>
+      <w:proofErr w:type="spellEnd"/>
+      <w:r>
+        <w:rPr>
+          <w:lang w:val="pt-BR"/>
+        </w:rPr>
+        <w:t xml:space="preserve"> com custos.</w:t>
+      </w:r>
+    </w:p>
+    <w:p>
+      <w:pPr>
+        <w:rPr>
+          <w:lang w:val="pt-BR"/>
+        </w:rPr>
+      </w:pPr>
+    </w:p>
+    <w:p>
+      <w:r>
+        <w:rPr>
+          <w:b/>
+        </w:rPr>
+        <w:t xml:space="preserve">Para </w:t>
+      </w:r>
+      <w:proofErr w:type="spellStart"/>
+      <w:r>
+        <w:rPr>
+          <w:b/>
+        </w:rPr>
+        <w:t>cortar</w:t>
+      </w:r>
+      <w:proofErr w:type="spellEnd"/>
+      <w:r>
+        <w:rPr>
+          <w:b/>
+        </w:rPr>
+        <w:t xml:space="preserve"> tempo (20–22 min):</w:t>
+      </w:r>
+    </w:p>
+    <w:p>
+      <w:pPr>
+        <w:pStyle w:val="Commarcadores"/>
+        <w:rPr>
+          <w:lang w:val="pt-BR"/>
+        </w:rPr>
+      </w:pPr>
+      <w:r>
+        <w:rPr>
+          <w:lang w:val="pt-BR"/>
+        </w:rPr>
+        <w:t>Cortar a 2ª frase (manter só tema + 1 frase sobre objetivo e metodologia).</w:t>
+      </w:r>
+    </w:p>
+    <w:p>
+      <w:pPr>
+        <w:rPr>
+          <w:lang w:val="pt-BR"/>
+        </w:rPr>
+      </w:pPr>
+    </w:p>
+    <w:p>
+      <w:r>
+        <w:rPr>
+          <w:b/>
+        </w:rPr>
+        <w:t xml:space="preserve">Para </w:t>
+      </w:r>
+      <w:proofErr w:type="spellStart"/>
+      <w:r>
+        <w:rPr>
+          <w:b/>
+        </w:rPr>
+        <w:t>expandir</w:t>
+      </w:r>
+      <w:proofErr w:type="spellEnd"/>
+      <w:r>
+        <w:rPr>
+          <w:b/>
+        </w:rPr>
+        <w:t xml:space="preserve"> (28–30 min):</w:t>
+      </w:r>
+    </w:p>
+    <w:p>
+      <w:pPr>
+        <w:pStyle w:val="Commarcadores"/>
+        <w:rPr>
+          <w:lang w:val="pt-BR"/>
+        </w:rPr>
+      </w:pPr>
+      <w:r>
+        <w:rPr>
+          <w:lang w:val="pt-BR"/>
+        </w:rPr>
+        <w:t>Acrescentar: “A contribuição principal aqui não é prometer lucro; é mostrar o que acontece quando a avaliação é feita do jeito certo, evitando vazamento temporal.”</w:t>
+      </w:r>
+    </w:p>
+    <w:p>
+      <w:pPr>
+        <w:rPr>
+          <w:lang w:val="pt-BR"/>
+        </w:rPr>
+      </w:pPr>
+    </w:p>
+    <w:p>
+      <w:proofErr w:type="spellStart"/>
+      <w:r>
+        <w:rPr>
+          <w:b/>
+        </w:rPr>
+        <w:t>Palavras-chave</w:t>
+      </w:r>
+      <w:proofErr w:type="spellEnd"/>
+      <w:r>
+        <w:rPr>
+          <w:b/>
+        </w:rPr>
+        <w:t xml:space="preserve"> / </w:t>
+      </w:r>
+      <w:proofErr w:type="spellStart"/>
+      <w:r>
+        <w:rPr>
+          <w:b/>
+        </w:rPr>
+        <w:t>frases</w:t>
+      </w:r>
+      <w:proofErr w:type="spellEnd"/>
+      <w:r>
+        <w:rPr>
+          <w:b/>
+        </w:rPr>
+        <w:t xml:space="preserve"> </w:t>
+      </w:r>
+      <w:proofErr w:type="spellStart"/>
+      <w:r>
+        <w:rPr>
+          <w:b/>
+        </w:rPr>
+        <w:t>prontas</w:t>
+      </w:r>
+      <w:proofErr w:type="spellEnd"/>
+      <w:r>
+        <w:rPr>
+          <w:b/>
+        </w:rPr>
+        <w:t>:</w:t>
+      </w:r>
+    </w:p>
+    <w:p>
+      <w:pPr>
+        <w:pStyle w:val="Commarcadores"/>
+      </w:pPr>
+      <w:r>
+        <w:t>avaliação realista</w:t>
+      </w:r>
+    </w:p>
+    <w:p>
+      <w:pPr>
+        <w:pStyle w:val="Commarcadores"/>
+      </w:pPr>
+      <w:r>
+        <w:t>validação temporal rigorosa</w:t>
+      </w:r>
+    </w:p>
+    <w:p>
+      <w:pPr>
+        <w:pStyle w:val="Commarcadores"/>
+        <w:rPr>
+          <w:lang w:val="pt-BR"/>
+        </w:rPr>
+      </w:pPr>
+      <w:r>
+        <w:rPr>
+          <w:lang w:val="pt-BR"/>
+        </w:rPr>
+        <w:t xml:space="preserve">sem vazamento temporal (data </w:t>
+      </w:r>
+      <w:proofErr w:type="spellStart"/>
+      <w:r>
+        <w:rPr>
+          <w:lang w:val="pt-BR"/>
+        </w:rPr>
+        <w:t>leakage</w:t>
+      </w:r>
+      <w:proofErr w:type="spellEnd"/>
+      <w:r>
+        <w:rPr>
+          <w:lang w:val="pt-BR"/>
+        </w:rPr>
+        <w:t>)</w:t>
+      </w:r>
+    </w:p>
+    <w:p>
+      <w:pPr>
+        <w:pStyle w:val="Commarcadores"/>
+      </w:pPr>
+      <w:proofErr w:type="spellStart"/>
+      <w:r>
+        <w:t>resultado</w:t>
+      </w:r>
+      <w:proofErr w:type="spellEnd"/>
+      <w:r>
+        <w:t xml:space="preserve"> </w:t>
+      </w:r>
+      <w:proofErr w:type="spellStart"/>
+      <w:r>
+        <w:t>replicável</w:t>
+      </w:r>
+      <w:proofErr w:type="spellEnd"/>
+    </w:p>
     <w:p/>
     <w:p>
       <w:r>
         <w:rPr>
           <w:b/>
         </w:rPr>
-        <w:t>Fala base (25–28 min):</w:t>
-      </w:r>
-    </w:p>
-    <w:p>
-      <w:r>
-        <w:t>Boa tarde. Eu sou o Rafael da Silva Melo e vou apresentar o meu Projeto Final de Curso 2.</w:t>
-      </w:r>
-    </w:p>
-    <w:p>
-      <w:r>
-        <w:t>O tema é a predição automática de indicativos financeiros para a bolsa de valores, considerando explicitamente o aspecto temporal.</w:t>
-      </w:r>
-    </w:p>
-    <w:p>
-      <w:r>
-        <w:t>Na prática, eu avaliei um modelo híbrido CNN–LSTM para prever a direção do movimento de preços em barras intradiárias de 15 minutos na B3, comparando com baselines sob um protocolo de validação temporal rigoroso, com teste de significância e backtest com custos.</w:t>
-      </w:r>
-    </w:p>
-    <w:p/>
-    <w:p>
-      <w:r>
-        <w:rPr>
-          <w:b/>
-        </w:rPr>
-        <w:t>Para cortar tempo (20–22 min):</w:t>
+        <w:t>Transições sugeridas:</w:t>
       </w:r>
     </w:p>
     <w:p>
       <w:pPr>
         <w:pStyle w:val="Commarcadores"/>
-      </w:pPr>
-      <w:r>
-        <w:t>Cortar a 2ª frase (manter só tema + 1 frase sobre objetivo e metodologia).</w:t>
-      </w:r>
-    </w:p>
-    <w:p/>
-    <w:p>
-      <w:r>
-        <w:rPr>
-          <w:b/>
-        </w:rPr>
-        <w:t>Para expandir (28–30 min):</w:t>
-      </w:r>
-    </w:p>
-    <w:p>
-      <w:pPr>
-        <w:pStyle w:val="Commarcadores"/>
-      </w:pPr>
-      <w:r>
-        <w:t>Acrescentar: “A contribuição principal aqui não é prometer lucro; é mostrar o que acontece quando a avaliação é feita do jeito certo, evitando vazamento temporal.”</w:t>
-      </w:r>
-    </w:p>
-    <w:p/>
-    <w:p>
-      <w:r>
-        <w:rPr>
-          <w:b/>
-        </w:rPr>
-        <w:t>Palavras-chave / frases prontas:</w:t>
-      </w:r>
-    </w:p>
-    <w:p>
-      <w:pPr>
-        <w:pStyle w:val="Commarcadores"/>
-      </w:pPr>
-      <w:r>
-        <w:t>avaliação realista</w:t>
-      </w:r>
-    </w:p>
-    <w:p>
-      <w:pPr>
-        <w:pStyle w:val="Commarcadores"/>
-      </w:pPr>
-      <w:r>
-        <w:t>validação temporal rigorosa</w:t>
-      </w:r>
-    </w:p>
-    <w:p>
-      <w:pPr>
-        <w:pStyle w:val="Commarcadores"/>
-      </w:pPr>
-      <w:r>
-        <w:t>sem vazamento temporal (data leakage)</w:t>
-      </w:r>
-    </w:p>
-    <w:p>
-      <w:pPr>
-        <w:pStyle w:val="Commarcadores"/>
-      </w:pPr>
-      <w:r>
-        <w:t>resultado replicável</w:t>
-      </w:r>
-    </w:p>
-    <w:p/>
-    <w:p>
-      <w:r>
-        <w:rPr>
-          <w:b/>
-        </w:rPr>
-        <w:t>Transições sugeridas:</w:t>
-      </w:r>
-    </w:p>
-    <w:p>
-      <w:pPr>
-        <w:pStyle w:val="Commarcadores"/>
-      </w:pPr>
-      <w:r>
+        <w:rPr>
+          <w:lang w:val="pt-BR"/>
+        </w:rPr>
+      </w:pPr>
+      <w:r>
+        <w:rPr>
+          <w:lang w:val="pt-BR"/>
+        </w:rPr>
         <w:t>Para organizar, eu vou seguir um roteiro curto: revisão do PFC1, metodologia, resultados e conclusões.</w:t>
       </w:r>
     </w:p>
     <w:p>
-      <w:r>
+      <w:pPr>
+        <w:rPr>
+          <w:lang w:val="pt-BR"/>
+        </w:rPr>
+      </w:pPr>
+      <w:r>
+        <w:rPr>
+          <w:lang w:val="pt-BR"/>
+        </w:rPr>
         <w:br w:type="page"/>
       </w:r>
     </w:p>
     <w:p>
       <w:pPr>
         <w:pStyle w:val="Ttulo2"/>
-      </w:pPr>
-      <w:r>
+        <w:rPr>
+          <w:lang w:val="pt-BR"/>
+        </w:rPr>
+      </w:pPr>
+      <w:r>
+        <w:rPr>
+          <w:lang w:val="pt-BR"/>
+        </w:rPr>
         <w:lastRenderedPageBreak/>
         <w:t>Slide 2 — Sumário</w:t>
       </w:r>
     </w:p>
     <w:p>
-      <w:r>
-        <w:rPr>
-          <w:b/>
+      <w:pPr>
+        <w:rPr>
+          <w:lang w:val="pt-BR"/>
+        </w:rPr>
+      </w:pPr>
+      <w:r>
+        <w:rPr>
+          <w:b/>
+          <w:lang w:val="pt-BR"/>
         </w:rPr>
         <w:t xml:space="preserve">Objetivo do slide: </w:t>
       </w:r>
     </w:p>
     <w:p>
-      <w:r>
+      <w:pPr>
+        <w:rPr>
+          <w:lang w:val="pt-BR"/>
+        </w:rPr>
+      </w:pPr>
+      <w:r>
+        <w:rPr>
+          <w:lang w:val="pt-BR"/>
+        </w:rPr>
         <w:t>Dar ao avaliador a sensação de controle: onde você vai chegar e por quais blocos.</w:t>
       </w:r>
     </w:p>
-    <w:p/>
-    <w:p>
-      <w:r>
-        <w:rPr>
-          <w:b/>
+    <w:p>
+      <w:pPr>
+        <w:rPr>
+          <w:lang w:val="pt-BR"/>
+        </w:rPr>
+      </w:pPr>
+    </w:p>
+    <w:p>
+      <w:pPr>
+        <w:rPr>
+          <w:lang w:val="pt-BR"/>
+        </w:rPr>
+      </w:pPr>
+      <w:r>
+        <w:rPr>
+          <w:b/>
+          <w:lang w:val="pt-BR"/>
         </w:rPr>
         <w:t>Fala base (25–28 min):</w:t>
       </w:r>
     </w:p>
     <w:p>
-      <w:r>
+      <w:pPr>
+        <w:rPr>
+          <w:lang w:val="pt-BR"/>
+        </w:rPr>
+      </w:pPr>
+      <w:r>
+        <w:rPr>
+          <w:lang w:val="pt-BR"/>
+        </w:rPr>
         <w:t>Aqui está o sumário. Eu começo com uma revisão rápida do PFC1, para situar o que já estava definido.</w:t>
       </w:r>
     </w:p>
     <w:p>
-      <w:r>
-        <w:t>Depois eu entro na metodologia: dados, atributos, rotulagem, e o protocolo walk-forward com embargo para evitar vazamento temporal.</w:t>
-      </w:r>
-    </w:p>
-    <w:p>
-      <w:r>
-        <w:t>Em seguida eu mostro o modelo CNN–LSTM e os resultados: métricas, significância estatística com Diebold–Mariano, e backtests pós-custos.</w:t>
-      </w:r>
-    </w:p>
-    <w:p>
-      <w:r>
+      <w:pPr>
+        <w:rPr>
+          <w:lang w:val="pt-BR"/>
+        </w:rPr>
+      </w:pPr>
+      <w:r>
+        <w:rPr>
+          <w:lang w:val="pt-BR"/>
+        </w:rPr>
+        <w:t xml:space="preserve">Depois eu entro na metodologia: dados, atributos, rotulagem, e o protocolo </w:t>
+      </w:r>
+      <w:proofErr w:type="spellStart"/>
+      <w:r>
+        <w:rPr>
+          <w:lang w:val="pt-BR"/>
+        </w:rPr>
+        <w:t>walk-forward</w:t>
+      </w:r>
+      <w:proofErr w:type="spellEnd"/>
+      <w:r>
+        <w:rPr>
+          <w:lang w:val="pt-BR"/>
+        </w:rPr>
+        <w:t xml:space="preserve"> com embargo para evitar vazamento temporal.</w:t>
+      </w:r>
+    </w:p>
+    <w:p>
+      <w:pPr>
+        <w:rPr>
+          <w:lang w:val="pt-BR"/>
+        </w:rPr>
+      </w:pPr>
+      <w:r>
+        <w:rPr>
+          <w:lang w:val="pt-BR"/>
+        </w:rPr>
+        <w:t xml:space="preserve">Em seguida eu mostro o modelo CNN–LSTM e os resultados: métricas, significância estatística com </w:t>
+      </w:r>
+      <w:proofErr w:type="spellStart"/>
+      <w:r>
+        <w:rPr>
+          <w:lang w:val="pt-BR"/>
+        </w:rPr>
+        <w:t>Diebold</w:t>
+      </w:r>
+      <w:proofErr w:type="spellEnd"/>
+      <w:r>
+        <w:rPr>
+          <w:lang w:val="pt-BR"/>
+        </w:rPr>
+        <w:t xml:space="preserve">–Mariano, e </w:t>
+      </w:r>
+      <w:proofErr w:type="spellStart"/>
+      <w:r>
+        <w:rPr>
+          <w:lang w:val="pt-BR"/>
+        </w:rPr>
+        <w:t>backtests</w:t>
+      </w:r>
+      <w:proofErr w:type="spellEnd"/>
+      <w:r>
+        <w:rPr>
+          <w:lang w:val="pt-BR"/>
+        </w:rPr>
+        <w:t xml:space="preserve"> pós-custos.</w:t>
+      </w:r>
+    </w:p>
+    <w:p>
+      <w:pPr>
+        <w:rPr>
+          <w:lang w:val="pt-BR"/>
+        </w:rPr>
+      </w:pPr>
+      <w:r>
+        <w:rPr>
+          <w:lang w:val="pt-BR"/>
+        </w:rPr>
         <w:t>Eu fecho com reprodutibilidade, conclusões e trabalhos futuros.</w:t>
       </w:r>
     </w:p>
-    <w:p/>
-    <w:p>
-      <w:r>
-        <w:rPr>
-          <w:b/>
-        </w:rPr>
-        <w:t>Para cortar tempo (20–22 min):</w:t>
+    <w:p>
+      <w:pPr>
+        <w:rPr>
+          <w:lang w:val="pt-BR"/>
+        </w:rPr>
+      </w:pPr>
+    </w:p>
+    <w:p>
+      <w:r>
+        <w:rPr>
+          <w:b/>
+        </w:rPr>
+        <w:t xml:space="preserve">Para </w:t>
+      </w:r>
+      <w:proofErr w:type="spellStart"/>
+      <w:r>
+        <w:rPr>
+          <w:b/>
+        </w:rPr>
+        <w:t>cortar</w:t>
+      </w:r>
+      <w:proofErr w:type="spellEnd"/>
+      <w:r>
+        <w:rPr>
+          <w:b/>
+        </w:rPr>
+        <w:t xml:space="preserve"> tempo (20–22 min):</w:t>
       </w:r>
     </w:p>
     <w:p>
       <w:pPr>
         <w:pStyle w:val="Commarcadores"/>
-      </w:pPr>
-      <w:r>
+        <w:rPr>
+          <w:lang w:val="pt-BR"/>
+        </w:rPr>
+      </w:pPr>
+      <w:r>
+        <w:rPr>
+          <w:lang w:val="pt-BR"/>
+        </w:rPr>
         <w:t>Dizer só uma frase: “Vou de PFC1 -&gt; metodologia -&gt; resultados -&gt; conclusão.”</w:t>
       </w:r>
     </w:p>
-    <w:p/>
-    <w:p>
-      <w:r>
-        <w:rPr>
-          <w:b/>
-        </w:rPr>
-        <w:t>Para expandir (28–30 min):</w:t>
+    <w:p>
+      <w:pPr>
+        <w:rPr>
+          <w:lang w:val="pt-BR"/>
+        </w:rPr>
+      </w:pPr>
+    </w:p>
+    <w:p>
+      <w:r>
+        <w:rPr>
+          <w:b/>
+        </w:rPr>
+        <w:t xml:space="preserve">Para </w:t>
+      </w:r>
+      <w:proofErr w:type="spellStart"/>
+      <w:r>
+        <w:rPr>
+          <w:b/>
+        </w:rPr>
+        <w:t>expandir</w:t>
+      </w:r>
+      <w:proofErr w:type="spellEnd"/>
+      <w:r>
+        <w:rPr>
+          <w:b/>
+        </w:rPr>
+        <w:t xml:space="preserve"> (28–30 min):</w:t>
       </w:r>
     </w:p>
     <w:p>
       <w:pPr>
         <w:pStyle w:val="Commarcadores"/>
-      </w:pPr>
-      <w:r>
+        <w:rPr>
+          <w:lang w:val="pt-BR"/>
+        </w:rPr>
+      </w:pPr>
+      <w:r>
+        <w:rPr>
+          <w:lang w:val="pt-BR"/>
+        </w:rPr>
         <w:t>Reforçar: “Vou priorizar os pontos que a banca costuma cobrar: validade do protocolo e interpretação correta dos resultados.”</w:t>
       </w:r>
     </w:p>
-    <w:p/>
-    <w:p>
-      <w:r>
-        <w:rPr>
-          <w:b/>
-        </w:rPr>
-        <w:t>Palavras-chave / frases prontas:</w:t>
+    <w:p>
+      <w:pPr>
+        <w:rPr>
+          <w:lang w:val="pt-BR"/>
+        </w:rPr>
+      </w:pPr>
+    </w:p>
+    <w:p>
+      <w:proofErr w:type="spellStart"/>
+      <w:r>
+        <w:rPr>
+          <w:b/>
+        </w:rPr>
+        <w:t>Palavras-chave</w:t>
+      </w:r>
+      <w:proofErr w:type="spellEnd"/>
+      <w:r>
+        <w:rPr>
+          <w:b/>
+        </w:rPr>
+        <w:t xml:space="preserve"> / </w:t>
+      </w:r>
+      <w:proofErr w:type="spellStart"/>
+      <w:r>
+        <w:rPr>
+          <w:b/>
+        </w:rPr>
+        <w:t>frases</w:t>
+      </w:r>
+      <w:proofErr w:type="spellEnd"/>
+      <w:r>
+        <w:rPr>
+          <w:b/>
+        </w:rPr>
+        <w:t xml:space="preserve"> </w:t>
+      </w:r>
+      <w:proofErr w:type="spellStart"/>
+      <w:r>
+        <w:rPr>
+          <w:b/>
+        </w:rPr>
+        <w:t>prontas</w:t>
+      </w:r>
+      <w:proofErr w:type="spellEnd"/>
+      <w:r>
+        <w:rPr>
+          <w:b/>
+        </w:rPr>
+        <w:t>:</w:t>
       </w:r>
     </w:p>
     <w:p>
@@ -1220,254 +1778,830 @@
     <w:p>
       <w:pPr>
         <w:pStyle w:val="Ttulo2"/>
-      </w:pPr>
-      <w:r>
+        <w:rPr>
+          <w:lang w:val="pt-BR"/>
+        </w:rPr>
+      </w:pPr>
+      <w:r>
+        <w:rPr>
+          <w:lang w:val="pt-BR"/>
+        </w:rPr>
         <w:lastRenderedPageBreak/>
         <w:t>Slide 3 — PFC1 → PFC2: onde paramos?</w:t>
       </w:r>
     </w:p>
     <w:p>
-      <w:r>
-        <w:rPr>
-          <w:b/>
+      <w:pPr>
+        <w:rPr>
+          <w:lang w:val="pt-BR"/>
+        </w:rPr>
+      </w:pPr>
+      <w:r>
+        <w:rPr>
+          <w:b/>
+          <w:lang w:val="pt-BR"/>
         </w:rPr>
         <w:t xml:space="preserve">Objetivo do slide: </w:t>
       </w:r>
     </w:p>
     <w:p>
-      <w:r>
+      <w:pPr>
+        <w:rPr>
+          <w:lang w:val="pt-BR"/>
+        </w:rPr>
+      </w:pPr>
+      <w:r>
+        <w:rPr>
+          <w:lang w:val="pt-BR"/>
+        </w:rPr>
         <w:t>Mostrar continuidade: PFC1 definiu proposta; PFC2 executou e avaliou com rigor.</w:t>
       </w:r>
     </w:p>
+    <w:p>
+      <w:pPr>
+        <w:rPr>
+          <w:lang w:val="pt-BR"/>
+        </w:rPr>
+      </w:pPr>
+    </w:p>
+    <w:p>
+      <w:pPr>
+        <w:rPr>
+          <w:lang w:val="pt-BR"/>
+        </w:rPr>
+      </w:pPr>
+      <w:r>
+        <w:rPr>
+          <w:b/>
+          <w:lang w:val="pt-BR"/>
+        </w:rPr>
+        <w:t>Fala base (25–28 min):</w:t>
+      </w:r>
+    </w:p>
+    <w:p>
+      <w:pPr>
+        <w:rPr>
+          <w:lang w:val="pt-BR"/>
+        </w:rPr>
+      </w:pPr>
+      <w:r>
+        <w:rPr>
+          <w:lang w:val="pt-BR"/>
+        </w:rPr>
+        <w:t>No PFC1, eu deixei definida a proposta completa: o contexto intradiário na B3, a pergunta central, as delimitações e o plano de execução.</w:t>
+      </w:r>
+    </w:p>
+    <w:p>
+      <w:pPr>
+        <w:rPr>
+          <w:lang w:val="pt-BR"/>
+        </w:rPr>
+      </w:pPr>
+      <w:r>
+        <w:rPr>
+          <w:lang w:val="pt-BR"/>
+        </w:rPr>
+        <w:t>O PFC2 foi, essencialmente, executar o que estava planejado, mas com um cuidado especial para não cair em avaliações otimistas por vazamento temporal.</w:t>
+      </w:r>
+    </w:p>
+    <w:p>
+      <w:pPr>
+        <w:rPr>
+          <w:lang w:val="pt-BR"/>
+        </w:rPr>
+      </w:pPr>
+      <w:r>
+        <w:rPr>
+          <w:lang w:val="pt-BR"/>
+        </w:rPr>
+        <w:t xml:space="preserve">Então eu entreguei: construção do </w:t>
+      </w:r>
+      <w:proofErr w:type="spellStart"/>
+      <w:r>
+        <w:rPr>
+          <w:lang w:val="pt-BR"/>
+        </w:rPr>
+        <w:t>dataset</w:t>
+      </w:r>
+      <w:proofErr w:type="spellEnd"/>
+      <w:r>
+        <w:rPr>
+          <w:lang w:val="pt-BR"/>
+        </w:rPr>
+        <w:t xml:space="preserve"> em 15 minutos, engenharia de atributos, treino e </w:t>
+      </w:r>
+      <w:proofErr w:type="spellStart"/>
+      <w:r>
+        <w:rPr>
+          <w:lang w:val="pt-BR"/>
+        </w:rPr>
+        <w:t>tuning</w:t>
+      </w:r>
+      <w:proofErr w:type="spellEnd"/>
+      <w:r>
+        <w:rPr>
+          <w:lang w:val="pt-BR"/>
+        </w:rPr>
+        <w:t xml:space="preserve"> dentro do pipeline, comparação com baselines e uma avaliação completa — incluindo </w:t>
+      </w:r>
+      <w:proofErr w:type="spellStart"/>
+      <w:r>
+        <w:rPr>
+          <w:lang w:val="pt-BR"/>
+        </w:rPr>
+        <w:t>backtests</w:t>
+      </w:r>
+      <w:proofErr w:type="spellEnd"/>
+      <w:r>
+        <w:rPr>
+          <w:lang w:val="pt-BR"/>
+        </w:rPr>
+        <w:t xml:space="preserve"> com custos e análise de limitações.</w:t>
+      </w:r>
+    </w:p>
+    <w:p>
+      <w:pPr>
+        <w:rPr>
+          <w:lang w:val="pt-BR"/>
+        </w:rPr>
+      </w:pPr>
+      <w:r>
+        <w:rPr>
+          <w:lang w:val="pt-BR"/>
+        </w:rPr>
+        <w:t>A lógica é simples: em séries temporais, a forma de avaliar é tão importante quanto o modelo. Se eu erro o desenho experimental, eu posso achar performance que não existe.</w:t>
+      </w:r>
+    </w:p>
+    <w:p>
+      <w:pPr>
+        <w:rPr>
+          <w:lang w:val="pt-BR"/>
+        </w:rPr>
+      </w:pPr>
+    </w:p>
+    <w:p>
+      <w:r>
+        <w:rPr>
+          <w:b/>
+        </w:rPr>
+        <w:t xml:space="preserve">Para </w:t>
+      </w:r>
+      <w:proofErr w:type="spellStart"/>
+      <w:r>
+        <w:rPr>
+          <w:b/>
+        </w:rPr>
+        <w:t>cortar</w:t>
+      </w:r>
+      <w:proofErr w:type="spellEnd"/>
+      <w:r>
+        <w:rPr>
+          <w:b/>
+        </w:rPr>
+        <w:t xml:space="preserve"> tempo (20–22 min):</w:t>
+      </w:r>
+    </w:p>
+    <w:p>
+      <w:pPr>
+        <w:pStyle w:val="Commarcadores"/>
+        <w:rPr>
+          <w:lang w:val="pt-BR"/>
+        </w:rPr>
+      </w:pPr>
+      <w:r>
+        <w:rPr>
+          <w:lang w:val="pt-BR"/>
+        </w:rPr>
+        <w:t xml:space="preserve">Cortar a última frase e ficar só: “PFC1 planejou; PFC2 executou com rigor </w:t>
+      </w:r>
+      <w:proofErr w:type="spellStart"/>
+      <w:r>
+        <w:rPr>
+          <w:lang w:val="pt-BR"/>
+        </w:rPr>
+        <w:t>anti-leakage</w:t>
+      </w:r>
+      <w:proofErr w:type="spellEnd"/>
+      <w:r>
+        <w:rPr>
+          <w:lang w:val="pt-BR"/>
+        </w:rPr>
+        <w:t>.”</w:t>
+      </w:r>
+    </w:p>
+    <w:p>
+      <w:pPr>
+        <w:rPr>
+          <w:lang w:val="pt-BR"/>
+        </w:rPr>
+      </w:pPr>
+    </w:p>
+    <w:p>
+      <w:r>
+        <w:rPr>
+          <w:b/>
+        </w:rPr>
+        <w:t xml:space="preserve">Para </w:t>
+      </w:r>
+      <w:proofErr w:type="spellStart"/>
+      <w:r>
+        <w:rPr>
+          <w:b/>
+        </w:rPr>
+        <w:t>expandir</w:t>
+      </w:r>
+      <w:proofErr w:type="spellEnd"/>
+      <w:r>
+        <w:rPr>
+          <w:b/>
+        </w:rPr>
+        <w:t xml:space="preserve"> (28–30 min):</w:t>
+      </w:r>
+    </w:p>
+    <w:p>
+      <w:pPr>
+        <w:pStyle w:val="Commarcadores"/>
+        <w:rPr>
+          <w:lang w:val="pt-BR"/>
+        </w:rPr>
+      </w:pPr>
+      <w:r>
+        <w:rPr>
+          <w:lang w:val="pt-BR"/>
+        </w:rPr>
+        <w:t xml:space="preserve">Adicionar um exemplo curto (20s): “Por exemplo, se eu normalizo usando média/desvio do </w:t>
+      </w:r>
+      <w:proofErr w:type="spellStart"/>
+      <w:r>
+        <w:rPr>
+          <w:lang w:val="pt-BR"/>
+        </w:rPr>
+        <w:t>dataset</w:t>
+      </w:r>
+      <w:proofErr w:type="spellEnd"/>
+      <w:r>
+        <w:rPr>
+          <w:lang w:val="pt-BR"/>
+        </w:rPr>
+        <w:t xml:space="preserve"> inteiro, eu vazo futuro e ganho acurácia artificial.”</w:t>
+      </w:r>
+    </w:p>
+    <w:p>
+      <w:pPr>
+        <w:rPr>
+          <w:lang w:val="pt-BR"/>
+        </w:rPr>
+      </w:pPr>
+    </w:p>
+    <w:p>
+      <w:proofErr w:type="spellStart"/>
+      <w:r>
+        <w:rPr>
+          <w:b/>
+        </w:rPr>
+        <w:t>Palavras-chave</w:t>
+      </w:r>
+      <w:proofErr w:type="spellEnd"/>
+      <w:r>
+        <w:rPr>
+          <w:b/>
+        </w:rPr>
+        <w:t xml:space="preserve"> / </w:t>
+      </w:r>
+      <w:proofErr w:type="spellStart"/>
+      <w:r>
+        <w:rPr>
+          <w:b/>
+        </w:rPr>
+        <w:t>frases</w:t>
+      </w:r>
+      <w:proofErr w:type="spellEnd"/>
+      <w:r>
+        <w:rPr>
+          <w:b/>
+        </w:rPr>
+        <w:t xml:space="preserve"> </w:t>
+      </w:r>
+      <w:proofErr w:type="spellStart"/>
+      <w:r>
+        <w:rPr>
+          <w:b/>
+        </w:rPr>
+        <w:t>prontas</w:t>
+      </w:r>
+      <w:proofErr w:type="spellEnd"/>
+      <w:r>
+        <w:rPr>
+          <w:b/>
+        </w:rPr>
+        <w:t>:</w:t>
+      </w:r>
+    </w:p>
+    <w:p>
+      <w:pPr>
+        <w:pStyle w:val="Commarcadores"/>
+      </w:pPr>
+      <w:r>
+        <w:t>continuidade</w:t>
+      </w:r>
+    </w:p>
+    <w:p>
+      <w:pPr>
+        <w:pStyle w:val="Commarcadores"/>
+      </w:pPr>
+      <w:r>
+        <w:t>execução completa</w:t>
+      </w:r>
+    </w:p>
+    <w:p>
+      <w:pPr>
+        <w:pStyle w:val="Commarcadores"/>
+      </w:pPr>
+      <w:r>
+        <w:t>desenho experimental</w:t>
+      </w:r>
+    </w:p>
+    <w:p>
+      <w:pPr>
+        <w:pStyle w:val="Commarcadores"/>
+      </w:pPr>
+      <w:r>
+        <w:t>anti-leakage</w:t>
+      </w:r>
+    </w:p>
     <w:p/>
     <w:p>
       <w:r>
         <w:rPr>
           <w:b/>
         </w:rPr>
-        <w:t>Fala base (25–28 min):</w:t>
-      </w:r>
-    </w:p>
-    <w:p>
-      <w:r>
-        <w:t>No PFC1, eu deixei definida a proposta completa: o contexto intradiário na B3, a pergunta central, as delimitações e o plano de execução.</w:t>
-      </w:r>
-    </w:p>
-    <w:p>
-      <w:r>
-        <w:t>O PFC2 foi, essencialmente, executar o que estava planejado, mas com um cuidado especial para não cair em avaliações otimistas por vazamento temporal.</w:t>
-      </w:r>
-    </w:p>
-    <w:p>
-      <w:r>
-        <w:t>Então eu entreguei: construção do dataset em 15 minutos, engenharia de atributos, treino e tuning dentro do pipeline, comparação com baselines e uma avaliação completa — incluindo backtests com custos e análise de limitações.</w:t>
-      </w:r>
-    </w:p>
-    <w:p>
-      <w:r>
-        <w:t>A lógica é simples: em séries temporais, a forma de avaliar é tão importante quanto o modelo. Se eu erro o desenho experimental, eu posso achar performance que não existe.</w:t>
-      </w:r>
-    </w:p>
-    <w:p/>
-    <w:p>
-      <w:r>
-        <w:rPr>
-          <w:b/>
-        </w:rPr>
-        <w:t>Para cortar tempo (20–22 min):</w:t>
+        <w:t>Transições sugeridas:</w:t>
       </w:r>
     </w:p>
     <w:p>
       <w:pPr>
         <w:pStyle w:val="Commarcadores"/>
-      </w:pPr>
-      <w:r>
-        <w:t>Cortar a última frase e ficar só: “PFC1 planejou; PFC2 executou com rigor anti-leakage.”</w:t>
-      </w:r>
-    </w:p>
-    <w:p/>
-    <w:p>
-      <w:r>
-        <w:rPr>
-          <w:b/>
-        </w:rPr>
-        <w:t>Para expandir (28–30 min):</w:t>
-      </w:r>
-    </w:p>
-    <w:p>
-      <w:pPr>
-        <w:pStyle w:val="Commarcadores"/>
-      </w:pPr>
-      <w:r>
-        <w:t>Adicionar um exemplo curto (20s): “Por exemplo, se eu normalizo usando média/desvio do dataset inteiro, eu vazo futuro e ganho acurácia artificial.”</w:t>
-      </w:r>
-    </w:p>
-    <w:p/>
-    <w:p>
-      <w:r>
-        <w:rPr>
-          <w:b/>
-        </w:rPr>
-        <w:t>Palavras-chave / frases prontas:</w:t>
-      </w:r>
-    </w:p>
-    <w:p>
-      <w:pPr>
-        <w:pStyle w:val="Commarcadores"/>
-      </w:pPr>
-      <w:r>
-        <w:t>continuidade</w:t>
-      </w:r>
-    </w:p>
-    <w:p>
-      <w:pPr>
-        <w:pStyle w:val="Commarcadores"/>
-      </w:pPr>
-      <w:r>
-        <w:t>execução completa</w:t>
-      </w:r>
-    </w:p>
-    <w:p>
-      <w:pPr>
-        <w:pStyle w:val="Commarcadores"/>
-      </w:pPr>
-      <w:r>
-        <w:t>desenho experimental</w:t>
-      </w:r>
-    </w:p>
-    <w:p>
-      <w:pPr>
-        <w:pStyle w:val="Commarcadores"/>
-      </w:pPr>
-      <w:r>
-        <w:t>anti-leakage</w:t>
-      </w:r>
-    </w:p>
-    <w:p/>
-    <w:p>
-      <w:r>
-        <w:rPr>
-          <w:b/>
-        </w:rPr>
-        <w:t>Transições sugeridas:</w:t>
-      </w:r>
-    </w:p>
-    <w:p>
-      <w:pPr>
-        <w:pStyle w:val="Commarcadores"/>
-      </w:pPr>
-      <w:r>
+        <w:rPr>
+          <w:lang w:val="pt-BR"/>
+        </w:rPr>
+      </w:pPr>
+      <w:r>
+        <w:rPr>
+          <w:lang w:val="pt-BR"/>
+        </w:rPr>
         <w:t>Com isso, eu resumo as principais entregas técnicas do PFC2.</w:t>
       </w:r>
     </w:p>
-    <w:p/>
+    <w:p>
+      <w:pPr>
+        <w:rPr>
+          <w:lang w:val="pt-BR"/>
+        </w:rPr>
+      </w:pPr>
+    </w:p>
     <w:p>
       <w:pPr>
         <w:pStyle w:val="Ttulo2"/>
         <w:ind w:firstLine="360"/>
-      </w:pPr>
-      <w:r>
+        <w:rPr>
+          <w:lang w:val="pt-BR"/>
+        </w:rPr>
+      </w:pPr>
+      <w:r>
+        <w:rPr>
+          <w:lang w:val="pt-BR"/>
+        </w:rPr>
         <w:t>Slide 4 — Principais entregas</w:t>
       </w:r>
     </w:p>
     <w:p>
-      <w:r>
-        <w:rPr>
-          <w:b/>
+      <w:pPr>
+        <w:rPr>
+          <w:lang w:val="pt-BR"/>
+        </w:rPr>
+      </w:pPr>
+      <w:r>
+        <w:rPr>
+          <w:b/>
+          <w:lang w:val="pt-BR"/>
         </w:rPr>
         <w:t xml:space="preserve">Objetivo do slide: </w:t>
       </w:r>
     </w:p>
     <w:p>
-      <w:r>
+      <w:pPr>
+        <w:rPr>
+          <w:lang w:val="pt-BR"/>
+        </w:rPr>
+      </w:pPr>
+      <w:r>
+        <w:rPr>
+          <w:lang w:val="pt-BR"/>
+        </w:rPr>
         <w:t>Listar as entregas de forma que pareça 'checklist de engenharia/pesquisa' (isso passa maturidade).</w:t>
       </w:r>
     </w:p>
-    <w:p/>
-    <w:p>
-      <w:r>
-        <w:rPr>
-          <w:b/>
+    <w:p>
+      <w:pPr>
+        <w:rPr>
+          <w:lang w:val="pt-BR"/>
+        </w:rPr>
+      </w:pPr>
+    </w:p>
+    <w:p>
+      <w:pPr>
+        <w:rPr>
+          <w:lang w:val="pt-BR"/>
+        </w:rPr>
+      </w:pPr>
+      <w:r>
+        <w:rPr>
+          <w:b/>
+          <w:lang w:val="pt-BR"/>
         </w:rPr>
         <w:t>Fala base (25–28 min):</w:t>
       </w:r>
     </w:p>
     <w:p>
-      <w:r>
+      <w:pPr>
+        <w:rPr>
+          <w:lang w:val="pt-BR"/>
+        </w:rPr>
+      </w:pPr>
+      <w:r>
+        <w:rPr>
+          <w:lang w:val="pt-BR"/>
+        </w:rPr>
         <w:t>Aqui eu resumo as principais entregas do PFC2.</w:t>
       </w:r>
     </w:p>
     <w:p>
-      <w:r>
-        <w:t>Primeiro, o protocolo walk-forward com embargo: treino em blocos de um ano e quatro folds por ativo, para simular uso real.</w:t>
-      </w:r>
-    </w:p>
-    <w:p>
-      <w:r>
-        <w:t>Segundo, a tarefa direcional intradiária com banda morta de 0,1%, para reduzir ruído de microvariações.</w:t>
-      </w:r>
-    </w:p>
-    <w:p>
-      <w:r>
+      <w:pPr>
+        <w:rPr>
+          <w:lang w:val="pt-BR"/>
+        </w:rPr>
+      </w:pPr>
+      <w:r>
+        <w:rPr>
+          <w:lang w:val="pt-BR"/>
+        </w:rPr>
+        <w:t xml:space="preserve">Primeiro, o protocolo </w:t>
+      </w:r>
+      <w:proofErr w:type="spellStart"/>
+      <w:r>
+        <w:rPr>
+          <w:lang w:val="pt-BR"/>
+        </w:rPr>
+        <w:t>walk-forward</w:t>
+      </w:r>
+      <w:proofErr w:type="spellEnd"/>
+      <w:r>
+        <w:rPr>
+          <w:lang w:val="pt-BR"/>
+        </w:rPr>
+        <w:t xml:space="preserve"> com embargo: treino em blocos de um ano e quatro </w:t>
+      </w:r>
+      <w:proofErr w:type="spellStart"/>
+      <w:r>
+        <w:rPr>
+          <w:lang w:val="pt-BR"/>
+        </w:rPr>
+        <w:t>folds</w:t>
+      </w:r>
+      <w:proofErr w:type="spellEnd"/>
+      <w:r>
+        <w:rPr>
+          <w:lang w:val="pt-BR"/>
+        </w:rPr>
+        <w:t xml:space="preserve"> por ativo, para simular uso real.</w:t>
+      </w:r>
+    </w:p>
+    <w:p>
+      <w:pPr>
+        <w:rPr>
+          <w:lang w:val="pt-BR"/>
+        </w:rPr>
+      </w:pPr>
+      <w:r>
+        <w:rPr>
+          <w:lang w:val="pt-BR"/>
+        </w:rPr>
+        <w:t xml:space="preserve">Segundo, a tarefa direcional intradiária com banda morta de 0,1%, para reduzir ruído de </w:t>
+      </w:r>
+      <w:proofErr w:type="spellStart"/>
+      <w:r>
+        <w:rPr>
+          <w:lang w:val="pt-BR"/>
+        </w:rPr>
+        <w:t>microvariações</w:t>
+      </w:r>
+      <w:proofErr w:type="spellEnd"/>
+      <w:r>
+        <w:rPr>
+          <w:lang w:val="pt-BR"/>
+        </w:rPr>
+        <w:t>.</w:t>
+      </w:r>
+    </w:p>
+    <w:p>
+      <w:pPr>
+        <w:rPr>
+          <w:lang w:val="pt-BR"/>
+        </w:rPr>
+      </w:pPr>
+      <w:r>
+        <w:rPr>
+          <w:lang w:val="pt-BR"/>
+        </w:rPr>
         <w:t>Terceiro, um conjunto fixo de 12 features técnicas com normalização sem vazamento.</w:t>
       </w:r>
     </w:p>
     <w:p>
-      <w:r>
-        <w:t>Quarto, tuning com Optuna dentro do pipeline, gerando logs e artefatos por execução.</w:t>
-      </w:r>
-    </w:p>
-    <w:p>
-      <w:r>
-        <w:t>E por fim, uma avaliação completa: métricas de classificação, calibração/probabilidades, significância com Diebold–Mariano, e backtests com custos.</w:t>
-      </w:r>
-    </w:p>
-    <w:p>
-      <w:r>
+      <w:pPr>
+        <w:rPr>
+          <w:lang w:val="pt-BR"/>
+        </w:rPr>
+      </w:pPr>
+      <w:r>
+        <w:rPr>
+          <w:lang w:val="pt-BR"/>
+        </w:rPr>
+        <w:t xml:space="preserve">Quarto, </w:t>
+      </w:r>
+      <w:proofErr w:type="spellStart"/>
+      <w:r>
+        <w:rPr>
+          <w:lang w:val="pt-BR"/>
+        </w:rPr>
+        <w:t>tuning</w:t>
+      </w:r>
+      <w:proofErr w:type="spellEnd"/>
+      <w:r>
+        <w:rPr>
+          <w:lang w:val="pt-BR"/>
+        </w:rPr>
+        <w:t xml:space="preserve"> com </w:t>
+      </w:r>
+      <w:proofErr w:type="spellStart"/>
+      <w:r>
+        <w:rPr>
+          <w:lang w:val="pt-BR"/>
+        </w:rPr>
+        <w:t>Optuna</w:t>
+      </w:r>
+      <w:proofErr w:type="spellEnd"/>
+      <w:r>
+        <w:rPr>
+          <w:lang w:val="pt-BR"/>
+        </w:rPr>
+        <w:t xml:space="preserve"> dentro do pipeline, gerando logs e artefatos por execução.</w:t>
+      </w:r>
+    </w:p>
+    <w:p>
+      <w:pPr>
+        <w:rPr>
+          <w:lang w:val="pt-BR"/>
+        </w:rPr>
+      </w:pPr>
+      <w:r>
+        <w:rPr>
+          <w:lang w:val="pt-BR"/>
+        </w:rPr>
+        <w:t xml:space="preserve">E por fim, uma avaliação completa: métricas de classificação, calibração/probabilidades, significância com </w:t>
+      </w:r>
+      <w:proofErr w:type="spellStart"/>
+      <w:r>
+        <w:rPr>
+          <w:lang w:val="pt-BR"/>
+        </w:rPr>
+        <w:t>Diebold</w:t>
+      </w:r>
+      <w:proofErr w:type="spellEnd"/>
+      <w:r>
+        <w:rPr>
+          <w:lang w:val="pt-BR"/>
+        </w:rPr>
+        <w:t xml:space="preserve">–Mariano, e </w:t>
+      </w:r>
+      <w:proofErr w:type="spellStart"/>
+      <w:r>
+        <w:rPr>
+          <w:lang w:val="pt-BR"/>
+        </w:rPr>
+        <w:t>backtests</w:t>
+      </w:r>
+      <w:proofErr w:type="spellEnd"/>
+      <w:r>
+        <w:rPr>
+          <w:lang w:val="pt-BR"/>
+        </w:rPr>
+        <w:t xml:space="preserve"> com custos.</w:t>
+      </w:r>
+    </w:p>
+    <w:p>
+      <w:pPr>
+        <w:rPr>
+          <w:lang w:val="pt-BR"/>
+        </w:rPr>
+      </w:pPr>
+      <w:r>
+        <w:rPr>
+          <w:lang w:val="pt-BR"/>
+        </w:rPr>
         <w:t>A ideia é: mesmo que o modelo não seja perfeito, o protocolo permite comparar modelos futuros de forma justa.</w:t>
       </w:r>
     </w:p>
-    <w:p/>
-    <w:p>
-      <w:r>
-        <w:rPr>
-          <w:b/>
-        </w:rPr>
-        <w:t>Para cortar tempo (20–22 min):</w:t>
+    <w:p>
+      <w:pPr>
+        <w:rPr>
+          <w:lang w:val="pt-BR"/>
+        </w:rPr>
+      </w:pPr>
+    </w:p>
+    <w:p>
+      <w:r>
+        <w:rPr>
+          <w:b/>
+        </w:rPr>
+        <w:t xml:space="preserve">Para </w:t>
+      </w:r>
+      <w:proofErr w:type="spellStart"/>
+      <w:r>
+        <w:rPr>
+          <w:b/>
+        </w:rPr>
+        <w:t>cortar</w:t>
+      </w:r>
+      <w:proofErr w:type="spellEnd"/>
+      <w:r>
+        <w:rPr>
+          <w:b/>
+        </w:rPr>
+        <w:t xml:space="preserve"> tempo (20–22 min):</w:t>
       </w:r>
     </w:p>
     <w:p>
       <w:pPr>
         <w:pStyle w:val="Commarcadores"/>
-      </w:pPr>
-      <w:r>
-        <w:t>Unir em 3 blocos: (1) protocolo walk-forward + anti-leakage; (2) rotulagem + features; (3) avaliação (métricas + DM + backtest).</w:t>
-      </w:r>
-    </w:p>
-    <w:p/>
-    <w:p>
-      <w:r>
-        <w:rPr>
-          <w:b/>
-        </w:rPr>
-        <w:t>Para expandir (28–30 min):</w:t>
+        <w:rPr>
+          <w:lang w:val="pt-BR"/>
+        </w:rPr>
+      </w:pPr>
+      <w:r>
+        <w:rPr>
+          <w:lang w:val="pt-BR"/>
+        </w:rPr>
+        <w:t xml:space="preserve">Unir em 3 blocos: (1) protocolo </w:t>
+      </w:r>
+      <w:proofErr w:type="spellStart"/>
+      <w:r>
+        <w:rPr>
+          <w:lang w:val="pt-BR"/>
+        </w:rPr>
+        <w:t>walk-forward</w:t>
+      </w:r>
+      <w:proofErr w:type="spellEnd"/>
+      <w:r>
+        <w:rPr>
+          <w:lang w:val="pt-BR"/>
+        </w:rPr>
+        <w:t xml:space="preserve"> + </w:t>
+      </w:r>
+      <w:proofErr w:type="spellStart"/>
+      <w:r>
+        <w:rPr>
+          <w:lang w:val="pt-BR"/>
+        </w:rPr>
+        <w:t>anti-leakage</w:t>
+      </w:r>
+      <w:proofErr w:type="spellEnd"/>
+      <w:r>
+        <w:rPr>
+          <w:lang w:val="pt-BR"/>
+        </w:rPr>
+        <w:t xml:space="preserve">; (2) rotulagem + features; (3) avaliação (métricas + DM + </w:t>
+      </w:r>
+      <w:proofErr w:type="spellStart"/>
+      <w:r>
+        <w:rPr>
+          <w:lang w:val="pt-BR"/>
+        </w:rPr>
+        <w:t>backtest</w:t>
+      </w:r>
+      <w:proofErr w:type="spellEnd"/>
+      <w:r>
+        <w:rPr>
+          <w:lang w:val="pt-BR"/>
+        </w:rPr>
+        <w:t>).</w:t>
+      </w:r>
+    </w:p>
+    <w:p>
+      <w:pPr>
+        <w:rPr>
+          <w:lang w:val="pt-BR"/>
+        </w:rPr>
+      </w:pPr>
+    </w:p>
+    <w:p>
+      <w:r>
+        <w:rPr>
+          <w:b/>
+        </w:rPr>
+        <w:t xml:space="preserve">Para </w:t>
+      </w:r>
+      <w:proofErr w:type="spellStart"/>
+      <w:r>
+        <w:rPr>
+          <w:b/>
+        </w:rPr>
+        <w:t>expandir</w:t>
+      </w:r>
+      <w:proofErr w:type="spellEnd"/>
+      <w:r>
+        <w:rPr>
+          <w:b/>
+        </w:rPr>
+        <w:t xml:space="preserve"> (28–30 min):</w:t>
       </w:r>
     </w:p>
     <w:p>
       <w:pPr>
         <w:pStyle w:val="Commarcadores"/>
-      </w:pPr>
-      <w:r>
-        <w:t>Dar 1 frase de defesa: “Eu preferi robustez metodológica a buscar hiperperformar com ajustes ad hoc.”</w:t>
-      </w:r>
-    </w:p>
-    <w:p/>
-    <w:p>
-      <w:r>
-        <w:rPr>
-          <w:b/>
-        </w:rPr>
-        <w:t>Palavras-chave / frases prontas:</w:t>
+        <w:rPr>
+          <w:lang w:val="pt-BR"/>
+        </w:rPr>
+      </w:pPr>
+      <w:r>
+        <w:rPr>
+          <w:lang w:val="pt-BR"/>
+        </w:rPr>
+        <w:t xml:space="preserve">Dar 1 frase de defesa: “Eu preferi robustez metodológica a buscar </w:t>
+      </w:r>
+      <w:proofErr w:type="spellStart"/>
+      <w:r>
+        <w:rPr>
+          <w:lang w:val="pt-BR"/>
+        </w:rPr>
+        <w:t>hiperperformar</w:t>
+      </w:r>
+      <w:proofErr w:type="spellEnd"/>
+      <w:r>
+        <w:rPr>
+          <w:lang w:val="pt-BR"/>
+        </w:rPr>
+        <w:t xml:space="preserve"> com ajustes ad hoc.”</w:t>
+      </w:r>
+    </w:p>
+    <w:p>
+      <w:pPr>
+        <w:rPr>
+          <w:lang w:val="pt-BR"/>
+        </w:rPr>
+      </w:pPr>
+    </w:p>
+    <w:p>
+      <w:proofErr w:type="spellStart"/>
+      <w:r>
+        <w:rPr>
+          <w:b/>
+        </w:rPr>
+        <w:t>Palavras-chave</w:t>
+      </w:r>
+      <w:proofErr w:type="spellEnd"/>
+      <w:r>
+        <w:rPr>
+          <w:b/>
+        </w:rPr>
+        <w:t xml:space="preserve"> / </w:t>
+      </w:r>
+      <w:proofErr w:type="spellStart"/>
+      <w:r>
+        <w:rPr>
+          <w:b/>
+        </w:rPr>
+        <w:t>frases</w:t>
+      </w:r>
+      <w:proofErr w:type="spellEnd"/>
+      <w:r>
+        <w:rPr>
+          <w:b/>
+        </w:rPr>
+        <w:t xml:space="preserve"> </w:t>
+      </w:r>
+      <w:proofErr w:type="spellStart"/>
+      <w:r>
+        <w:rPr>
+          <w:b/>
+        </w:rPr>
+        <w:t>prontas</w:t>
+      </w:r>
+      <w:proofErr w:type="spellEnd"/>
+      <w:r>
+        <w:rPr>
+          <w:b/>
+        </w:rPr>
+        <w:t>:</w:t>
       </w:r>
     </w:p>
     <w:p>
@@ -1515,36 +2649,336 @@
     <w:p>
       <w:pPr>
         <w:pStyle w:val="Commarcadores"/>
-      </w:pPr>
-      <w:r>
+        <w:rPr>
+          <w:lang w:val="pt-BR"/>
+        </w:rPr>
+      </w:pPr>
+      <w:r>
+        <w:rPr>
+          <w:lang w:val="pt-BR"/>
+        </w:rPr>
         <w:t>Definidas as entregas, a pergunta central do estudo fica bem direta.</w:t>
       </w:r>
     </w:p>
     <w:p>
-      <w:r>
+      <w:pPr>
+        <w:rPr>
+          <w:lang w:val="pt-BR"/>
+        </w:rPr>
+      </w:pPr>
+      <w:r>
+        <w:rPr>
+          <w:lang w:val="pt-BR"/>
+        </w:rPr>
         <w:br w:type="page"/>
       </w:r>
     </w:p>
     <w:p>
       <w:pPr>
         <w:pStyle w:val="Ttulo2"/>
-      </w:pPr>
-      <w:r>
+        <w:rPr>
+          <w:lang w:val="pt-BR"/>
+        </w:rPr>
+      </w:pPr>
+      <w:r>
+        <w:rPr>
+          <w:lang w:val="pt-BR"/>
+        </w:rPr>
         <w:lastRenderedPageBreak/>
         <w:t>Slide 5 — Pergunta central do estudo</w:t>
       </w:r>
     </w:p>
     <w:p>
-      <w:r>
-        <w:rPr>
-          <w:b/>
+      <w:pPr>
+        <w:rPr>
+          <w:lang w:val="pt-BR"/>
+        </w:rPr>
+      </w:pPr>
+      <w:r>
+        <w:rPr>
+          <w:b/>
+          <w:lang w:val="pt-BR"/>
         </w:rPr>
         <w:t xml:space="preserve">Objetivo do slide: </w:t>
       </w:r>
     </w:p>
     <w:p>
-      <w:r>
-        <w:t>Enunciar claramente a pergunta e deixar explícito o que conta como 'melhor': pós-custos, sob walk-forward.</w:t>
+      <w:pPr>
+        <w:rPr>
+          <w:lang w:val="pt-BR"/>
+        </w:rPr>
+      </w:pPr>
+      <w:r>
+        <w:rPr>
+          <w:lang w:val="pt-BR"/>
+        </w:rPr>
+        <w:t xml:space="preserve">Enunciar claramente a pergunta e deixar explícito o que conta como 'melhor': pós-custos, sob </w:t>
+      </w:r>
+      <w:proofErr w:type="spellStart"/>
+      <w:r>
+        <w:rPr>
+          <w:lang w:val="pt-BR"/>
+        </w:rPr>
+        <w:t>walk-forward</w:t>
+      </w:r>
+      <w:proofErr w:type="spellEnd"/>
+      <w:r>
+        <w:rPr>
+          <w:lang w:val="pt-BR"/>
+        </w:rPr>
+        <w:t>.</w:t>
+      </w:r>
+    </w:p>
+    <w:p>
+      <w:pPr>
+        <w:rPr>
+          <w:lang w:val="pt-BR"/>
+        </w:rPr>
+      </w:pPr>
+    </w:p>
+    <w:p>
+      <w:pPr>
+        <w:rPr>
+          <w:lang w:val="pt-BR"/>
+        </w:rPr>
+      </w:pPr>
+      <w:r>
+        <w:rPr>
+          <w:b/>
+          <w:lang w:val="pt-BR"/>
+        </w:rPr>
+        <w:t>Fala base (25–28 min):</w:t>
+      </w:r>
+    </w:p>
+    <w:p>
+      <w:pPr>
+        <w:rPr>
+          <w:lang w:val="pt-BR"/>
+        </w:rPr>
+      </w:pPr>
+      <w:r>
+        <w:rPr>
+          <w:lang w:val="pt-BR"/>
+        </w:rPr>
+        <w:t xml:space="preserve">A pergunta central é: em que condições um modelo CNN–LSTM supera comparadores clássicos e variantes, na previsão direcional intradiária de uma barra à frente, em ações líquidas da B3, sob avaliação </w:t>
+      </w:r>
+      <w:proofErr w:type="spellStart"/>
+      <w:r>
+        <w:rPr>
+          <w:lang w:val="pt-BR"/>
+        </w:rPr>
+        <w:t>walk-forward</w:t>
+      </w:r>
+      <w:proofErr w:type="spellEnd"/>
+      <w:r>
+        <w:rPr>
+          <w:lang w:val="pt-BR"/>
+        </w:rPr>
+        <w:t xml:space="preserve"> e métricas pós-custos?</w:t>
+      </w:r>
+    </w:p>
+    <w:p>
+      <w:pPr>
+        <w:rPr>
+          <w:lang w:val="pt-BR"/>
+        </w:rPr>
+      </w:pPr>
+      <w:r>
+        <w:rPr>
+          <w:lang w:val="pt-BR"/>
+        </w:rPr>
+        <w:t>Ou seja: não é só “acertar direção”; é acertar em um cenário que se aproxima do uso real, respeitando a ordem do tempo e considerando custos.</w:t>
+      </w:r>
+    </w:p>
+    <w:p>
+      <w:pPr>
+        <w:rPr>
+          <w:lang w:val="pt-BR"/>
+        </w:rPr>
+      </w:pPr>
+    </w:p>
+    <w:p>
+      <w:r>
+        <w:rPr>
+          <w:b/>
+        </w:rPr>
+        <w:t xml:space="preserve">Para </w:t>
+      </w:r>
+      <w:proofErr w:type="spellStart"/>
+      <w:r>
+        <w:rPr>
+          <w:b/>
+        </w:rPr>
+        <w:t>cortar</w:t>
+      </w:r>
+      <w:proofErr w:type="spellEnd"/>
+      <w:r>
+        <w:rPr>
+          <w:b/>
+        </w:rPr>
+        <w:t xml:space="preserve"> tempo (20–22 min):</w:t>
+      </w:r>
+    </w:p>
+    <w:p>
+      <w:pPr>
+        <w:pStyle w:val="Commarcadores"/>
+        <w:rPr>
+          <w:lang w:val="pt-BR"/>
+        </w:rPr>
+      </w:pPr>
+      <w:r>
+        <w:rPr>
+          <w:lang w:val="pt-BR"/>
+        </w:rPr>
+        <w:t>Ler a pergunta em 10 segundos e dizer: “aqui é comparação justa e pós-custos”.</w:t>
+      </w:r>
+    </w:p>
+    <w:p>
+      <w:pPr>
+        <w:rPr>
+          <w:lang w:val="pt-BR"/>
+        </w:rPr>
+      </w:pPr>
+    </w:p>
+    <w:p>
+      <w:r>
+        <w:rPr>
+          <w:b/>
+        </w:rPr>
+        <w:t xml:space="preserve">Para </w:t>
+      </w:r>
+      <w:proofErr w:type="spellStart"/>
+      <w:r>
+        <w:rPr>
+          <w:b/>
+        </w:rPr>
+        <w:t>expandir</w:t>
+      </w:r>
+      <w:proofErr w:type="spellEnd"/>
+      <w:r>
+        <w:rPr>
+          <w:b/>
+        </w:rPr>
+        <w:t xml:space="preserve"> (28–30 min):</w:t>
+      </w:r>
+    </w:p>
+    <w:p>
+      <w:pPr>
+        <w:pStyle w:val="Commarcadores"/>
+        <w:rPr>
+          <w:lang w:val="pt-BR"/>
+        </w:rPr>
+      </w:pPr>
+      <w:r>
+        <w:rPr>
+          <w:lang w:val="pt-BR"/>
+        </w:rPr>
+        <w:t xml:space="preserve">Acrescentar (20s): “E eu também verifico se algum ganho é estatisticamente defensável via teste de </w:t>
+      </w:r>
+      <w:proofErr w:type="spellStart"/>
+      <w:r>
+        <w:rPr>
+          <w:lang w:val="pt-BR"/>
+        </w:rPr>
+        <w:t>Diebold</w:t>
+      </w:r>
+      <w:proofErr w:type="spellEnd"/>
+      <w:r>
+        <w:rPr>
+          <w:lang w:val="pt-BR"/>
+        </w:rPr>
+        <w:t>–Mariano.”</w:t>
+      </w:r>
+    </w:p>
+    <w:p>
+      <w:pPr>
+        <w:rPr>
+          <w:lang w:val="pt-BR"/>
+        </w:rPr>
+      </w:pPr>
+    </w:p>
+    <w:p>
+      <w:proofErr w:type="spellStart"/>
+      <w:r>
+        <w:rPr>
+          <w:b/>
+        </w:rPr>
+        <w:t>Palavras-chave</w:t>
+      </w:r>
+      <w:proofErr w:type="spellEnd"/>
+      <w:r>
+        <w:rPr>
+          <w:b/>
+        </w:rPr>
+        <w:t xml:space="preserve"> / </w:t>
+      </w:r>
+      <w:proofErr w:type="spellStart"/>
+      <w:r>
+        <w:rPr>
+          <w:b/>
+        </w:rPr>
+        <w:t>frases</w:t>
+      </w:r>
+      <w:proofErr w:type="spellEnd"/>
+      <w:r>
+        <w:rPr>
+          <w:b/>
+        </w:rPr>
+        <w:t xml:space="preserve"> </w:t>
+      </w:r>
+      <w:proofErr w:type="spellStart"/>
+      <w:r>
+        <w:rPr>
+          <w:b/>
+        </w:rPr>
+        <w:t>prontas</w:t>
+      </w:r>
+      <w:proofErr w:type="spellEnd"/>
+      <w:r>
+        <w:rPr>
+          <w:b/>
+        </w:rPr>
+        <w:t>:</w:t>
+      </w:r>
+    </w:p>
+    <w:p>
+      <w:pPr>
+        <w:pStyle w:val="Commarcadores"/>
+      </w:pPr>
+      <w:r>
+        <w:t>condições</w:t>
+      </w:r>
+    </w:p>
+    <w:p>
+      <w:pPr>
+        <w:pStyle w:val="Commarcadores"/>
+      </w:pPr>
+      <w:r>
+        <w:t>regimes de volatilidade</w:t>
+      </w:r>
+    </w:p>
+    <w:p>
+      <w:pPr>
+        <w:pStyle w:val="Commarcadores"/>
+      </w:pPr>
+      <w:r>
+        <w:t>pós-custos</w:t>
+      </w:r>
+    </w:p>
+    <w:p>
+      <w:pPr>
+        <w:pStyle w:val="Commarcadores"/>
+      </w:pPr>
+      <w:r>
+        <w:t>walk-forward</w:t>
+      </w:r>
+    </w:p>
+    <w:p>
+      <w:pPr>
+        <w:pStyle w:val="Commarcadores"/>
+      </w:pPr>
+      <w:r>
+        <w:t>comparadores (baselines)</w:t>
       </w:r>
     </w:p>
     <w:p/>
@@ -1553,420 +2987,800 @@
         <w:rPr>
           <w:b/>
         </w:rPr>
-        <w:t>Fala base (25–28 min):</w:t>
-      </w:r>
-    </w:p>
-    <w:p>
-      <w:r>
-        <w:t>A pergunta central é: em que condições um modelo CNN–LSTM supera comparadores clássicos e variantes, na previsão direcional intradiária de uma barra à frente, em ações líquidas da B3, sob avaliação walk-forward e métricas pós-custos?</w:t>
-      </w:r>
-    </w:p>
-    <w:p>
-      <w:r>
-        <w:t>Ou seja: não é só “acertar direção”; é acertar em um cenário que se aproxima do uso real, respeitando a ordem do tempo e considerando custos.</w:t>
-      </w:r>
-    </w:p>
-    <w:p/>
-    <w:p>
-      <w:r>
-        <w:rPr>
-          <w:b/>
-        </w:rPr>
-        <w:t>Para cortar tempo (20–22 min):</w:t>
+        <w:t>Transições sugeridas:</w:t>
       </w:r>
     </w:p>
     <w:p>
       <w:pPr>
         <w:pStyle w:val="Commarcadores"/>
-      </w:pPr>
-      <w:r>
-        <w:t>Ler a pergunta em 10 segundos e dizer: “aqui é comparação justa e pós-custos”.</w:t>
-      </w:r>
-    </w:p>
-    <w:p/>
-    <w:p>
-      <w:r>
-        <w:rPr>
-          <w:b/>
-        </w:rPr>
-        <w:t>Para expandir (28–30 min):</w:t>
-      </w:r>
-    </w:p>
-    <w:p>
-      <w:pPr>
-        <w:pStyle w:val="Commarcadores"/>
-      </w:pPr>
-      <w:r>
-        <w:t>Acrescentar (20s): “E eu também verifico se algum ganho é estatisticamente defensável via teste de Diebold–Mariano.”</w:t>
-      </w:r>
-    </w:p>
-    <w:p/>
-    <w:p>
-      <w:r>
-        <w:rPr>
-          <w:b/>
-        </w:rPr>
-        <w:t>Palavras-chave / frases prontas:</w:t>
-      </w:r>
-    </w:p>
-    <w:p>
-      <w:pPr>
-        <w:pStyle w:val="Commarcadores"/>
-      </w:pPr>
-      <w:r>
-        <w:t>condições</w:t>
-      </w:r>
-    </w:p>
-    <w:p>
-      <w:pPr>
-        <w:pStyle w:val="Commarcadores"/>
-      </w:pPr>
-      <w:r>
-        <w:t>regimes de volatilidade</w:t>
-      </w:r>
-    </w:p>
-    <w:p>
-      <w:pPr>
-        <w:pStyle w:val="Commarcadores"/>
-      </w:pPr>
-      <w:r>
-        <w:t>pós-custos</w:t>
-      </w:r>
-    </w:p>
-    <w:p>
-      <w:pPr>
-        <w:pStyle w:val="Commarcadores"/>
-      </w:pPr>
-      <w:r>
-        <w:t>walk-forward</w:t>
-      </w:r>
-    </w:p>
-    <w:p>
-      <w:pPr>
-        <w:pStyle w:val="Commarcadores"/>
-      </w:pPr>
-      <w:r>
-        <w:t>comparadores (baselines)</w:t>
-      </w:r>
-    </w:p>
-    <w:p/>
-    <w:p>
-      <w:r>
-        <w:rPr>
-          <w:b/>
-        </w:rPr>
-        <w:t>Transições sugeridas:</w:t>
-      </w:r>
-    </w:p>
-    <w:p>
-      <w:pPr>
-        <w:pStyle w:val="Commarcadores"/>
-      </w:pPr>
-      <w:r>
+        <w:rPr>
+          <w:lang w:val="pt-BR"/>
+        </w:rPr>
+      </w:pPr>
+      <w:r>
+        <w:rPr>
+          <w:lang w:val="pt-BR"/>
+        </w:rPr>
         <w:t>Para responder isso, eu fixei um recorte de dados bem controlado.</w:t>
       </w:r>
     </w:p>
     <w:p>
-      <w:r>
+      <w:pPr>
+        <w:rPr>
+          <w:lang w:val="pt-BR"/>
+        </w:rPr>
+      </w:pPr>
+      <w:r>
+        <w:rPr>
+          <w:lang w:val="pt-BR"/>
+        </w:rPr>
         <w:br w:type="page"/>
       </w:r>
     </w:p>
     <w:p>
       <w:pPr>
         <w:pStyle w:val="Ttulo2"/>
-      </w:pPr>
-      <w:r>
+        <w:rPr>
+          <w:lang w:val="pt-BR"/>
+        </w:rPr>
+      </w:pPr>
+      <w:r>
+        <w:rPr>
+          <w:lang w:val="pt-BR"/>
+        </w:rPr>
         <w:lastRenderedPageBreak/>
         <w:t>Slide 6 — Dados</w:t>
       </w:r>
     </w:p>
     <w:p>
-      <w:r>
-        <w:rPr>
-          <w:b/>
+      <w:pPr>
+        <w:rPr>
+          <w:lang w:val="pt-BR"/>
+        </w:rPr>
+      </w:pPr>
+      <w:r>
+        <w:rPr>
+          <w:b/>
+          <w:lang w:val="pt-BR"/>
         </w:rPr>
         <w:t xml:space="preserve">Objetivo do slide: </w:t>
       </w:r>
     </w:p>
     <w:p>
-      <w:r>
+      <w:pPr>
+        <w:rPr>
+          <w:lang w:val="pt-BR"/>
+        </w:rPr>
+      </w:pPr>
+      <w:r>
+        <w:rPr>
+          <w:lang w:val="pt-BR"/>
+        </w:rPr>
         <w:t>Explicar o recorte de ativos, granularidade e período, e justificar liquidez.</w:t>
       </w:r>
     </w:p>
+    <w:p>
+      <w:pPr>
+        <w:rPr>
+          <w:lang w:val="pt-BR"/>
+        </w:rPr>
+      </w:pPr>
+    </w:p>
+    <w:p>
+      <w:pPr>
+        <w:rPr>
+          <w:lang w:val="pt-BR"/>
+        </w:rPr>
+      </w:pPr>
+      <w:r>
+        <w:rPr>
+          <w:b/>
+          <w:lang w:val="pt-BR"/>
+        </w:rPr>
+        <w:t>Fala base (25–28 min):</w:t>
+      </w:r>
+    </w:p>
+    <w:p>
+      <w:pPr>
+        <w:rPr>
+          <w:lang w:val="pt-BR"/>
+        </w:rPr>
+      </w:pPr>
+      <w:r>
+        <w:rPr>
+          <w:lang w:val="pt-BR"/>
+        </w:rPr>
+        <w:t>Em dados, eu usei três ações líquidas da B3: PETR4, VALE3 e ITUB4.</w:t>
+      </w:r>
+    </w:p>
+    <w:p>
+      <w:pPr>
+        <w:rPr>
+          <w:lang w:val="pt-BR"/>
+        </w:rPr>
+      </w:pPr>
+      <w:r>
+        <w:rPr>
+          <w:lang w:val="pt-BR"/>
+        </w:rPr>
+        <w:t>A granularidade é de 15 minutos, no período de outubro de 2020 a outubro de 2025.</w:t>
+      </w:r>
+    </w:p>
+    <w:p>
+      <w:pPr>
+        <w:rPr>
+          <w:lang w:val="pt-BR"/>
+        </w:rPr>
+      </w:pPr>
+      <w:r>
+        <w:rPr>
+          <w:lang w:val="pt-BR"/>
+        </w:rPr>
+        <w:t xml:space="preserve">Eu usei o </w:t>
+      </w:r>
+      <w:proofErr w:type="spellStart"/>
+      <w:r>
+        <w:rPr>
+          <w:lang w:val="pt-BR"/>
+        </w:rPr>
+        <w:t>MetaTrader</w:t>
+      </w:r>
+      <w:proofErr w:type="spellEnd"/>
+      <w:r>
+        <w:rPr>
+          <w:lang w:val="pt-BR"/>
+        </w:rPr>
+        <w:t xml:space="preserve"> 5 como fonte e foquei em ativos líquidos para reduzir distorções de microestrutura e tornar os </w:t>
+      </w:r>
+      <w:proofErr w:type="spellStart"/>
+      <w:r>
+        <w:rPr>
+          <w:lang w:val="pt-BR"/>
+        </w:rPr>
+        <w:t>backtests</w:t>
+      </w:r>
+      <w:proofErr w:type="spellEnd"/>
+      <w:r>
+        <w:rPr>
+          <w:lang w:val="pt-BR"/>
+        </w:rPr>
+        <w:t xml:space="preserve"> mais confiáveis.</w:t>
+      </w:r>
+    </w:p>
+    <w:p>
+      <w:pPr>
+        <w:rPr>
+          <w:lang w:val="pt-BR"/>
+        </w:rPr>
+      </w:pPr>
+    </w:p>
+    <w:p>
+      <w:r>
+        <w:rPr>
+          <w:b/>
+        </w:rPr>
+        <w:t xml:space="preserve">Para </w:t>
+      </w:r>
+      <w:proofErr w:type="spellStart"/>
+      <w:r>
+        <w:rPr>
+          <w:b/>
+        </w:rPr>
+        <w:t>cortar</w:t>
+      </w:r>
+      <w:proofErr w:type="spellEnd"/>
+      <w:r>
+        <w:rPr>
+          <w:b/>
+        </w:rPr>
+        <w:t xml:space="preserve"> tempo (20–22 min):</w:t>
+      </w:r>
+    </w:p>
+    <w:p>
+      <w:pPr>
+        <w:pStyle w:val="Commarcadores"/>
+        <w:rPr>
+          <w:lang w:val="pt-BR"/>
+        </w:rPr>
+      </w:pPr>
+      <w:r>
+        <w:rPr>
+          <w:lang w:val="pt-BR"/>
+        </w:rPr>
+        <w:t>Manter só: ativos + 15 min + período.</w:t>
+      </w:r>
+    </w:p>
+    <w:p>
+      <w:pPr>
+        <w:rPr>
+          <w:lang w:val="pt-BR"/>
+        </w:rPr>
+      </w:pPr>
+    </w:p>
+    <w:p>
+      <w:r>
+        <w:rPr>
+          <w:b/>
+        </w:rPr>
+        <w:t xml:space="preserve">Para </w:t>
+      </w:r>
+      <w:proofErr w:type="spellStart"/>
+      <w:r>
+        <w:rPr>
+          <w:b/>
+        </w:rPr>
+        <w:t>expandir</w:t>
+      </w:r>
+      <w:proofErr w:type="spellEnd"/>
+      <w:r>
+        <w:rPr>
+          <w:b/>
+        </w:rPr>
+        <w:t xml:space="preserve"> (28–30 min):</w:t>
+      </w:r>
+    </w:p>
+    <w:p>
+      <w:pPr>
+        <w:pStyle w:val="Commarcadores"/>
+        <w:rPr>
+          <w:lang w:val="pt-BR"/>
+        </w:rPr>
+      </w:pPr>
+      <w:r>
+        <w:rPr>
+          <w:lang w:val="pt-BR"/>
+        </w:rPr>
+        <w:t>Adicionar (15s): “Liquidez alta reduz impacto de spread/</w:t>
+      </w:r>
+      <w:proofErr w:type="spellStart"/>
+      <w:r>
+        <w:rPr>
+          <w:lang w:val="pt-BR"/>
+        </w:rPr>
+        <w:t>slippage</w:t>
+      </w:r>
+      <w:proofErr w:type="spellEnd"/>
+      <w:r>
+        <w:rPr>
+          <w:lang w:val="pt-BR"/>
+        </w:rPr>
+        <w:t xml:space="preserve"> e facilita comparar modelos sem um viés exagerado de execução.”</w:t>
+      </w:r>
+    </w:p>
+    <w:p>
+      <w:pPr>
+        <w:rPr>
+          <w:lang w:val="pt-BR"/>
+        </w:rPr>
+      </w:pPr>
+    </w:p>
+    <w:p>
+      <w:proofErr w:type="spellStart"/>
+      <w:r>
+        <w:rPr>
+          <w:b/>
+        </w:rPr>
+        <w:t>Palavras-chave</w:t>
+      </w:r>
+      <w:proofErr w:type="spellEnd"/>
+      <w:r>
+        <w:rPr>
+          <w:b/>
+        </w:rPr>
+        <w:t xml:space="preserve"> / </w:t>
+      </w:r>
+      <w:proofErr w:type="spellStart"/>
+      <w:r>
+        <w:rPr>
+          <w:b/>
+        </w:rPr>
+        <w:t>frases</w:t>
+      </w:r>
+      <w:proofErr w:type="spellEnd"/>
+      <w:r>
+        <w:rPr>
+          <w:b/>
+        </w:rPr>
+        <w:t xml:space="preserve"> </w:t>
+      </w:r>
+      <w:proofErr w:type="spellStart"/>
+      <w:r>
+        <w:rPr>
+          <w:b/>
+        </w:rPr>
+        <w:t>prontas</w:t>
+      </w:r>
+      <w:proofErr w:type="spellEnd"/>
+      <w:r>
+        <w:rPr>
+          <w:b/>
+        </w:rPr>
+        <w:t>:</w:t>
+      </w:r>
+    </w:p>
+    <w:p>
+      <w:pPr>
+        <w:pStyle w:val="Commarcadores"/>
+      </w:pPr>
+      <w:r>
+        <w:t>recorte controlado</w:t>
+      </w:r>
+    </w:p>
+    <w:p>
+      <w:pPr>
+        <w:pStyle w:val="Commarcadores"/>
+      </w:pPr>
+      <w:r>
+        <w:t>ativos líquidos</w:t>
+      </w:r>
+    </w:p>
+    <w:p>
+      <w:pPr>
+        <w:pStyle w:val="Commarcadores"/>
+      </w:pPr>
+      <w:r>
+        <w:t>15 minutos</w:t>
+      </w:r>
+    </w:p>
+    <w:p>
+      <w:pPr>
+        <w:pStyle w:val="Commarcadores"/>
+      </w:pPr>
+      <w:r>
+        <w:t>out/2020–out/2025</w:t>
+      </w:r>
+    </w:p>
     <w:p/>
     <w:p>
       <w:r>
         <w:rPr>
           <w:b/>
         </w:rPr>
-        <w:t>Fala base (25–28 min):</w:t>
-      </w:r>
-    </w:p>
-    <w:p>
-      <w:r>
-        <w:t>Em dados, eu usei três ações líquidas da B3: PETR4, VALE3 e ITUB4.</w:t>
-      </w:r>
-    </w:p>
-    <w:p>
-      <w:r>
-        <w:t>A granularidade é de 15 minutos, no período de outubro de 2020 a outubro de 2025.</w:t>
-      </w:r>
-    </w:p>
-    <w:p>
-      <w:r>
-        <w:t>Eu usei o MetaTrader 5 como fonte e foquei em ativos líquidos para reduzir distorções de microestrutura e tornar os backtests mais confiáveis.</w:t>
-      </w:r>
-    </w:p>
-    <w:p/>
-    <w:p>
-      <w:r>
-        <w:rPr>
-          <w:b/>
-        </w:rPr>
-        <w:t>Para cortar tempo (20–22 min):</w:t>
+        <w:t>Transições sugeridas:</w:t>
       </w:r>
     </w:p>
     <w:p>
       <w:pPr>
         <w:pStyle w:val="Commarcadores"/>
-      </w:pPr>
-      <w:r>
-        <w:t>Manter só: ativos + 15 min + período.</w:t>
-      </w:r>
-    </w:p>
-    <w:p/>
-    <w:p>
-      <w:r>
-        <w:rPr>
-          <w:b/>
-        </w:rPr>
-        <w:t>Para expandir (28–30 min):</w:t>
-      </w:r>
-    </w:p>
-    <w:p>
-      <w:pPr>
-        <w:pStyle w:val="Commarcadores"/>
-      </w:pPr>
-      <w:r>
-        <w:t>Adicionar (15s): “Liquidez alta reduz impacto de spread/slippage e facilita comparar modelos sem um viés exagerado de execução.”</w:t>
-      </w:r>
-    </w:p>
-    <w:p/>
-    <w:p>
-      <w:r>
-        <w:rPr>
-          <w:b/>
-        </w:rPr>
-        <w:t>Palavras-chave / frases prontas:</w:t>
-      </w:r>
-    </w:p>
-    <w:p>
-      <w:pPr>
-        <w:pStyle w:val="Commarcadores"/>
-      </w:pPr>
-      <w:r>
-        <w:t>recorte controlado</w:t>
-      </w:r>
-    </w:p>
-    <w:p>
-      <w:pPr>
-        <w:pStyle w:val="Commarcadores"/>
-      </w:pPr>
-      <w:r>
-        <w:t>ativos líquidos</w:t>
-      </w:r>
-    </w:p>
-    <w:p>
-      <w:pPr>
-        <w:pStyle w:val="Commarcadores"/>
-      </w:pPr>
-      <w:r>
-        <w:t>15 minutos</w:t>
-      </w:r>
-    </w:p>
-    <w:p>
-      <w:pPr>
-        <w:pStyle w:val="Commarcadores"/>
-      </w:pPr>
-      <w:r>
-        <w:t>out/2020–out/2025</w:t>
-      </w:r>
-    </w:p>
-    <w:p/>
-    <w:p>
-      <w:r>
-        <w:rPr>
-          <w:b/>
-        </w:rPr>
-        <w:t>Transições sugeridas:</w:t>
-      </w:r>
-    </w:p>
-    <w:p>
-      <w:pPr>
-        <w:pStyle w:val="Commarcadores"/>
-      </w:pPr>
-      <w:r>
+        <w:rPr>
+          <w:lang w:val="pt-BR"/>
+        </w:rPr>
+      </w:pPr>
+      <w:r>
+        <w:rPr>
+          <w:lang w:val="pt-BR"/>
+        </w:rPr>
         <w:t>A seguir, eu explico quais atributos entram no modelo e como eu construo o rótulo de direção.</w:t>
       </w:r>
     </w:p>
     <w:p>
-      <w:r>
+      <w:pPr>
+        <w:rPr>
+          <w:lang w:val="pt-BR"/>
+        </w:rPr>
+      </w:pPr>
+      <w:r>
+        <w:rPr>
+          <w:lang w:val="pt-BR"/>
+        </w:rPr>
         <w:br w:type="page"/>
       </w:r>
     </w:p>
     <w:p>
       <w:pPr>
         <w:pStyle w:val="Ttulo2"/>
-      </w:pPr>
-      <w:r>
+        <w:rPr>
+          <w:lang w:val="pt-BR"/>
+        </w:rPr>
+      </w:pPr>
+      <w:r>
+        <w:rPr>
+          <w:lang w:val="pt-BR"/>
+        </w:rPr>
         <w:lastRenderedPageBreak/>
         <w:t>Slide 7 — Atributos e rotulagem</w:t>
       </w:r>
     </w:p>
     <w:p>
-      <w:r>
-        <w:rPr>
-          <w:b/>
+      <w:pPr>
+        <w:rPr>
+          <w:lang w:val="pt-BR"/>
+        </w:rPr>
+      </w:pPr>
+      <w:r>
+        <w:rPr>
+          <w:b/>
+          <w:lang w:val="pt-BR"/>
         </w:rPr>
         <w:t xml:space="preserve">Objetivo do slide: </w:t>
       </w:r>
     </w:p>
     <w:p>
-      <w:r>
+      <w:pPr>
+        <w:rPr>
+          <w:lang w:val="pt-BR"/>
+        </w:rPr>
+      </w:pPr>
+      <w:r>
+        <w:rPr>
+          <w:lang w:val="pt-BR"/>
+        </w:rPr>
         <w:t>Detalhar entrada (janelas + features) e target com banda morta, com linguagem simples.</w:t>
       </w:r>
     </w:p>
+    <w:p>
+      <w:pPr>
+        <w:rPr>
+          <w:lang w:val="pt-BR"/>
+        </w:rPr>
+      </w:pPr>
+    </w:p>
+    <w:p>
+      <w:pPr>
+        <w:rPr>
+          <w:lang w:val="pt-BR"/>
+        </w:rPr>
+      </w:pPr>
+      <w:r>
+        <w:rPr>
+          <w:b/>
+          <w:lang w:val="pt-BR"/>
+        </w:rPr>
+        <w:t>Fala base (25–28 min):</w:t>
+      </w:r>
+    </w:p>
+    <w:p>
+      <w:pPr>
+        <w:rPr>
+          <w:lang w:val="pt-BR"/>
+        </w:rPr>
+      </w:pPr>
+      <w:r>
+        <w:rPr>
+          <w:lang w:val="pt-BR"/>
+        </w:rPr>
+        <w:t>A entrada do modelo é uma janela padrão de 60 barras de 15 minutos, o que dá aproximadamente 15 horas de pregão.</w:t>
+      </w:r>
+    </w:p>
+    <w:p>
+      <w:pPr>
+        <w:rPr>
+          <w:lang w:val="pt-BR"/>
+        </w:rPr>
+      </w:pPr>
+      <w:r>
+        <w:rPr>
+          <w:lang w:val="pt-BR"/>
+        </w:rPr>
+        <w:t xml:space="preserve">Para cada barra eu extraio 12 features técnicas: volatilidade realizada (janela 20), três </w:t>
+      </w:r>
+      <w:proofErr w:type="spellStart"/>
+      <w:r>
+        <w:rPr>
+          <w:lang w:val="pt-BR"/>
+        </w:rPr>
+        <w:t>EMAs</w:t>
+      </w:r>
+      <w:proofErr w:type="spellEnd"/>
+      <w:r>
+        <w:rPr>
+          <w:lang w:val="pt-BR"/>
+        </w:rPr>
+        <w:t xml:space="preserve"> (9, 21, 50), três </w:t>
+      </w:r>
+      <w:proofErr w:type="spellStart"/>
+      <w:r>
+        <w:rPr>
+          <w:lang w:val="pt-BR"/>
+        </w:rPr>
+        <w:t>RSIs</w:t>
+      </w:r>
+      <w:proofErr w:type="spellEnd"/>
+      <w:r>
+        <w:rPr>
+          <w:lang w:val="pt-BR"/>
+        </w:rPr>
+        <w:t xml:space="preserve"> (9, 21, 50) e cinco variáveis das Bandas de </w:t>
+      </w:r>
+      <w:proofErr w:type="spellStart"/>
+      <w:r>
+        <w:rPr>
+          <w:lang w:val="pt-BR"/>
+        </w:rPr>
+        <w:t>Bollinger</w:t>
+      </w:r>
+      <w:proofErr w:type="spellEnd"/>
+      <w:r>
+        <w:rPr>
+          <w:lang w:val="pt-BR"/>
+        </w:rPr>
+        <w:t xml:space="preserve"> (superior, inferior, média, </w:t>
+      </w:r>
+      <w:proofErr w:type="spellStart"/>
+      <w:r>
+        <w:rPr>
+          <w:lang w:val="pt-BR"/>
+        </w:rPr>
+        <w:t>width</w:t>
+      </w:r>
+      <w:proofErr w:type="spellEnd"/>
+      <w:r>
+        <w:rPr>
+          <w:lang w:val="pt-BR"/>
+        </w:rPr>
+        <w:t xml:space="preserve"> e position).</w:t>
+      </w:r>
+    </w:p>
+    <w:p>
+      <w:pPr>
+        <w:rPr>
+          <w:lang w:val="pt-BR"/>
+        </w:rPr>
+      </w:pPr>
+      <w:r>
+        <w:rPr>
+          <w:lang w:val="pt-BR"/>
+        </w:rPr>
+        <w:t>O alvo é direcional de uma barra à frente, com banda morta de 0,1%: se o retorno da próxima barra for maior que 0,1%, rotulo como alta; se for menor que -0,1%, rotulo como baixa; e se estiver no meio, é neutro.</w:t>
+      </w:r>
+    </w:p>
+    <w:p>
+      <w:pPr>
+        <w:rPr>
+          <w:lang w:val="pt-BR"/>
+        </w:rPr>
+      </w:pPr>
+      <w:r>
+        <w:rPr>
+          <w:lang w:val="pt-BR"/>
+        </w:rPr>
+        <w:t>Na prática, eu removo a classe neutra para ficar com uma tarefa binária mais operável, focada em movimentos acima do ruído.</w:t>
+      </w:r>
+    </w:p>
+    <w:p>
+      <w:pPr>
+        <w:rPr>
+          <w:lang w:val="pt-BR"/>
+        </w:rPr>
+      </w:pPr>
+    </w:p>
+    <w:p>
+      <w:r>
+        <w:rPr>
+          <w:b/>
+        </w:rPr>
+        <w:t xml:space="preserve">Para </w:t>
+      </w:r>
+      <w:proofErr w:type="spellStart"/>
+      <w:r>
+        <w:rPr>
+          <w:b/>
+        </w:rPr>
+        <w:t>cortar</w:t>
+      </w:r>
+      <w:proofErr w:type="spellEnd"/>
+      <w:r>
+        <w:rPr>
+          <w:b/>
+        </w:rPr>
+        <w:t xml:space="preserve"> tempo (20–22 min):</w:t>
+      </w:r>
+    </w:p>
+    <w:p>
+      <w:pPr>
+        <w:pStyle w:val="Commarcadores"/>
+        <w:rPr>
+          <w:lang w:val="pt-BR"/>
+        </w:rPr>
+      </w:pPr>
+      <w:r>
+        <w:rPr>
+          <w:lang w:val="pt-BR"/>
+        </w:rPr>
+        <w:t xml:space="preserve">Citar só 3 grupos de features (EMA, RSI, </w:t>
+      </w:r>
+      <w:proofErr w:type="spellStart"/>
+      <w:r>
+        <w:rPr>
+          <w:lang w:val="pt-BR"/>
+        </w:rPr>
+        <w:t>Bollinger</w:t>
+      </w:r>
+      <w:proofErr w:type="spellEnd"/>
+      <w:r>
+        <w:rPr>
+          <w:lang w:val="pt-BR"/>
+        </w:rPr>
+        <w:t xml:space="preserve"> + volatilidade) sem listar tudo.</w:t>
+      </w:r>
+    </w:p>
+    <w:p>
+      <w:pPr>
+        <w:pStyle w:val="Commarcadores"/>
+        <w:rPr>
+          <w:lang w:val="pt-BR"/>
+        </w:rPr>
+      </w:pPr>
+      <w:r>
+        <w:rPr>
+          <w:lang w:val="pt-BR"/>
+        </w:rPr>
+        <w:t>Não entrar em “position/</w:t>
+      </w:r>
+      <w:proofErr w:type="spellStart"/>
+      <w:r>
+        <w:rPr>
+          <w:lang w:val="pt-BR"/>
+        </w:rPr>
+        <w:t>width</w:t>
+      </w:r>
+      <w:proofErr w:type="spellEnd"/>
+      <w:r>
+        <w:rPr>
+          <w:lang w:val="pt-BR"/>
+        </w:rPr>
+        <w:t>” se estiver apertado.</w:t>
+      </w:r>
+    </w:p>
+    <w:p>
+      <w:pPr>
+        <w:rPr>
+          <w:lang w:val="pt-BR"/>
+        </w:rPr>
+      </w:pPr>
+    </w:p>
+    <w:p>
+      <w:r>
+        <w:rPr>
+          <w:b/>
+        </w:rPr>
+        <w:t xml:space="preserve">Para </w:t>
+      </w:r>
+      <w:proofErr w:type="spellStart"/>
+      <w:r>
+        <w:rPr>
+          <w:b/>
+        </w:rPr>
+        <w:t>expandir</w:t>
+      </w:r>
+      <w:proofErr w:type="spellEnd"/>
+      <w:r>
+        <w:rPr>
+          <w:b/>
+        </w:rPr>
+        <w:t xml:space="preserve"> (28–30 min):</w:t>
+      </w:r>
+    </w:p>
+    <w:p>
+      <w:pPr>
+        <w:pStyle w:val="Commarcadores"/>
+        <w:rPr>
+          <w:lang w:val="pt-BR"/>
+        </w:rPr>
+      </w:pPr>
+      <w:r>
+        <w:rPr>
+          <w:lang w:val="pt-BR"/>
+        </w:rPr>
+        <w:t>Explicar (20s) a motivação da banda morta: “pequenas variações podem ser dominadas por ruído e custos; a banda morta tenta filtrar isso”.</w:t>
+      </w:r>
+    </w:p>
+    <w:p>
+      <w:pPr>
+        <w:rPr>
+          <w:lang w:val="pt-BR"/>
+        </w:rPr>
+      </w:pPr>
+    </w:p>
+    <w:p>
+      <w:proofErr w:type="spellStart"/>
+      <w:r>
+        <w:rPr>
+          <w:b/>
+        </w:rPr>
+        <w:t>Palavras-chave</w:t>
+      </w:r>
+      <w:proofErr w:type="spellEnd"/>
+      <w:r>
+        <w:rPr>
+          <w:b/>
+        </w:rPr>
+        <w:t xml:space="preserve"> / </w:t>
+      </w:r>
+      <w:proofErr w:type="spellStart"/>
+      <w:r>
+        <w:rPr>
+          <w:b/>
+        </w:rPr>
+        <w:t>frases</w:t>
+      </w:r>
+      <w:proofErr w:type="spellEnd"/>
+      <w:r>
+        <w:rPr>
+          <w:b/>
+        </w:rPr>
+        <w:t xml:space="preserve"> </w:t>
+      </w:r>
+      <w:proofErr w:type="spellStart"/>
+      <w:r>
+        <w:rPr>
+          <w:b/>
+        </w:rPr>
+        <w:t>prontas</w:t>
+      </w:r>
+      <w:proofErr w:type="spellEnd"/>
+      <w:r>
+        <w:rPr>
+          <w:b/>
+        </w:rPr>
+        <w:t>:</w:t>
+      </w:r>
+    </w:p>
+    <w:p>
+      <w:pPr>
+        <w:pStyle w:val="Commarcadores"/>
+      </w:pPr>
+      <w:r>
+        <w:t>janela (lookback) = 60 barras</w:t>
+      </w:r>
+    </w:p>
+    <w:p>
+      <w:pPr>
+        <w:pStyle w:val="Commarcadores"/>
+      </w:pPr>
+      <w:r>
+        <w:t>12 features técnicas</w:t>
+      </w:r>
+    </w:p>
+    <w:p>
+      <w:pPr>
+        <w:pStyle w:val="Commarcadores"/>
+      </w:pPr>
+      <w:r>
+        <w:t>banda morta 0,1% = filtrar micro-ruído</w:t>
+      </w:r>
+    </w:p>
+    <w:p>
+      <w:pPr>
+        <w:pStyle w:val="Commarcadores"/>
+      </w:pPr>
+      <w:r>
+        <w:t>tarefa direcional +1 barra</w:t>
+      </w:r>
+    </w:p>
     <w:p/>
     <w:p>
       <w:r>
         <w:rPr>
           <w:b/>
         </w:rPr>
-        <w:t>Fala base (25–28 min):</w:t>
-      </w:r>
-    </w:p>
-    <w:p>
-      <w:r>
-        <w:t>A entrada do modelo é uma janela padrão de 60 barras de 15 minutos, o que dá aproximadamente 15 horas de pregão.</w:t>
-      </w:r>
-    </w:p>
-    <w:p>
-      <w:r>
-        <w:t>Para cada barra eu extraio 12 features técnicas: volatilidade realizada (janela 20), três EMAs (9, 21, 50), três RSIs (9, 21, 50) e cinco variáveis das Bandas de Bollinger (superior, inferior, média, width e position).</w:t>
-      </w:r>
-    </w:p>
-    <w:p>
-      <w:r>
-        <w:t>O alvo é direcional de uma barra à frente, com banda morta de 0,1%: se o retorno da próxima barra for maior que 0,1%, rotulo como alta; se for menor que -0,1%, rotulo como baixa; e se estiver no meio, é neutro.</w:t>
-      </w:r>
-    </w:p>
-    <w:p>
-      <w:r>
-        <w:t>Na prática, eu removo a classe neutra para ficar com uma tarefa binária mais operável, focada em movimentos acima do ruído.</w:t>
-      </w:r>
-    </w:p>
-    <w:p/>
-    <w:p>
-      <w:r>
-        <w:rPr>
-          <w:b/>
-        </w:rPr>
-        <w:t>Para cortar tempo (20–22 min):</w:t>
+        <w:t>Transições sugeridas:</w:t>
       </w:r>
     </w:p>
     <w:p>
       <w:pPr>
         <w:pStyle w:val="Commarcadores"/>
-      </w:pPr>
-      <w:r>
-        <w:t>Citar só 3 grupos de features (EMA, RSI, Bollinger + volatilidade) sem listar tudo.</w:t>
-      </w:r>
-    </w:p>
-    <w:p>
-      <w:pPr>
-        <w:pStyle w:val="Commarcadores"/>
-      </w:pPr>
-      <w:r>
-        <w:t>Não entrar em “position/width” se estiver apertado.</w:t>
-      </w:r>
-    </w:p>
-    <w:p/>
-    <w:p>
-      <w:r>
-        <w:rPr>
-          <w:b/>
-        </w:rPr>
-        <w:t>Para expandir (28–30 min):</w:t>
-      </w:r>
-    </w:p>
-    <w:p>
-      <w:pPr>
-        <w:pStyle w:val="Commarcadores"/>
-      </w:pPr>
-      <w:r>
-        <w:t>Explicar (20s) a motivação da banda morta: “pequenas variações podem ser dominadas por ruído e custos; a banda morta tenta filtrar isso”.</w:t>
-      </w:r>
-    </w:p>
-    <w:p/>
-    <w:p>
-      <w:r>
-        <w:rPr>
-          <w:b/>
-        </w:rPr>
-        <w:t>Palavras-chave / frases prontas:</w:t>
-      </w:r>
-    </w:p>
-    <w:p>
-      <w:pPr>
-        <w:pStyle w:val="Commarcadores"/>
-      </w:pPr>
-      <w:r>
-        <w:t>janela (lookback) = 60 barras</w:t>
-      </w:r>
-    </w:p>
-    <w:p>
-      <w:pPr>
-        <w:pStyle w:val="Commarcadores"/>
-      </w:pPr>
-      <w:r>
-        <w:t>12 features técnicas</w:t>
-      </w:r>
-    </w:p>
-    <w:p>
-      <w:pPr>
-        <w:pStyle w:val="Commarcadores"/>
-      </w:pPr>
-      <w:r>
-        <w:t>banda morta 0,1% = filtrar micro-ruído</w:t>
-      </w:r>
-    </w:p>
-    <w:p>
-      <w:pPr>
-        <w:pStyle w:val="Commarcadores"/>
-      </w:pPr>
-      <w:r>
-        <w:t>tarefa direcional +1 barra</w:t>
-      </w:r>
-    </w:p>
-    <w:p/>
-    <w:p>
-      <w:r>
-        <w:rPr>
-          <w:b/>
-        </w:rPr>
-        <w:t>Transições sugeridas:</w:t>
-      </w:r>
-    </w:p>
-    <w:p>
-      <w:pPr>
-        <w:pStyle w:val="Commarcadores"/>
-      </w:pPr>
-      <w:r>
+        <w:rPr>
+          <w:lang w:val="pt-BR"/>
+        </w:rPr>
+      </w:pPr>
+      <w:r>
+        <w:rPr>
+          <w:lang w:val="pt-BR"/>
+        </w:rPr>
         <w:t>Com atributos e rótulo definidos, o ponto crítico é como eu avalio sem vazar futuro.</w:t>
       </w:r>
     </w:p>
     <w:p>
-      <w:r>
+      <w:pPr>
+        <w:rPr>
+          <w:lang w:val="pt-BR"/>
+        </w:rPr>
+      </w:pPr>
+      <w:r>
+        <w:rPr>
+          <w:lang w:val="pt-BR"/>
+        </w:rPr>
         <w:lastRenderedPageBreak/>
         <w:br w:type="page"/>
       </w:r>
@@ -1974,809 +3788,2164 @@
     <w:p>
       <w:pPr>
         <w:pStyle w:val="Ttulo2"/>
-      </w:pPr>
-      <w:r>
+        <w:rPr>
+          <w:lang w:val="pt-BR"/>
+        </w:rPr>
+      </w:pPr>
+      <w:r>
+        <w:rPr>
+          <w:lang w:val="pt-BR"/>
+        </w:rPr>
         <w:lastRenderedPageBreak/>
-        <w:t>Slide 8 — Walk-forward e prevenção de data leakage</w:t>
-      </w:r>
-    </w:p>
-    <w:p>
-      <w:r>
-        <w:rPr>
-          <w:b/>
+        <w:t>Slide 8 — Walk-</w:t>
+      </w:r>
+      <w:proofErr w:type="spellStart"/>
+      <w:r>
+        <w:rPr>
+          <w:lang w:val="pt-BR"/>
+        </w:rPr>
+        <w:t>forward</w:t>
+      </w:r>
+      <w:proofErr w:type="spellEnd"/>
+      <w:r>
+        <w:rPr>
+          <w:lang w:val="pt-BR"/>
+        </w:rPr>
+        <w:t xml:space="preserve"> e prevenção de data </w:t>
+      </w:r>
+      <w:proofErr w:type="spellStart"/>
+      <w:r>
+        <w:rPr>
+          <w:lang w:val="pt-BR"/>
+        </w:rPr>
+        <w:t>leakage</w:t>
+      </w:r>
+      <w:proofErr w:type="spellEnd"/>
+    </w:p>
+    <w:p>
+      <w:pPr>
+        <w:rPr>
+          <w:lang w:val="pt-BR"/>
+        </w:rPr>
+      </w:pPr>
+      <w:r>
+        <w:rPr>
+          <w:b/>
+          <w:lang w:val="pt-BR"/>
         </w:rPr>
         <w:t xml:space="preserve">Objetivo do slide: </w:t>
       </w:r>
     </w:p>
     <w:p>
-      <w:r>
+      <w:pPr>
+        <w:rPr>
+          <w:lang w:val="pt-BR"/>
+        </w:rPr>
+      </w:pPr>
+      <w:r>
+        <w:rPr>
+          <w:lang w:val="pt-BR"/>
+        </w:rPr>
         <w:t>Convencer a banca de que a avaliação é correta: treino/teste avançam no tempo; normalização só no treino.</w:t>
       </w:r>
     </w:p>
+    <w:p>
+      <w:pPr>
+        <w:rPr>
+          <w:lang w:val="pt-BR"/>
+        </w:rPr>
+      </w:pPr>
+    </w:p>
+    <w:p>
+      <w:pPr>
+        <w:rPr>
+          <w:lang w:val="pt-BR"/>
+        </w:rPr>
+      </w:pPr>
+      <w:r>
+        <w:rPr>
+          <w:b/>
+          <w:lang w:val="pt-BR"/>
+        </w:rPr>
+        <w:t>Fala base (25–28 min):</w:t>
+      </w:r>
+    </w:p>
+    <w:p>
+      <w:pPr>
+        <w:rPr>
+          <w:lang w:val="pt-BR"/>
+        </w:rPr>
+      </w:pPr>
+      <w:r>
+        <w:rPr>
+          <w:lang w:val="pt-BR"/>
+        </w:rPr>
+        <w:t xml:space="preserve">Aqui está o protocolo </w:t>
+      </w:r>
+      <w:proofErr w:type="spellStart"/>
+      <w:r>
+        <w:rPr>
+          <w:lang w:val="pt-BR"/>
+        </w:rPr>
+        <w:t>walk-forward</w:t>
+      </w:r>
+      <w:proofErr w:type="spellEnd"/>
+      <w:r>
+        <w:rPr>
+          <w:lang w:val="pt-BR"/>
+        </w:rPr>
+        <w:t>. O treino e o teste avançam no tempo em blocos, simulando o uso real.</w:t>
+      </w:r>
+    </w:p>
+    <w:p>
+      <w:pPr>
+        <w:rPr>
+          <w:lang w:val="pt-BR"/>
+        </w:rPr>
+      </w:pPr>
+      <w:r>
+        <w:rPr>
+          <w:lang w:val="pt-BR"/>
+        </w:rPr>
+        <w:t>Eu treino em um bloco de um ano e testo no bloco seguinte, com embargo para evitar sobreposição temporal entre treino e teste.</w:t>
+      </w:r>
+    </w:p>
+    <w:p>
+      <w:pPr>
+        <w:rPr>
+          <w:lang w:val="pt-BR"/>
+        </w:rPr>
+      </w:pPr>
+      <w:r>
+        <w:rPr>
+          <w:lang w:val="pt-BR"/>
+        </w:rPr>
+        <w:t xml:space="preserve">Isso se repete, gerando quatro </w:t>
+      </w:r>
+      <w:proofErr w:type="spellStart"/>
+      <w:r>
+        <w:rPr>
+          <w:lang w:val="pt-BR"/>
+        </w:rPr>
+        <w:t>folds</w:t>
+      </w:r>
+      <w:proofErr w:type="spellEnd"/>
+      <w:r>
+        <w:rPr>
+          <w:lang w:val="pt-BR"/>
+        </w:rPr>
+        <w:t xml:space="preserve"> por ativo.</w:t>
+      </w:r>
+    </w:p>
+    <w:p>
+      <w:pPr>
+        <w:rPr>
+          <w:lang w:val="pt-BR"/>
+        </w:rPr>
+      </w:pPr>
+      <w:r>
+        <w:rPr>
+          <w:lang w:val="pt-BR"/>
+        </w:rPr>
+        <w:t xml:space="preserve">O detalhe mais importante: qualquer transformação dependente de dados, como normalização, é ajustada apenas no treino: </w:t>
+      </w:r>
+      <w:proofErr w:type="spellStart"/>
+      <w:r>
+        <w:rPr>
+          <w:lang w:val="pt-BR"/>
+        </w:rPr>
+        <w:t>scaler.fit</w:t>
+      </w:r>
+      <w:proofErr w:type="spellEnd"/>
+      <w:r>
+        <w:rPr>
+          <w:lang w:val="pt-BR"/>
+        </w:rPr>
+        <w:t xml:space="preserve"> no treino e </w:t>
+      </w:r>
+      <w:proofErr w:type="spellStart"/>
+      <w:r>
+        <w:rPr>
+          <w:lang w:val="pt-BR"/>
+        </w:rPr>
+        <w:t>scaler.transform</w:t>
+      </w:r>
+      <w:proofErr w:type="spellEnd"/>
+      <w:r>
+        <w:rPr>
+          <w:lang w:val="pt-BR"/>
+        </w:rPr>
+        <w:t xml:space="preserve"> no teste.</w:t>
+      </w:r>
+    </w:p>
+    <w:p>
+      <w:pPr>
+        <w:rPr>
+          <w:lang w:val="pt-BR"/>
+        </w:rPr>
+      </w:pPr>
+      <w:r>
+        <w:rPr>
+          <w:lang w:val="pt-BR"/>
+        </w:rPr>
+        <w:t>Isso impede que a média e o desvio do futuro influenciem o passado. Em séries temporais, esse tipo de vazamento é uma das maiores fontes de performance artificial.</w:t>
+      </w:r>
+    </w:p>
+    <w:p>
+      <w:pPr>
+        <w:rPr>
+          <w:lang w:val="pt-BR"/>
+        </w:rPr>
+      </w:pPr>
+    </w:p>
+    <w:p>
+      <w:r>
+        <w:rPr>
+          <w:b/>
+        </w:rPr>
+        <w:t xml:space="preserve">Para </w:t>
+      </w:r>
+      <w:proofErr w:type="spellStart"/>
+      <w:r>
+        <w:rPr>
+          <w:b/>
+        </w:rPr>
+        <w:t>cortar</w:t>
+      </w:r>
+      <w:proofErr w:type="spellEnd"/>
+      <w:r>
+        <w:rPr>
+          <w:b/>
+        </w:rPr>
+        <w:t xml:space="preserve"> tempo (20–22 min):</w:t>
+      </w:r>
+    </w:p>
+    <w:p>
+      <w:pPr>
+        <w:pStyle w:val="Commarcadores"/>
+        <w:rPr>
+          <w:lang w:val="pt-BR"/>
+        </w:rPr>
+      </w:pPr>
+      <w:r>
+        <w:rPr>
+          <w:lang w:val="pt-BR"/>
+        </w:rPr>
+        <w:t>Falar só: “</w:t>
+      </w:r>
+      <w:proofErr w:type="spellStart"/>
+      <w:r>
+        <w:rPr>
+          <w:lang w:val="pt-BR"/>
+        </w:rPr>
+        <w:t>walk-forward</w:t>
+      </w:r>
+      <w:proofErr w:type="spellEnd"/>
+      <w:r>
+        <w:rPr>
+          <w:lang w:val="pt-BR"/>
+        </w:rPr>
+        <w:t xml:space="preserve"> com embargo + </w:t>
+      </w:r>
+      <w:proofErr w:type="spellStart"/>
+      <w:r>
+        <w:rPr>
+          <w:lang w:val="pt-BR"/>
+        </w:rPr>
+        <w:t>scaler</w:t>
+      </w:r>
+      <w:proofErr w:type="spellEnd"/>
+      <w:r>
+        <w:rPr>
+          <w:lang w:val="pt-BR"/>
+        </w:rPr>
+        <w:t xml:space="preserve"> só no treino”.</w:t>
+      </w:r>
+    </w:p>
+    <w:p>
+      <w:pPr>
+        <w:rPr>
+          <w:lang w:val="pt-BR"/>
+        </w:rPr>
+      </w:pPr>
+    </w:p>
+    <w:p>
+      <w:r>
+        <w:rPr>
+          <w:b/>
+        </w:rPr>
+        <w:t xml:space="preserve">Para </w:t>
+      </w:r>
+      <w:proofErr w:type="spellStart"/>
+      <w:r>
+        <w:rPr>
+          <w:b/>
+        </w:rPr>
+        <w:t>expandir</w:t>
+      </w:r>
+      <w:proofErr w:type="spellEnd"/>
+      <w:r>
+        <w:rPr>
+          <w:b/>
+        </w:rPr>
+        <w:t xml:space="preserve"> (28–30 min):</w:t>
+      </w:r>
+    </w:p>
+    <w:p>
+      <w:pPr>
+        <w:pStyle w:val="Commarcadores"/>
+        <w:rPr>
+          <w:lang w:val="pt-BR"/>
+        </w:rPr>
+      </w:pPr>
+      <w:r>
+        <w:rPr>
+          <w:lang w:val="pt-BR"/>
+        </w:rPr>
+        <w:t xml:space="preserve">Dar um </w:t>
+      </w:r>
+      <w:proofErr w:type="spellStart"/>
+      <w:r>
+        <w:rPr>
+          <w:lang w:val="pt-BR"/>
+        </w:rPr>
+        <w:t>mini-exemplo</w:t>
+      </w:r>
+      <w:proofErr w:type="spellEnd"/>
+      <w:r>
+        <w:rPr>
+          <w:lang w:val="pt-BR"/>
+        </w:rPr>
+        <w:t xml:space="preserve"> (20s): “Se eu calculo média/desvio usando todo o período, eu uso informação do futuro e ganho acurácia que não existe.”</w:t>
+      </w:r>
+    </w:p>
+    <w:p>
+      <w:pPr>
+        <w:pStyle w:val="Commarcadores"/>
+        <w:rPr>
+          <w:lang w:val="pt-BR"/>
+        </w:rPr>
+      </w:pPr>
+      <w:r>
+        <w:rPr>
+          <w:lang w:val="pt-BR"/>
+        </w:rPr>
+        <w:t>Citar que o pipeline automatiza etapas: separação, normalização, janelas, rotulagem e split.</w:t>
+      </w:r>
+    </w:p>
+    <w:p>
+      <w:pPr>
+        <w:rPr>
+          <w:lang w:val="pt-BR"/>
+        </w:rPr>
+      </w:pPr>
+    </w:p>
+    <w:p>
+      <w:proofErr w:type="spellStart"/>
+      <w:r>
+        <w:rPr>
+          <w:b/>
+        </w:rPr>
+        <w:t>Palavras-chave</w:t>
+      </w:r>
+      <w:proofErr w:type="spellEnd"/>
+      <w:r>
+        <w:rPr>
+          <w:b/>
+        </w:rPr>
+        <w:t xml:space="preserve"> / </w:t>
+      </w:r>
+      <w:proofErr w:type="spellStart"/>
+      <w:r>
+        <w:rPr>
+          <w:b/>
+        </w:rPr>
+        <w:t>frases</w:t>
+      </w:r>
+      <w:proofErr w:type="spellEnd"/>
+      <w:r>
+        <w:rPr>
+          <w:b/>
+        </w:rPr>
+        <w:t xml:space="preserve"> </w:t>
+      </w:r>
+      <w:proofErr w:type="spellStart"/>
+      <w:r>
+        <w:rPr>
+          <w:b/>
+        </w:rPr>
+        <w:t>prontas</w:t>
+      </w:r>
+      <w:proofErr w:type="spellEnd"/>
+      <w:r>
+        <w:rPr>
+          <w:b/>
+        </w:rPr>
+        <w:t>:</w:t>
+      </w:r>
+    </w:p>
+    <w:p>
+      <w:pPr>
+        <w:pStyle w:val="Commarcadores"/>
+      </w:pPr>
+      <w:r>
+        <w:t>walk-forward</w:t>
+      </w:r>
+    </w:p>
+    <w:p>
+      <w:pPr>
+        <w:pStyle w:val="Commarcadores"/>
+      </w:pPr>
+      <w:r>
+        <w:t>embargo</w:t>
+      </w:r>
+    </w:p>
+    <w:p>
+      <w:pPr>
+        <w:pStyle w:val="Commarcadores"/>
+        <w:rPr>
+          <w:lang w:val="pt-BR"/>
+        </w:rPr>
+      </w:pPr>
+      <w:proofErr w:type="spellStart"/>
+      <w:r>
+        <w:rPr>
+          <w:lang w:val="pt-BR"/>
+        </w:rPr>
+        <w:t>fit</w:t>
+      </w:r>
+      <w:proofErr w:type="spellEnd"/>
+      <w:r>
+        <w:rPr>
+          <w:lang w:val="pt-BR"/>
+        </w:rPr>
+        <w:t xml:space="preserve"> no treino / </w:t>
+      </w:r>
+      <w:proofErr w:type="spellStart"/>
+      <w:r>
+        <w:rPr>
+          <w:lang w:val="pt-BR"/>
+        </w:rPr>
+        <w:t>transform</w:t>
+      </w:r>
+      <w:proofErr w:type="spellEnd"/>
+      <w:r>
+        <w:rPr>
+          <w:lang w:val="pt-BR"/>
+        </w:rPr>
+        <w:t xml:space="preserve"> no teste</w:t>
+      </w:r>
+    </w:p>
+    <w:p>
+      <w:pPr>
+        <w:pStyle w:val="Commarcadores"/>
+      </w:pPr>
+      <w:proofErr w:type="spellStart"/>
+      <w:r>
+        <w:t>uso</w:t>
+      </w:r>
+      <w:proofErr w:type="spellEnd"/>
+      <w:r>
+        <w:t xml:space="preserve"> real</w:t>
+      </w:r>
+    </w:p>
+    <w:p>
+      <w:pPr>
+        <w:pStyle w:val="Commarcadores"/>
+      </w:pPr>
+      <w:r>
+        <w:t>anti-leakage</w:t>
+      </w:r>
+    </w:p>
     <w:p/>
     <w:p>
       <w:r>
         <w:rPr>
           <w:b/>
         </w:rPr>
-        <w:t>Fala base (25–28 min):</w:t>
-      </w:r>
-    </w:p>
-    <w:p>
-      <w:r>
-        <w:t>Aqui está o protocolo walk-forward. O treino e o teste avançam no tempo em blocos, simulando o uso real.</w:t>
-      </w:r>
-    </w:p>
-    <w:p>
-      <w:r>
-        <w:t>Eu treino em um bloco de um ano e testo no bloco seguinte, com embargo para evitar sobreposição temporal entre treino e teste.</w:t>
-      </w:r>
-    </w:p>
-    <w:p>
-      <w:r>
-        <w:t>Isso se repete, gerando quatro folds por ativo.</w:t>
-      </w:r>
-    </w:p>
-    <w:p>
-      <w:r>
-        <w:t>O detalhe mais importante: qualquer transformação dependente de dados, como normalização, é ajustada apenas no treino: scaler.fit no treino e scaler.transform no teste.</w:t>
-      </w:r>
-    </w:p>
-    <w:p>
-      <w:r>
-        <w:t>Isso impede que a média e o desvio do futuro influenciem o passado. Em séries temporais, esse tipo de vazamento é uma das maiores fontes de performance artificial.</w:t>
-      </w:r>
-    </w:p>
-    <w:p/>
-    <w:p>
-      <w:r>
-        <w:rPr>
-          <w:b/>
-        </w:rPr>
-        <w:t>Para cortar tempo (20–22 min):</w:t>
+        <w:t>Transições sugeridas:</w:t>
       </w:r>
     </w:p>
     <w:p>
       <w:pPr>
         <w:pStyle w:val="Commarcadores"/>
-      </w:pPr>
-      <w:r>
-        <w:t>Falar só: “walk-forward com embargo + scaler só no treino”.</w:t>
-      </w:r>
-    </w:p>
-    <w:p/>
-    <w:p>
-      <w:r>
-        <w:rPr>
-          <w:b/>
-        </w:rPr>
-        <w:t>Para expandir (28–30 min):</w:t>
-      </w:r>
-    </w:p>
-    <w:p>
-      <w:pPr>
-        <w:pStyle w:val="Commarcadores"/>
-      </w:pPr>
-      <w:r>
-        <w:t>Dar um mini-exemplo (20s): “Se eu calculo média/desvio usando todo o período, eu uso informação do futuro e ganho acurácia que não existe.”</w:t>
-      </w:r>
-    </w:p>
-    <w:p>
-      <w:pPr>
-        <w:pStyle w:val="Commarcadores"/>
-      </w:pPr>
-      <w:r>
-        <w:t>Citar que o pipeline automatiza etapas: separação, normalização, janelas, rotulagem e split.</w:t>
-      </w:r>
-    </w:p>
-    <w:p/>
-    <w:p>
-      <w:r>
-        <w:rPr>
-          <w:b/>
-        </w:rPr>
-        <w:t>Palavras-chave / frases prontas:</w:t>
-      </w:r>
-    </w:p>
-    <w:p>
-      <w:pPr>
-        <w:pStyle w:val="Commarcadores"/>
-      </w:pPr>
-      <w:r>
-        <w:t>walk-forward</w:t>
-      </w:r>
-    </w:p>
-    <w:p>
-      <w:pPr>
-        <w:pStyle w:val="Commarcadores"/>
-      </w:pPr>
-      <w:r>
-        <w:t>embargo</w:t>
-      </w:r>
-    </w:p>
-    <w:p>
-      <w:pPr>
-        <w:pStyle w:val="Commarcadores"/>
-      </w:pPr>
-      <w:r>
-        <w:t>fit no treino / transform no teste</w:t>
-      </w:r>
-    </w:p>
-    <w:p>
-      <w:pPr>
-        <w:pStyle w:val="Commarcadores"/>
-      </w:pPr>
-      <w:r>
-        <w:t>uso real</w:t>
-      </w:r>
-    </w:p>
-    <w:p>
-      <w:pPr>
-        <w:pStyle w:val="Commarcadores"/>
-      </w:pPr>
-      <w:r>
-        <w:t>anti-leakage</w:t>
-      </w:r>
-    </w:p>
-    <w:p/>
-    <w:p>
-      <w:r>
-        <w:rPr>
-          <w:b/>
-        </w:rPr>
-        <w:t>Transições sugeridas:</w:t>
-      </w:r>
-    </w:p>
-    <w:p>
-      <w:pPr>
-        <w:pStyle w:val="Commarcadores"/>
-      </w:pPr>
-      <w:r>
+        <w:rPr>
+          <w:lang w:val="pt-BR"/>
+        </w:rPr>
+      </w:pPr>
+      <w:r>
+        <w:rPr>
+          <w:lang w:val="pt-BR"/>
+        </w:rPr>
         <w:lastRenderedPageBreak/>
         <w:t>Com o protocolo definido, eu entro no modelo proposto e nos comparadores.</w:t>
       </w:r>
     </w:p>
     <w:p>
-      <w:r>
+      <w:pPr>
+        <w:rPr>
+          <w:lang w:val="pt-BR"/>
+        </w:rPr>
+      </w:pPr>
+      <w:r>
+        <w:rPr>
+          <w:lang w:val="pt-BR"/>
+        </w:rPr>
         <w:br w:type="page"/>
       </w:r>
     </w:p>
     <w:p>
       <w:pPr>
         <w:pStyle w:val="Ttulo2"/>
-      </w:pPr>
-      <w:r>
+        <w:rPr>
+          <w:lang w:val="pt-BR"/>
+        </w:rPr>
+      </w:pPr>
+      <w:r>
+        <w:rPr>
+          <w:lang w:val="pt-BR"/>
+        </w:rPr>
         <w:lastRenderedPageBreak/>
         <w:t>Slide 9 — Modelo proposto (CNN + LSTM)</w:t>
       </w:r>
     </w:p>
     <w:p>
-      <w:r>
-        <w:rPr>
-          <w:b/>
+      <w:pPr>
+        <w:rPr>
+          <w:lang w:val="pt-BR"/>
+        </w:rPr>
+      </w:pPr>
+      <w:r>
+        <w:rPr>
+          <w:b/>
+          <w:lang w:val="pt-BR"/>
         </w:rPr>
         <w:t xml:space="preserve">Objetivo do slide: </w:t>
       </w:r>
     </w:p>
     <w:p>
-      <w:r>
+      <w:pPr>
+        <w:rPr>
+          <w:lang w:val="pt-BR"/>
+        </w:rPr>
+      </w:pPr>
+      <w:r>
+        <w:rPr>
+          <w:lang w:val="pt-BR"/>
+        </w:rPr>
         <w:t>Apresentar o modelo e justificar a escolha com intuição clara.</w:t>
       </w:r>
     </w:p>
+    <w:p>
+      <w:pPr>
+        <w:rPr>
+          <w:lang w:val="pt-BR"/>
+        </w:rPr>
+      </w:pPr>
+    </w:p>
+    <w:p>
+      <w:pPr>
+        <w:rPr>
+          <w:lang w:val="pt-BR"/>
+        </w:rPr>
+      </w:pPr>
+      <w:r>
+        <w:rPr>
+          <w:b/>
+          <w:lang w:val="pt-BR"/>
+        </w:rPr>
+        <w:t>Fala base (25–28 min):</w:t>
+      </w:r>
+    </w:p>
+    <w:p>
+      <w:pPr>
+        <w:rPr>
+          <w:lang w:val="pt-BR"/>
+        </w:rPr>
+      </w:pPr>
+      <w:r>
+        <w:rPr>
+          <w:lang w:val="pt-BR"/>
+        </w:rPr>
+        <w:t xml:space="preserve">O modelo proposto é um híbrido CNN + LSTM, inspirado em trabalhos como </w:t>
+      </w:r>
+      <w:proofErr w:type="spellStart"/>
+      <w:r>
+        <w:rPr>
+          <w:lang w:val="pt-BR"/>
+        </w:rPr>
+        <w:t>Borovykh</w:t>
+      </w:r>
+      <w:proofErr w:type="spellEnd"/>
+      <w:r>
+        <w:rPr>
+          <w:lang w:val="pt-BR"/>
+        </w:rPr>
+        <w:t xml:space="preserve"> e colaboradores, Ding &amp; Qin e Souza et al.</w:t>
+      </w:r>
+    </w:p>
+    <w:p>
+      <w:pPr>
+        <w:rPr>
+          <w:lang w:val="pt-BR"/>
+        </w:rPr>
+      </w:pPr>
+      <w:r>
+        <w:rPr>
+          <w:lang w:val="pt-BR"/>
+        </w:rPr>
+        <w:t xml:space="preserve">A ideia é combinar duas capacidades: a CNN captura padrões locais na janela, como </w:t>
+      </w:r>
+      <w:proofErr w:type="spellStart"/>
+      <w:r>
+        <w:rPr>
+          <w:lang w:val="pt-BR"/>
+        </w:rPr>
+        <w:t>microtendências</w:t>
+      </w:r>
+      <w:proofErr w:type="spellEnd"/>
+      <w:r>
+        <w:rPr>
+          <w:lang w:val="pt-BR"/>
+        </w:rPr>
+        <w:t xml:space="preserve"> e reversões curtas; e a LSTM captura dependências de médio prazo, como tendências e ciclos.</w:t>
+      </w:r>
+    </w:p>
+    <w:p>
+      <w:pPr>
+        <w:rPr>
+          <w:lang w:val="pt-BR"/>
+        </w:rPr>
+      </w:pPr>
+      <w:r>
+        <w:rPr>
+          <w:lang w:val="pt-BR"/>
+        </w:rPr>
+        <w:t>A saída do modelo é uma probabilidade contínua, que também pode ser usada para calibração e limiares.</w:t>
+      </w:r>
+    </w:p>
+    <w:p>
+      <w:pPr>
+        <w:rPr>
+          <w:lang w:val="pt-BR"/>
+        </w:rPr>
+      </w:pPr>
+    </w:p>
+    <w:p>
+      <w:r>
+        <w:rPr>
+          <w:b/>
+        </w:rPr>
+        <w:t xml:space="preserve">Para </w:t>
+      </w:r>
+      <w:proofErr w:type="spellStart"/>
+      <w:r>
+        <w:rPr>
+          <w:b/>
+        </w:rPr>
+        <w:t>cortar</w:t>
+      </w:r>
+      <w:proofErr w:type="spellEnd"/>
+      <w:r>
+        <w:rPr>
+          <w:b/>
+        </w:rPr>
+        <w:t xml:space="preserve"> tempo (20–22 min):</w:t>
+      </w:r>
+    </w:p>
+    <w:p>
+      <w:pPr>
+        <w:pStyle w:val="Commarcadores"/>
+        <w:rPr>
+          <w:lang w:val="pt-BR"/>
+        </w:rPr>
+      </w:pPr>
+      <w:r>
+        <w:rPr>
+          <w:lang w:val="pt-BR"/>
+        </w:rPr>
+        <w:t xml:space="preserve">Não citar autores, só a intuição CNN </w:t>
+      </w:r>
+      <w:proofErr w:type="spellStart"/>
+      <w:r>
+        <w:rPr>
+          <w:lang w:val="pt-BR"/>
+        </w:rPr>
+        <w:t>vs</w:t>
+      </w:r>
+      <w:proofErr w:type="spellEnd"/>
+      <w:r>
+        <w:rPr>
+          <w:lang w:val="pt-BR"/>
+        </w:rPr>
+        <w:t xml:space="preserve"> LSTM.</w:t>
+      </w:r>
+    </w:p>
+    <w:p>
+      <w:pPr>
+        <w:rPr>
+          <w:lang w:val="pt-BR"/>
+        </w:rPr>
+      </w:pPr>
+    </w:p>
+    <w:p>
+      <w:r>
+        <w:rPr>
+          <w:b/>
+        </w:rPr>
+        <w:t xml:space="preserve">Para </w:t>
+      </w:r>
+      <w:proofErr w:type="spellStart"/>
+      <w:r>
+        <w:rPr>
+          <w:b/>
+        </w:rPr>
+        <w:t>expandir</w:t>
+      </w:r>
+      <w:proofErr w:type="spellEnd"/>
+      <w:r>
+        <w:rPr>
+          <w:b/>
+        </w:rPr>
+        <w:t xml:space="preserve"> (28–30 min):</w:t>
+      </w:r>
+    </w:p>
+    <w:p>
+      <w:pPr>
+        <w:pStyle w:val="Commarcadores"/>
+        <w:rPr>
+          <w:lang w:val="pt-BR"/>
+        </w:rPr>
+      </w:pPr>
+      <w:r>
+        <w:rPr>
+          <w:lang w:val="pt-BR"/>
+        </w:rPr>
+        <w:t xml:space="preserve">Acrescentar (15s): “Eu mantive uma arquitetura simples para não confundir resultado com </w:t>
+      </w:r>
+      <w:proofErr w:type="spellStart"/>
+      <w:r>
+        <w:rPr>
+          <w:lang w:val="pt-BR"/>
+        </w:rPr>
+        <w:t>overfitting</w:t>
+      </w:r>
+      <w:proofErr w:type="spellEnd"/>
+      <w:r>
+        <w:rPr>
+          <w:lang w:val="pt-BR"/>
+        </w:rPr>
+        <w:t xml:space="preserve"> e para facilitar reprodutibilidade.”</w:t>
+      </w:r>
+    </w:p>
+    <w:p>
+      <w:pPr>
+        <w:rPr>
+          <w:lang w:val="pt-BR"/>
+        </w:rPr>
+      </w:pPr>
+    </w:p>
+    <w:p>
+      <w:proofErr w:type="spellStart"/>
+      <w:r>
+        <w:rPr>
+          <w:b/>
+        </w:rPr>
+        <w:t>Palavras-chave</w:t>
+      </w:r>
+      <w:proofErr w:type="spellEnd"/>
+      <w:r>
+        <w:rPr>
+          <w:b/>
+        </w:rPr>
+        <w:t xml:space="preserve"> / </w:t>
+      </w:r>
+      <w:proofErr w:type="spellStart"/>
+      <w:r>
+        <w:rPr>
+          <w:b/>
+        </w:rPr>
+        <w:t>frases</w:t>
+      </w:r>
+      <w:proofErr w:type="spellEnd"/>
+      <w:r>
+        <w:rPr>
+          <w:b/>
+        </w:rPr>
+        <w:t xml:space="preserve"> </w:t>
+      </w:r>
+      <w:proofErr w:type="spellStart"/>
+      <w:r>
+        <w:rPr>
+          <w:b/>
+        </w:rPr>
+        <w:t>prontas</w:t>
+      </w:r>
+      <w:proofErr w:type="spellEnd"/>
+      <w:r>
+        <w:rPr>
+          <w:b/>
+        </w:rPr>
+        <w:t>:</w:t>
+      </w:r>
+    </w:p>
+    <w:p>
+      <w:pPr>
+        <w:pStyle w:val="Commarcadores"/>
+      </w:pPr>
+      <w:r>
+        <w:t>híbrido</w:t>
+      </w:r>
+    </w:p>
+    <w:p>
+      <w:pPr>
+        <w:pStyle w:val="Commarcadores"/>
+      </w:pPr>
+      <w:r>
+        <w:t>CNN = padrões locais</w:t>
+      </w:r>
+    </w:p>
+    <w:p>
+      <w:pPr>
+        <w:pStyle w:val="Commarcadores"/>
+      </w:pPr>
+      <w:r>
+        <w:t>LSTM = dependência temporal</w:t>
+      </w:r>
+    </w:p>
+    <w:p>
+      <w:pPr>
+        <w:pStyle w:val="Commarcadores"/>
+      </w:pPr>
+      <w:r>
+        <w:t>probabilidade contínua</w:t>
+      </w:r>
+    </w:p>
     <w:p/>
     <w:p>
       <w:r>
         <w:rPr>
           <w:b/>
         </w:rPr>
-        <w:t>Fala base (25–28 min):</w:t>
-      </w:r>
-    </w:p>
-    <w:p>
-      <w:r>
-        <w:t>O modelo proposto é um híbrido CNN + LSTM, inspirado em trabalhos como Borovykh e colaboradores, Ding &amp; Qin e Souza et al.</w:t>
-      </w:r>
-    </w:p>
-    <w:p>
-      <w:r>
-        <w:t>A ideia é combinar duas capacidades: a CNN captura padrões locais na janela, como microtendências e reversões curtas; e a LSTM captura dependências de médio prazo, como tendências e ciclos.</w:t>
-      </w:r>
-    </w:p>
-    <w:p>
-      <w:r>
-        <w:t>A saída do modelo é uma probabilidade contínua, que também pode ser usada para calibração e limiares.</w:t>
-      </w:r>
-    </w:p>
-    <w:p/>
-    <w:p>
-      <w:r>
-        <w:rPr>
-          <w:b/>
-        </w:rPr>
-        <w:t>Para cortar tempo (20–22 min):</w:t>
+        <w:t>Transições sugeridas:</w:t>
       </w:r>
     </w:p>
     <w:p>
       <w:pPr>
         <w:pStyle w:val="Commarcadores"/>
-      </w:pPr>
-      <w:r>
-        <w:t>Não citar autores, só a intuição CNN vs LSTM.</w:t>
-      </w:r>
-    </w:p>
-    <w:p/>
-    <w:p>
-      <w:r>
-        <w:rPr>
-          <w:b/>
-        </w:rPr>
-        <w:t>Para expandir (28–30 min):</w:t>
-      </w:r>
-    </w:p>
-    <w:p>
-      <w:pPr>
-        <w:pStyle w:val="Commarcadores"/>
-      </w:pPr>
-      <w:r>
-        <w:t>Acrescentar (15s): “Eu mantive uma arquitetura simples para não confundir resultado com overfitting e para facilitar reprodutibilidade.”</w:t>
-      </w:r>
-    </w:p>
-    <w:p/>
-    <w:p>
-      <w:r>
-        <w:rPr>
-          <w:b/>
-        </w:rPr>
-        <w:t>Palavras-chave / frases prontas:</w:t>
-      </w:r>
-    </w:p>
-    <w:p>
-      <w:pPr>
-        <w:pStyle w:val="Commarcadores"/>
-      </w:pPr>
-      <w:r>
-        <w:t>híbrido</w:t>
-      </w:r>
-    </w:p>
-    <w:p>
-      <w:pPr>
-        <w:pStyle w:val="Commarcadores"/>
-      </w:pPr>
-      <w:r>
-        <w:t>CNN = padrões locais</w:t>
-      </w:r>
-    </w:p>
-    <w:p>
-      <w:pPr>
-        <w:pStyle w:val="Commarcadores"/>
-      </w:pPr>
-      <w:r>
-        <w:t>LSTM = dependência temporal</w:t>
-      </w:r>
-    </w:p>
-    <w:p>
-      <w:pPr>
-        <w:pStyle w:val="Commarcadores"/>
-      </w:pPr>
-      <w:r>
-        <w:t>probabilidade contínua</w:t>
-      </w:r>
-    </w:p>
-    <w:p/>
-    <w:p>
-      <w:r>
-        <w:rPr>
-          <w:b/>
-        </w:rPr>
-        <w:t>Transições sugeridas:</w:t>
-      </w:r>
-    </w:p>
-    <w:p>
-      <w:pPr>
-        <w:pStyle w:val="Commarcadores"/>
-      </w:pPr>
-      <w:r>
+        <w:rPr>
+          <w:lang w:val="pt-BR"/>
+        </w:rPr>
+      </w:pPr>
+      <w:r>
+        <w:rPr>
+          <w:lang w:val="pt-BR"/>
+        </w:rPr>
         <w:t>Antes de ver resultados, eu explico como eu avalio — e por que acurácia sozinha é insuficiente.</w:t>
       </w:r>
     </w:p>
     <w:p>
-      <w:r>
+      <w:pPr>
+        <w:rPr>
+          <w:lang w:val="pt-BR"/>
+        </w:rPr>
+      </w:pPr>
+      <w:r>
+        <w:rPr>
+          <w:lang w:val="pt-BR"/>
+        </w:rPr>
         <w:br w:type="page"/>
       </w:r>
     </w:p>
     <w:p>
       <w:pPr>
         <w:pStyle w:val="Ttulo2"/>
-      </w:pPr>
-      <w:r>
+        <w:rPr>
+          <w:lang w:val="pt-BR"/>
+        </w:rPr>
+      </w:pPr>
+      <w:r>
+        <w:rPr>
+          <w:lang w:val="pt-BR"/>
+        </w:rPr>
         <w:lastRenderedPageBreak/>
         <w:t>Slide 10 — Por que não olhar só para acurácia?</w:t>
       </w:r>
     </w:p>
     <w:p>
-      <w:r>
-        <w:rPr>
-          <w:b/>
+      <w:pPr>
+        <w:rPr>
+          <w:lang w:val="pt-BR"/>
+        </w:rPr>
+      </w:pPr>
+      <w:r>
+        <w:rPr>
+          <w:b/>
+          <w:lang w:val="pt-BR"/>
         </w:rPr>
         <w:t xml:space="preserve">Objetivo do slide: </w:t>
       </w:r>
     </w:p>
     <w:p>
-      <w:r>
+      <w:pPr>
+        <w:rPr>
+          <w:lang w:val="pt-BR"/>
+        </w:rPr>
+      </w:pPr>
+      <w:r>
+        <w:rPr>
+          <w:lang w:val="pt-BR"/>
+        </w:rPr>
         <w:t>Defender métricas e testes: acurácia pode mascarar colapso e desbalanceamento.</w:t>
       </w:r>
     </w:p>
+    <w:p>
+      <w:pPr>
+        <w:rPr>
+          <w:lang w:val="pt-BR"/>
+        </w:rPr>
+      </w:pPr>
+    </w:p>
+    <w:p>
+      <w:pPr>
+        <w:rPr>
+          <w:lang w:val="pt-BR"/>
+        </w:rPr>
+      </w:pPr>
+      <w:r>
+        <w:rPr>
+          <w:b/>
+          <w:lang w:val="pt-BR"/>
+        </w:rPr>
+        <w:t>Fala base (25–28 min):</w:t>
+      </w:r>
+    </w:p>
+    <w:p>
+      <w:pPr>
+        <w:rPr>
+          <w:lang w:val="pt-BR"/>
+        </w:rPr>
+      </w:pPr>
+      <w:r>
+        <w:rPr>
+          <w:lang w:val="pt-BR"/>
+        </w:rPr>
+        <w:t>Aqui é um ponto importante: em séries financeiras, olhar só para acurácia pode enganar.</w:t>
+      </w:r>
+    </w:p>
+    <w:p>
+      <w:pPr>
+        <w:rPr>
+          <w:lang w:val="pt-BR"/>
+        </w:rPr>
+      </w:pPr>
+      <w:r>
+        <w:rPr>
+          <w:lang w:val="pt-BR"/>
+        </w:rPr>
+        <w:t>Se o modelo começa a prever quase sempre a mesma classe, a acurácia pode ficar perto de 50% e parecer ‘normal’, mas sem discriminação real.</w:t>
+      </w:r>
+    </w:p>
+    <w:p>
+      <w:pPr>
+        <w:rPr>
+          <w:lang w:val="pt-BR"/>
+        </w:rPr>
+      </w:pPr>
+      <w:r>
+        <w:rPr>
+          <w:lang w:val="pt-BR"/>
+        </w:rPr>
+        <w:t xml:space="preserve">Por isso eu avalio em três camadas: métricas de classificação (como F1 e MCC), métricas probabilísticas (como </w:t>
+      </w:r>
+      <w:proofErr w:type="spellStart"/>
+      <w:r>
+        <w:rPr>
+          <w:lang w:val="pt-BR"/>
+        </w:rPr>
+        <w:t>Brier</w:t>
+      </w:r>
+      <w:proofErr w:type="spellEnd"/>
+      <w:r>
+        <w:rPr>
+          <w:lang w:val="pt-BR"/>
+        </w:rPr>
+        <w:t>) e uma avaliação de trading com custos.</w:t>
+      </w:r>
+    </w:p>
+    <w:p>
+      <w:pPr>
+        <w:rPr>
+          <w:lang w:val="pt-BR"/>
+        </w:rPr>
+      </w:pPr>
+      <w:r>
+        <w:rPr>
+          <w:lang w:val="pt-BR"/>
+        </w:rPr>
+        <w:t xml:space="preserve">Além disso, eu aplico o teste de </w:t>
+      </w:r>
+      <w:proofErr w:type="spellStart"/>
+      <w:r>
+        <w:rPr>
+          <w:lang w:val="pt-BR"/>
+        </w:rPr>
+        <w:t>Diebold</w:t>
+      </w:r>
+      <w:proofErr w:type="spellEnd"/>
+      <w:r>
+        <w:rPr>
+          <w:lang w:val="pt-BR"/>
+        </w:rPr>
+        <w:t xml:space="preserve">–Mariano para verificar se diferenças entre modelos são estatisticamente defensáveis, usando perda direcional e perda </w:t>
+      </w:r>
+      <w:proofErr w:type="spellStart"/>
+      <w:r>
+        <w:rPr>
+          <w:lang w:val="pt-BR"/>
+        </w:rPr>
+        <w:t>Brier</w:t>
+      </w:r>
+      <w:proofErr w:type="spellEnd"/>
+      <w:r>
+        <w:rPr>
+          <w:lang w:val="pt-BR"/>
+        </w:rPr>
+        <w:t>.</w:t>
+      </w:r>
+    </w:p>
+    <w:p>
+      <w:pPr>
+        <w:rPr>
+          <w:lang w:val="pt-BR"/>
+        </w:rPr>
+      </w:pPr>
+      <w:r>
+        <w:rPr>
+          <w:lang w:val="pt-BR"/>
+        </w:rPr>
+        <w:t>Acurácia mede frequência de acertos, mas não mede qualidade estrutural da decisão.</w:t>
+      </w:r>
+    </w:p>
+    <w:p>
+      <w:pPr>
+        <w:rPr>
+          <w:lang w:val="pt-BR"/>
+        </w:rPr>
+      </w:pPr>
+      <w:r>
+        <w:rPr>
+          <w:lang w:val="pt-BR"/>
+        </w:rPr>
+        <w:t xml:space="preserve">ACURÁCIA DIRECIONAL: </w:t>
+      </w:r>
+      <w:r>
+        <w:rPr>
+          <w:lang w:val="pt-BR"/>
+        </w:rPr>
+        <w:t>Consideramos acerto apenas quando o modelo prevê corretamente movimentos relevantes acima de 0,1%, ignorando ruído microestrutural.</w:t>
+      </w:r>
+    </w:p>
+    <w:p>
+      <w:pPr>
+        <w:rPr>
+          <w:lang w:val="pt-BR"/>
+        </w:rPr>
+      </w:pPr>
+      <w:r>
+        <w:rPr>
+          <w:lang w:val="pt-BR"/>
+        </w:rPr>
+        <w:t>Precisão → Quando o modelo diz "alta", quantas vezes realmente sobe?</w:t>
+      </w:r>
+    </w:p>
+    <w:p>
+      <w:pPr>
+        <w:rPr>
+          <w:lang w:val="pt-BR"/>
+        </w:rPr>
+      </w:pPr>
+      <w:r>
+        <w:rPr>
+          <w:lang w:val="pt-BR"/>
+        </w:rPr>
+        <w:t>Recall → Das vezes que realmente subiu, quantas ele capturou?</w:t>
+      </w:r>
+    </w:p>
+    <w:p>
+      <w:pPr>
+        <w:rPr>
+          <w:lang w:val="pt-BR"/>
+        </w:rPr>
+      </w:pPr>
+      <w:r>
+        <w:rPr>
+          <w:lang w:val="pt-BR"/>
+        </w:rPr>
+        <w:t>O MCC é uma correlação entre predição e realidade, considerando todos os elementos da matriz de confusão.</w:t>
+      </w:r>
+    </w:p>
+    <w:p>
+      <w:pPr>
+        <w:rPr>
+          <w:lang w:val="pt-BR"/>
+        </w:rPr>
+      </w:pPr>
+      <w:r>
+        <w:rPr>
+          <w:lang w:val="pt-BR"/>
+        </w:rPr>
+        <w:t>BRIER SCORE: Mede o erro quadrático entre probabilidade prevista e resultado real.</w:t>
+      </w:r>
+    </w:p>
+    <w:p>
+      <w:pPr>
+        <w:rPr>
+          <w:lang w:val="pt-BR"/>
+        </w:rPr>
+      </w:pPr>
+    </w:p>
+    <w:p>
+      <w:pPr>
+        <w:rPr>
+          <w:b/>
+          <w:bCs/>
+          <w:lang w:val="pt-BR"/>
+        </w:rPr>
+      </w:pPr>
+      <w:r>
+        <w:rPr>
+          <w:lang w:val="pt-BR"/>
+        </w:rPr>
+        <w:t xml:space="preserve">SHARPE: </w:t>
+      </w:r>
+      <w:r>
+        <w:rPr>
+          <w:lang w:val="pt-BR"/>
+        </w:rPr>
+        <w:t>Retorno ajustado ao risco.</w:t>
+      </w:r>
+    </w:p>
+    <w:p>
+      <w:pPr>
+        <w:rPr>
+          <w:lang w:val="pt-BR"/>
+        </w:rPr>
+      </w:pPr>
+      <w:r>
+        <w:rPr>
+          <w:lang w:val="pt-BR"/>
+        </w:rPr>
+        <w:t>MAX DRAWDOWN: Maior perda acumulada.</w:t>
+      </w:r>
+    </w:p>
+    <w:p>
+      <w:pPr>
+        <w:rPr>
+          <w:lang w:val="pt-BR"/>
+        </w:rPr>
+      </w:pPr>
+      <w:r>
+        <w:rPr>
+          <w:lang w:val="pt-BR"/>
+        </w:rPr>
+        <w:t>PROFIT FACTOR: Soma ganhos / soma perdas.</w:t>
+      </w:r>
+    </w:p>
+    <w:p>
+      <w:pPr>
+        <w:rPr>
+          <w:lang w:val="pt-BR"/>
+        </w:rPr>
+      </w:pPr>
+      <w:r>
+        <w:rPr>
+          <w:lang w:val="pt-BR"/>
+        </w:rPr>
+        <w:t xml:space="preserve">NUMERO DE OPERAÇÕES: Evitar </w:t>
+      </w:r>
+      <w:proofErr w:type="spellStart"/>
+      <w:r>
+        <w:rPr>
+          <w:lang w:val="pt-BR"/>
+        </w:rPr>
+        <w:t>overtrading</w:t>
+      </w:r>
+      <w:proofErr w:type="spellEnd"/>
+      <w:r>
+        <w:rPr>
+          <w:lang w:val="pt-BR"/>
+        </w:rPr>
+        <w:t xml:space="preserve"> - Avaliar robustez</w:t>
+      </w:r>
+    </w:p>
+    <w:p>
+      <w:pPr>
+        <w:rPr>
+          <w:lang w:val="pt-BR"/>
+        </w:rPr>
+      </w:pPr>
+    </w:p>
+    <w:p>
+      <w:pPr>
+        <w:rPr>
+          <w:b/>
+          <w:u w:val="single"/>
+          <w:lang w:val="pt-BR"/>
+        </w:rPr>
+      </w:pPr>
+      <w:r>
+        <w:rPr>
+          <w:lang w:val="pt-BR"/>
+        </w:rPr>
+        <w:t xml:space="preserve">Aplicamos o teste de </w:t>
+      </w:r>
+      <w:proofErr w:type="spellStart"/>
+      <w:r>
+        <w:rPr>
+          <w:lang w:val="pt-BR"/>
+        </w:rPr>
+        <w:t>Diebold</w:t>
+      </w:r>
+      <w:proofErr w:type="spellEnd"/>
+      <w:r>
+        <w:rPr>
+          <w:lang w:val="pt-BR"/>
+        </w:rPr>
+        <w:t xml:space="preserve">–Mariano para verificar se a diferença de desempenho entre modelos é estatisticamente significativa, tanto na perda direcional quanto no </w:t>
+      </w:r>
+      <w:proofErr w:type="spellStart"/>
+      <w:r>
+        <w:rPr>
+          <w:lang w:val="pt-BR"/>
+        </w:rPr>
+        <w:t>Brier</w:t>
+      </w:r>
+      <w:proofErr w:type="spellEnd"/>
+      <w:r>
+        <w:rPr>
+          <w:lang w:val="pt-BR"/>
+        </w:rPr>
+        <w:t xml:space="preserve"> Score.</w:t>
+      </w:r>
+    </w:p>
+    <w:p>
+      <w:pPr>
+        <w:rPr>
+          <w:b/>
+          <w:lang w:val="pt-BR"/>
+        </w:rPr>
+      </w:pPr>
+    </w:p>
+    <w:p>
+      <w:r>
+        <w:rPr>
+          <w:b/>
+        </w:rPr>
+        <w:lastRenderedPageBreak/>
+        <w:t xml:space="preserve">Para </w:t>
+      </w:r>
+      <w:proofErr w:type="spellStart"/>
+      <w:r>
+        <w:rPr>
+          <w:b/>
+        </w:rPr>
+        <w:t>cortar</w:t>
+      </w:r>
+      <w:proofErr w:type="spellEnd"/>
+      <w:r>
+        <w:rPr>
+          <w:b/>
+        </w:rPr>
+        <w:t xml:space="preserve"> tempo (20–22 min):</w:t>
+      </w:r>
+    </w:p>
+    <w:p>
+      <w:pPr>
+        <w:pStyle w:val="Commarcadores"/>
+        <w:rPr>
+          <w:lang w:val="pt-BR"/>
+        </w:rPr>
+      </w:pPr>
+      <w:r>
+        <w:rPr>
+          <w:lang w:val="pt-BR"/>
+        </w:rPr>
+        <w:t xml:space="preserve">Citar só: “acurácia mascara colapso; eu uso MCC/F1 + DM + </w:t>
+      </w:r>
+      <w:proofErr w:type="spellStart"/>
+      <w:r>
+        <w:rPr>
+          <w:lang w:val="pt-BR"/>
+        </w:rPr>
+        <w:t>backtest</w:t>
+      </w:r>
+      <w:proofErr w:type="spellEnd"/>
+      <w:r>
+        <w:rPr>
+          <w:lang w:val="pt-BR"/>
+        </w:rPr>
+        <w:t>”.</w:t>
+      </w:r>
+    </w:p>
+    <w:p>
+      <w:pPr>
+        <w:rPr>
+          <w:lang w:val="pt-BR"/>
+        </w:rPr>
+      </w:pPr>
+    </w:p>
+    <w:p>
+      <w:r>
+        <w:rPr>
+          <w:b/>
+        </w:rPr>
+        <w:t xml:space="preserve">Para </w:t>
+      </w:r>
+      <w:proofErr w:type="spellStart"/>
+      <w:r>
+        <w:rPr>
+          <w:b/>
+        </w:rPr>
+        <w:t>expandir</w:t>
+      </w:r>
+      <w:proofErr w:type="spellEnd"/>
+      <w:r>
+        <w:rPr>
+          <w:b/>
+        </w:rPr>
+        <w:t xml:space="preserve"> (28–30 min):</w:t>
+      </w:r>
+    </w:p>
+    <w:p>
+      <w:pPr>
+        <w:pStyle w:val="Commarcadores"/>
+        <w:rPr>
+          <w:lang w:val="pt-BR"/>
+        </w:rPr>
+      </w:pPr>
+      <w:r>
+        <w:rPr>
+          <w:lang w:val="pt-BR"/>
+        </w:rPr>
+        <w:t>Adicionar (20s): “O MCC é útil porque mede correlação entre previsão e rótulo, e penaliza colapso mais do que acurácia.”</w:t>
+      </w:r>
+    </w:p>
+    <w:p>
+      <w:pPr>
+        <w:rPr>
+          <w:lang w:val="pt-BR"/>
+        </w:rPr>
+      </w:pPr>
+    </w:p>
+    <w:p>
+      <w:proofErr w:type="spellStart"/>
+      <w:r>
+        <w:rPr>
+          <w:b/>
+        </w:rPr>
+        <w:t>Palavras-chave</w:t>
+      </w:r>
+      <w:proofErr w:type="spellEnd"/>
+      <w:r>
+        <w:rPr>
+          <w:b/>
+        </w:rPr>
+        <w:t xml:space="preserve"> / </w:t>
+      </w:r>
+      <w:proofErr w:type="spellStart"/>
+      <w:r>
+        <w:rPr>
+          <w:b/>
+        </w:rPr>
+        <w:t>frases</w:t>
+      </w:r>
+      <w:proofErr w:type="spellEnd"/>
+      <w:r>
+        <w:rPr>
+          <w:b/>
+        </w:rPr>
+        <w:t xml:space="preserve"> </w:t>
+      </w:r>
+      <w:proofErr w:type="spellStart"/>
+      <w:r>
+        <w:rPr>
+          <w:b/>
+        </w:rPr>
+        <w:t>prontas</w:t>
+      </w:r>
+      <w:proofErr w:type="spellEnd"/>
+      <w:r>
+        <w:rPr>
+          <w:b/>
+        </w:rPr>
+        <w:t>:</w:t>
+      </w:r>
+    </w:p>
+    <w:p>
+      <w:pPr>
+        <w:pStyle w:val="Commarcadores"/>
+      </w:pPr>
+      <w:r>
+        <w:t>acurácia pode enganar</w:t>
+      </w:r>
+    </w:p>
+    <w:p>
+      <w:pPr>
+        <w:pStyle w:val="Commarcadores"/>
+      </w:pPr>
+      <w:r>
+        <w:t>MCC</w:t>
+      </w:r>
+    </w:p>
+    <w:p>
+      <w:pPr>
+        <w:pStyle w:val="Commarcadores"/>
+      </w:pPr>
+      <w:r>
+        <w:t>Brier</w:t>
+      </w:r>
+    </w:p>
+    <w:p>
+      <w:pPr>
+        <w:pStyle w:val="Commarcadores"/>
+      </w:pPr>
+      <w:r>
+        <w:t>Diebold–Mariano</w:t>
+      </w:r>
+    </w:p>
+    <w:p>
+      <w:pPr>
+        <w:pStyle w:val="Commarcadores"/>
+      </w:pPr>
+      <w:r>
+        <w:t>pós-custos</w:t>
+      </w:r>
+    </w:p>
     <w:p/>
     <w:p>
       <w:r>
         <w:rPr>
           <w:b/>
         </w:rPr>
-        <w:t>Fala base (25–28 min):</w:t>
-      </w:r>
-    </w:p>
-    <w:p>
-      <w:r>
-        <w:t>Aqui é um ponto importante: em séries financeiras, olhar só para acurácia pode enganar.</w:t>
-      </w:r>
-    </w:p>
-    <w:p>
-      <w:r>
-        <w:t>Se o modelo começa a prever quase sempre a mesma classe, a acurácia pode ficar perto de 50% e parecer ‘normal’, mas sem discriminação real.</w:t>
-      </w:r>
-    </w:p>
-    <w:p>
-      <w:r>
-        <w:t>Por isso eu avalio em três camadas: métricas de classificação (como F1 e MCC), métricas probabilísticas (como Brier) e uma avaliação de trading com custos.</w:t>
-      </w:r>
-    </w:p>
-    <w:p>
-      <w:r>
-        <w:t>Além disso, eu aplico o teste de Diebold–Mariano para verificar se diferenças entre modelos são estatisticamente defensáveis, usando perda direcional e perda Brier.</w:t>
-      </w:r>
-    </w:p>
-    <w:p>
-      <w:r>
-        <w:t xml:space="preserve">ACURÁCIA DIRECIONAL: </w:t>
-      </w:r>
-      <w:r>
-        <w:t>Consideramos acerto apenas quando o modelo prevê corretamente movimentos relevantes acima de 0,1%, ignorando ruído microestrutural.</w:t>
-      </w:r>
-    </w:p>
-    <w:p>
-      <w:r>
-        <w:t>O F1-score equilibra precisão e recall, sendo útil em cenários com possível desbalanceamento entre altas e baixas.</w:t>
-      </w:r>
-    </w:p>
-    <w:p>
-      <w:r>
-        <w:t>O MCC é uma métrica robusta para classificação binária, pois considera todos os quadrantes da matriz de confusão e se comporta como uma correlação entre predição e realidade.</w:t>
-      </w:r>
-    </w:p>
-    <w:p/>
-    <w:p>
-      <w:r>
-        <w:t xml:space="preserve">BRIER SCORE: </w:t>
-      </w:r>
-      <w:r>
-        <w:t>Mede o erro quadrático entre probabilidade prevista e resultado real.</w:t>
-      </w:r>
-    </w:p>
-    <w:p/>
-    <w:p>
-      <w:pPr>
-        <w:rPr>
-          <w:b/>
-          <w:bCs/>
-          <w:lang w:val="pt-BR"/>
-        </w:rPr>
-      </w:pPr>
-      <w:r>
-        <w:rPr>
-          <w:lang w:val="pt-BR"/>
-        </w:rPr>
-        <w:t xml:space="preserve">SHARPE: </w:t>
-      </w:r>
-      <w:r>
-        <w:rPr>
-          <w:lang w:val="pt-BR"/>
-        </w:rPr>
-        <w:t>Retorno ajustado ao risco.</w:t>
-      </w:r>
-    </w:p>
-    <w:p>
-      <w:r>
-        <w:t xml:space="preserve">MAX DRAWDOWN: </w:t>
-      </w:r>
-      <w:r>
-        <w:t>Maior perda acumulada.</w:t>
-      </w:r>
-    </w:p>
-    <w:p>
-      <w:r>
-        <w:t xml:space="preserve">PROFIT FACTOR: </w:t>
-      </w:r>
-      <w:r>
-        <w:t>Soma ganhos / soma perdas.</w:t>
-      </w:r>
-    </w:p>
-    <w:p>
-      <w:r>
-        <w:t>NUMERO DE OPERAÇÕES: Evitar overtrading - Avaliar robustez</w:t>
-      </w:r>
-    </w:p>
-    <w:p/>
-    <w:p>
-      <w:pPr>
-        <w:rPr>
-          <w:b/>
-          <w:u w:val="single"/>
-        </w:rPr>
-      </w:pPr>
-      <w:r>
-        <w:t>Aplicamos o teste de Diebold–Mariano para verificar se a diferença de desempenho entre modelos é estatisticamente significativa, tanto na perda direcional quanto no Brier Score.</w:t>
-      </w:r>
-    </w:p>
-    <w:p>
-      <w:pPr>
-        <w:rPr>
-          <w:b/>
-        </w:rPr>
-      </w:pPr>
-    </w:p>
-    <w:p>
-      <w:r>
-        <w:rPr>
-          <w:b/>
-        </w:rPr>
-        <w:t>Para cortar tempo (20–22 min):</w:t>
+        <w:t>Transições sugeridas:</w:t>
       </w:r>
     </w:p>
     <w:p>
       <w:pPr>
         <w:pStyle w:val="Commarcadores"/>
-      </w:pPr>
-      <w:r>
-        <w:lastRenderedPageBreak/>
-        <w:t>Citar só: “acurácia mascara colapso; eu uso MCC/F1 + DM + backtest”.</w:t>
-      </w:r>
-    </w:p>
-    <w:p/>
-    <w:p>
-      <w:r>
-        <w:rPr>
-          <w:b/>
-        </w:rPr>
-        <w:t>Para expandir (28–30 min):</w:t>
-      </w:r>
-    </w:p>
-    <w:p>
-      <w:pPr>
-        <w:pStyle w:val="Commarcadores"/>
-      </w:pPr>
-      <w:r>
-        <w:t>Adicionar (20s): “O MCC é útil porque mede correlação entre previsão e rótulo, e penaliza colapso mais do que acurácia.”</w:t>
-      </w:r>
-    </w:p>
-    <w:p/>
-    <w:p>
-      <w:r>
-        <w:rPr>
-          <w:b/>
-        </w:rPr>
-        <w:t>Palavras-chave / frases prontas:</w:t>
-      </w:r>
-    </w:p>
-    <w:p>
-      <w:pPr>
-        <w:pStyle w:val="Commarcadores"/>
-      </w:pPr>
-      <w:r>
-        <w:t>acurácia pode enganar</w:t>
-      </w:r>
-    </w:p>
-    <w:p>
-      <w:pPr>
-        <w:pStyle w:val="Commarcadores"/>
-      </w:pPr>
-      <w:r>
-        <w:t>MCC</w:t>
-      </w:r>
-    </w:p>
-    <w:p>
-      <w:pPr>
-        <w:pStyle w:val="Commarcadores"/>
-      </w:pPr>
-      <w:r>
-        <w:t>Brier</w:t>
-      </w:r>
-    </w:p>
-    <w:p>
-      <w:pPr>
-        <w:pStyle w:val="Commarcadores"/>
-      </w:pPr>
-      <w:r>
-        <w:t>Diebold–Mariano</w:t>
-      </w:r>
-    </w:p>
-    <w:p>
-      <w:pPr>
-        <w:pStyle w:val="Commarcadores"/>
-      </w:pPr>
-      <w:r>
-        <w:t>pós-custos</w:t>
-      </w:r>
-    </w:p>
-    <w:p/>
-    <w:p>
-      <w:r>
-        <w:rPr>
-          <w:b/>
-        </w:rPr>
-        <w:t>Transições sugeridas:</w:t>
-      </w:r>
-    </w:p>
-    <w:p>
-      <w:pPr>
-        <w:pStyle w:val="Commarcadores"/>
-      </w:pPr>
-      <w:r>
+        <w:rPr>
+          <w:lang w:val="pt-BR"/>
+        </w:rPr>
+      </w:pPr>
+      <w:r>
+        <w:rPr>
+          <w:lang w:val="pt-BR"/>
+        </w:rPr>
         <w:t>Com isso, eu passo para os resultados e o que realmente aconteceu com a rede.</w:t>
       </w:r>
     </w:p>
     <w:p>
-      <w:r>
+      <w:pPr>
+        <w:rPr>
+          <w:lang w:val="pt-BR"/>
+        </w:rPr>
+      </w:pPr>
+      <w:r>
+        <w:rPr>
+          <w:lang w:val="pt-BR"/>
+        </w:rPr>
         <w:br w:type="page"/>
       </w:r>
     </w:p>
     <w:p>
       <w:pPr>
         <w:pStyle w:val="Ttulo2"/>
-      </w:pPr>
-      <w:r>
+        <w:rPr>
+          <w:lang w:val="pt-BR"/>
+        </w:rPr>
+      </w:pPr>
+      <w:r>
+        <w:rPr>
+          <w:lang w:val="pt-BR"/>
+        </w:rPr>
         <w:lastRenderedPageBreak/>
         <w:t>Slide 11 — Visão geral dos resultados</w:t>
       </w:r>
     </w:p>
     <w:p>
-      <w:r>
-        <w:rPr>
-          <w:b/>
+      <w:pPr>
+        <w:rPr>
+          <w:lang w:val="pt-BR"/>
+        </w:rPr>
+      </w:pPr>
+      <w:r>
+        <w:rPr>
+          <w:b/>
+          <w:lang w:val="pt-BR"/>
         </w:rPr>
         <w:t xml:space="preserve">Objetivo do slide: </w:t>
       </w:r>
     </w:p>
     <w:p>
-      <w:r>
+      <w:pPr>
+        <w:rPr>
+          <w:lang w:val="pt-BR"/>
+        </w:rPr>
+      </w:pPr>
+      <w:r>
+        <w:rPr>
+          <w:lang w:val="pt-BR"/>
+        </w:rPr>
         <w:t>Apresentar o achado central em 1 minuto: probabilidades quase constantes -&gt; colapso.</w:t>
       </w:r>
     </w:p>
+    <w:p>
+      <w:pPr>
+        <w:rPr>
+          <w:lang w:val="pt-BR"/>
+        </w:rPr>
+      </w:pPr>
+    </w:p>
+    <w:p>
+      <w:pPr>
+        <w:rPr>
+          <w:lang w:val="pt-BR"/>
+        </w:rPr>
+      </w:pPr>
+      <w:r>
+        <w:rPr>
+          <w:b/>
+          <w:lang w:val="pt-BR"/>
+        </w:rPr>
+        <w:t>Fala base (25–28 min):</w:t>
+      </w:r>
+    </w:p>
+    <w:p>
+      <w:pPr>
+        <w:rPr>
+          <w:lang w:val="pt-BR"/>
+        </w:rPr>
+      </w:pPr>
+      <w:r>
+        <w:rPr>
+          <w:lang w:val="pt-BR"/>
+        </w:rPr>
+        <w:t xml:space="preserve">A visão geral é esta: em muitos </w:t>
+      </w:r>
+      <w:proofErr w:type="spellStart"/>
+      <w:r>
+        <w:rPr>
+          <w:lang w:val="pt-BR"/>
+        </w:rPr>
+        <w:t>folds</w:t>
+      </w:r>
+      <w:proofErr w:type="spellEnd"/>
+      <w:r>
+        <w:rPr>
+          <w:lang w:val="pt-BR"/>
+        </w:rPr>
+        <w:t>, o modelo emite probabilidades quase constantes para as amostras de teste.</w:t>
+      </w:r>
+    </w:p>
+    <w:p>
+      <w:pPr>
+        <w:rPr>
+          <w:lang w:val="pt-BR"/>
+        </w:rPr>
+      </w:pPr>
+      <w:r>
+        <w:rPr>
+          <w:lang w:val="pt-BR"/>
+        </w:rPr>
+        <w:t>Isso explica o fenômeno de colapso de classe: se a probabilidade não varia, o modelo toma praticamente a mesma decisão o tempo inteiro.</w:t>
+      </w:r>
+    </w:p>
+    <w:p>
+      <w:pPr>
+        <w:rPr>
+          <w:lang w:val="pt-BR"/>
+        </w:rPr>
+      </w:pPr>
+      <w:r>
+        <w:rPr>
+          <w:lang w:val="pt-BR"/>
+        </w:rPr>
+        <w:t>Eu não escondo isso — eu trato como um achado central do estudo, porque impacta diretamente o valor prático e a interpretação das métricas.</w:t>
+      </w:r>
+    </w:p>
+    <w:p>
+      <w:pPr>
+        <w:rPr>
+          <w:lang w:val="pt-BR"/>
+        </w:rPr>
+      </w:pPr>
+    </w:p>
+    <w:p>
+      <w:r>
+        <w:rPr>
+          <w:b/>
+        </w:rPr>
+        <w:t xml:space="preserve">Para </w:t>
+      </w:r>
+      <w:proofErr w:type="spellStart"/>
+      <w:r>
+        <w:rPr>
+          <w:b/>
+        </w:rPr>
+        <w:t>cortar</w:t>
+      </w:r>
+      <w:proofErr w:type="spellEnd"/>
+      <w:r>
+        <w:rPr>
+          <w:b/>
+        </w:rPr>
+        <w:t xml:space="preserve"> tempo (20–22 min):</w:t>
+      </w:r>
+    </w:p>
+    <w:p>
+      <w:pPr>
+        <w:pStyle w:val="Commarcadores"/>
+        <w:rPr>
+          <w:lang w:val="pt-BR"/>
+        </w:rPr>
+      </w:pPr>
+      <w:r>
+        <w:rPr>
+          <w:lang w:val="pt-BR"/>
+        </w:rPr>
+        <w:t>Falar em 2 frases e ir direto ao slide 12.</w:t>
+      </w:r>
+    </w:p>
+    <w:p>
+      <w:pPr>
+        <w:rPr>
+          <w:lang w:val="pt-BR"/>
+        </w:rPr>
+      </w:pPr>
+    </w:p>
+    <w:p>
+      <w:r>
+        <w:rPr>
+          <w:b/>
+        </w:rPr>
+        <w:t xml:space="preserve">Para </w:t>
+      </w:r>
+      <w:proofErr w:type="spellStart"/>
+      <w:r>
+        <w:rPr>
+          <w:b/>
+        </w:rPr>
+        <w:t>expandir</w:t>
+      </w:r>
+      <w:proofErr w:type="spellEnd"/>
+      <w:r>
+        <w:rPr>
+          <w:b/>
+        </w:rPr>
+        <w:t xml:space="preserve"> (28–30 min):</w:t>
+      </w:r>
+    </w:p>
+    <w:p>
+      <w:pPr>
+        <w:pStyle w:val="Commarcadores"/>
+        <w:rPr>
+          <w:lang w:val="pt-BR"/>
+        </w:rPr>
+      </w:pPr>
+      <w:r>
+        <w:rPr>
+          <w:lang w:val="pt-BR"/>
+        </w:rPr>
+        <w:t>Acrescentar (15s): “Esse tipo de comportamento aparece quando o sinal é muito fraco e a rede encontra um mínimo local perto de 0,5.”</w:t>
+      </w:r>
+    </w:p>
+    <w:p>
+      <w:pPr>
+        <w:rPr>
+          <w:lang w:val="pt-BR"/>
+        </w:rPr>
+      </w:pPr>
+    </w:p>
+    <w:p>
+      <w:proofErr w:type="spellStart"/>
+      <w:r>
+        <w:rPr>
+          <w:b/>
+        </w:rPr>
+        <w:t>Palavras-chave</w:t>
+      </w:r>
+      <w:proofErr w:type="spellEnd"/>
+      <w:r>
+        <w:rPr>
+          <w:b/>
+        </w:rPr>
+        <w:t xml:space="preserve"> / </w:t>
+      </w:r>
+      <w:proofErr w:type="spellStart"/>
+      <w:r>
+        <w:rPr>
+          <w:b/>
+        </w:rPr>
+        <w:t>frases</w:t>
+      </w:r>
+      <w:proofErr w:type="spellEnd"/>
+      <w:r>
+        <w:rPr>
+          <w:b/>
+        </w:rPr>
+        <w:t xml:space="preserve"> </w:t>
+      </w:r>
+      <w:proofErr w:type="spellStart"/>
+      <w:r>
+        <w:rPr>
+          <w:b/>
+        </w:rPr>
+        <w:t>prontas</w:t>
+      </w:r>
+      <w:proofErr w:type="spellEnd"/>
+      <w:r>
+        <w:rPr>
+          <w:b/>
+        </w:rPr>
+        <w:t>:</w:t>
+      </w:r>
+    </w:p>
+    <w:p>
+      <w:pPr>
+        <w:pStyle w:val="Commarcadores"/>
+      </w:pPr>
+      <w:r>
+        <w:t>probabilidades quase constantes</w:t>
+      </w:r>
+    </w:p>
+    <w:p>
+      <w:pPr>
+        <w:pStyle w:val="Commarcadores"/>
+      </w:pPr>
+      <w:r>
+        <w:t>colapso de classe</w:t>
+      </w:r>
+    </w:p>
+    <w:p>
+      <w:pPr>
+        <w:pStyle w:val="Commarcadores"/>
+      </w:pPr>
+      <w:r>
+        <w:t>mínimo local perto de 0,5</w:t>
+      </w:r>
+    </w:p>
     <w:p/>
     <w:p>
       <w:r>
         <w:rPr>
           <w:b/>
         </w:rPr>
-        <w:t>Fala base (25–28 min):</w:t>
-      </w:r>
-    </w:p>
-    <w:p>
-      <w:r>
-        <w:t>A visão geral é esta: em muitos folds, o modelo emite probabilidades quase constantes para as amostras de teste.</w:t>
-      </w:r>
-    </w:p>
-    <w:p>
-      <w:r>
-        <w:t>Isso explica o fenômeno de colapso de classe: se a probabilidade não varia, o modelo toma praticamente a mesma decisão o tempo inteiro.</w:t>
-      </w:r>
-    </w:p>
-    <w:p>
-      <w:r>
-        <w:t>Eu não escondo isso — eu trato como um achado central do estudo, porque impacta diretamente o valor prático e a interpretação das métricas.</w:t>
-      </w:r>
-    </w:p>
-    <w:p/>
-    <w:p>
-      <w:r>
-        <w:rPr>
-          <w:b/>
-        </w:rPr>
-        <w:t>Para cortar tempo (20–22 min):</w:t>
+        <w:t>Transições sugeridas:</w:t>
       </w:r>
     </w:p>
     <w:p>
       <w:pPr>
         <w:pStyle w:val="Commarcadores"/>
-      </w:pPr>
-      <w:r>
-        <w:t>Falar em 2 frases e ir direto ao slide 12.</w:t>
-      </w:r>
-    </w:p>
-    <w:p/>
-    <w:p>
-      <w:r>
-        <w:rPr>
-          <w:b/>
-        </w:rPr>
-        <w:t>Para expandir (28–30 min):</w:t>
-      </w:r>
-    </w:p>
-    <w:p>
-      <w:pPr>
-        <w:pStyle w:val="Commarcadores"/>
-      </w:pPr>
-      <w:r>
-        <w:t>Acrescentar (15s): “Esse tipo de comportamento aparece quando o sinal é muito fraco e a rede encontra um mínimo local perto de 0,5.”</w:t>
-      </w:r>
-    </w:p>
-    <w:p/>
-    <w:p>
-      <w:r>
-        <w:rPr>
-          <w:b/>
-        </w:rPr>
-        <w:t>Palavras-chave / frases prontas:</w:t>
-      </w:r>
-    </w:p>
-    <w:p>
-      <w:pPr>
-        <w:pStyle w:val="Commarcadores"/>
-      </w:pPr>
-      <w:r>
-        <w:t>probabilidades quase constantes</w:t>
-      </w:r>
-    </w:p>
-    <w:p>
-      <w:pPr>
-        <w:pStyle w:val="Commarcadores"/>
-      </w:pPr>
-      <w:r>
-        <w:t>colapso de classe</w:t>
-      </w:r>
-    </w:p>
-    <w:p>
-      <w:pPr>
-        <w:pStyle w:val="Commarcadores"/>
-      </w:pPr>
-      <w:r>
-        <w:t>mínimo local perto de 0,5</w:t>
-      </w:r>
-    </w:p>
-    <w:p/>
-    <w:p>
-      <w:r>
-        <w:rPr>
-          <w:b/>
-        </w:rPr>
-        <w:t>Transições sugeridas:</w:t>
-      </w:r>
-    </w:p>
-    <w:p>
-      <w:pPr>
-        <w:pStyle w:val="Commarcadores"/>
-      </w:pPr>
-      <w:r>
+        <w:rPr>
+          <w:lang w:val="pt-BR"/>
+        </w:rPr>
+      </w:pPr>
+      <w:r>
+        <w:rPr>
+          <w:lang w:val="pt-BR"/>
+        </w:rPr>
         <w:t>Agora eu mostro evidências e causas prováveis desse colapso.</w:t>
       </w:r>
     </w:p>
     <w:p>
-      <w:r>
+      <w:pPr>
+        <w:rPr>
+          <w:lang w:val="pt-BR"/>
+        </w:rPr>
+      </w:pPr>
+      <w:r>
+        <w:rPr>
+          <w:lang w:val="pt-BR"/>
+        </w:rPr>
         <w:br w:type="page"/>
       </w:r>
     </w:p>
     <w:p>
       <w:pPr>
         <w:pStyle w:val="Ttulo2"/>
-      </w:pPr>
-      <w:r>
+        <w:rPr>
+          <w:lang w:val="pt-BR"/>
+        </w:rPr>
+      </w:pPr>
+      <w:r>
+        <w:rPr>
+          <w:lang w:val="pt-BR"/>
+        </w:rPr>
         <w:lastRenderedPageBreak/>
         <w:t>Slide 12 — Estabilidade e colapso</w:t>
       </w:r>
     </w:p>
     <w:p>
-      <w:r>
-        <w:rPr>
-          <w:b/>
+      <w:pPr>
+        <w:rPr>
+          <w:lang w:val="pt-BR"/>
+        </w:rPr>
+      </w:pPr>
+      <w:r>
+        <w:rPr>
+          <w:b/>
+          <w:lang w:val="pt-BR"/>
         </w:rPr>
         <w:t xml:space="preserve">Objetivo do slide: </w:t>
       </w:r>
     </w:p>
     <w:p>
-      <w:r>
+      <w:pPr>
+        <w:rPr>
+          <w:lang w:val="pt-BR"/>
+        </w:rPr>
+      </w:pPr>
+      <w:r>
+        <w:rPr>
+          <w:lang w:val="pt-BR"/>
+        </w:rPr>
         <w:t>Mostrar evidências quantitativas e causas prováveis, do jeito que a banca gosta: dado -&gt; interpretação.</w:t>
       </w:r>
     </w:p>
-    <w:p/>
-    <w:p>
-      <w:r>
-        <w:rPr>
-          <w:b/>
+    <w:p>
+      <w:pPr>
+        <w:rPr>
+          <w:lang w:val="pt-BR"/>
+        </w:rPr>
+      </w:pPr>
+    </w:p>
+    <w:p>
+      <w:pPr>
+        <w:rPr>
+          <w:lang w:val="pt-BR"/>
+        </w:rPr>
+      </w:pPr>
+      <w:r>
+        <w:rPr>
+          <w:b/>
+          <w:lang w:val="pt-BR"/>
         </w:rPr>
         <w:t>Fala base (25–28 min):</w:t>
       </w:r>
     </w:p>
     <w:p>
-      <w:r>
+      <w:pPr>
+        <w:rPr>
+          <w:lang w:val="pt-BR"/>
+        </w:rPr>
+      </w:pPr>
+      <w:r>
+        <w:rPr>
+          <w:lang w:val="pt-BR"/>
+        </w:rPr>
         <w:t>Neste slide eu separo evidências e possíveis causas.</w:t>
       </w:r>
     </w:p>
     <w:p>
-      <w:r>
-        <w:t>Evidências: em 10 de 12 folds, a previsão fica quase sempre em uma única direção. O MCC fica igual a zero nesses folds. Além disso, o desvio-padrão das probabilidades é extremamente baixo, variando de 0,002 a 0,012.</w:t>
-      </w:r>
-    </w:p>
-    <w:p>
-      <w:r>
+      <w:pPr>
+        <w:rPr>
+          <w:lang w:val="pt-BR"/>
+        </w:rPr>
+      </w:pPr>
+      <w:r>
+        <w:rPr>
+          <w:lang w:val="pt-BR"/>
+        </w:rPr>
+        <w:t xml:space="preserve">Evidências: em 10 de 12 </w:t>
+      </w:r>
+      <w:proofErr w:type="spellStart"/>
+      <w:r>
+        <w:rPr>
+          <w:lang w:val="pt-BR"/>
+        </w:rPr>
+        <w:t>folds</w:t>
+      </w:r>
+      <w:proofErr w:type="spellEnd"/>
+      <w:r>
+        <w:rPr>
+          <w:lang w:val="pt-BR"/>
+        </w:rPr>
+        <w:t xml:space="preserve">, a previsão fica quase sempre em uma única direção. O MCC fica igual a zero nesses </w:t>
+      </w:r>
+      <w:proofErr w:type="spellStart"/>
+      <w:r>
+        <w:rPr>
+          <w:lang w:val="pt-BR"/>
+        </w:rPr>
+        <w:t>folds</w:t>
+      </w:r>
+      <w:proofErr w:type="spellEnd"/>
+      <w:r>
+        <w:rPr>
+          <w:lang w:val="pt-BR"/>
+        </w:rPr>
+        <w:t xml:space="preserve">. Além disso, o desvio-padrão das probabilidades é extremamente </w:t>
+      </w:r>
+      <w:proofErr w:type="spellStart"/>
+      <w:r>
+        <w:rPr>
+          <w:lang w:val="pt-BR"/>
+        </w:rPr>
+        <w:t>baixo</w:t>
+      </w:r>
+      <w:proofErr w:type="spellEnd"/>
+      <w:r>
+        <w:rPr>
+          <w:lang w:val="pt-BR"/>
+        </w:rPr>
+        <w:t>, variando de 0,002 a 0,012.</w:t>
+      </w:r>
+    </w:p>
+    <w:p>
+      <w:pPr>
+        <w:rPr>
+          <w:lang w:val="pt-BR"/>
+        </w:rPr>
+      </w:pPr>
+      <w:r>
+        <w:rPr>
+          <w:lang w:val="pt-BR"/>
+        </w:rPr>
         <w:t>Em termos práticos: o modelo emite probabilidades quase constantes, tipicamente concentradas perto de 0,5 — o que não gera discriminação consistente entre alta e baixa.</w:t>
       </w:r>
     </w:p>
     <w:p>
-      <w:r>
-        <w:t>Isso também aparece no backtest: há pouquíssimas operações em muitos folds, às vezes zero ou uma operação apenas.</w:t>
-      </w:r>
-    </w:p>
-    <w:p>
-      <w:r>
+      <w:pPr>
+        <w:rPr>
+          <w:lang w:val="pt-BR"/>
+        </w:rPr>
+      </w:pPr>
+      <w:r>
+        <w:rPr>
+          <w:lang w:val="pt-BR"/>
+        </w:rPr>
+        <w:t xml:space="preserve">Isso também aparece no </w:t>
+      </w:r>
+      <w:proofErr w:type="spellStart"/>
+      <w:r>
+        <w:rPr>
+          <w:lang w:val="pt-BR"/>
+        </w:rPr>
+        <w:t>backtest</w:t>
+      </w:r>
+      <w:proofErr w:type="spellEnd"/>
+      <w:r>
+        <w:rPr>
+          <w:lang w:val="pt-BR"/>
+        </w:rPr>
+        <w:t xml:space="preserve">: há pouquíssimas operações em muitos </w:t>
+      </w:r>
+      <w:proofErr w:type="spellStart"/>
+      <w:r>
+        <w:rPr>
+          <w:lang w:val="pt-BR"/>
+        </w:rPr>
+        <w:t>folds</w:t>
+      </w:r>
+      <w:proofErr w:type="spellEnd"/>
+      <w:r>
+        <w:rPr>
+          <w:lang w:val="pt-BR"/>
+        </w:rPr>
+        <w:t>, às vezes zero ou uma operação apenas.</w:t>
+      </w:r>
+    </w:p>
+    <w:p>
+      <w:pPr>
+        <w:rPr>
+          <w:lang w:val="pt-BR"/>
+        </w:rPr>
+      </w:pPr>
+      <w:r>
+        <w:rPr>
+          <w:lang w:val="pt-BR"/>
+        </w:rPr>
         <w:t>Quanto às causas prováveis: primeiro, o sinal preditivo em retornos de 15 minutos é muito fraco e o ruído é alto. Segundo, a rede pode cair em um mínimo local em que prever perto de 0,5 reduz a perda. Terceiro, a arquitetura simples pode limitar a capacidade. E quarto, o treino efetivo por ano é relativamente pequeno: por volta de 7 mil barras por ano.</w:t>
       </w:r>
     </w:p>
-    <w:p/>
-    <w:p>
-      <w:r>
-        <w:rPr>
-          <w:b/>
-        </w:rPr>
-        <w:t>Para cortar tempo (20–22 min):</w:t>
+    <w:p>
+      <w:pPr>
+        <w:rPr>
+          <w:lang w:val="pt-BR"/>
+        </w:rPr>
+      </w:pPr>
+    </w:p>
+    <w:p>
+      <w:r>
+        <w:rPr>
+          <w:b/>
+        </w:rPr>
+        <w:t xml:space="preserve">Para </w:t>
+      </w:r>
+      <w:proofErr w:type="spellStart"/>
+      <w:r>
+        <w:rPr>
+          <w:b/>
+        </w:rPr>
+        <w:t>cortar</w:t>
+      </w:r>
+      <w:proofErr w:type="spellEnd"/>
+      <w:r>
+        <w:rPr>
+          <w:b/>
+        </w:rPr>
+        <w:t xml:space="preserve"> tempo (20–22 min):</w:t>
       </w:r>
     </w:p>
     <w:p>
       <w:pPr>
         <w:pStyle w:val="Commarcadores"/>
-      </w:pPr>
-      <w:r>
-        <w:t>Dizer só 3 números: “10/12 folds; MCC=0 em 10/12; desvio 0,002–0,012”.</w:t>
+        <w:rPr>
+          <w:lang w:val="pt-BR"/>
+        </w:rPr>
+      </w:pPr>
+      <w:r>
+        <w:rPr>
+          <w:lang w:val="pt-BR"/>
+        </w:rPr>
+        <w:t xml:space="preserve">Dizer só 3 números: “10/12 </w:t>
+      </w:r>
+      <w:proofErr w:type="spellStart"/>
+      <w:r>
+        <w:rPr>
+          <w:lang w:val="pt-BR"/>
+        </w:rPr>
+        <w:t>folds</w:t>
+      </w:r>
+      <w:proofErr w:type="spellEnd"/>
+      <w:r>
+        <w:rPr>
+          <w:lang w:val="pt-BR"/>
+        </w:rPr>
+        <w:t>; MCC=0 em 10/12; desvio 0,002–0,012”.</w:t>
       </w:r>
     </w:p>
     <w:p>
       <w:pPr>
         <w:pStyle w:val="Commarcadores"/>
-      </w:pPr>
-      <w:r>
+        <w:rPr>
+          <w:lang w:val="pt-BR"/>
+        </w:rPr>
+      </w:pPr>
+      <w:r>
+        <w:rPr>
+          <w:lang w:val="pt-BR"/>
+        </w:rPr>
         <w:t>Não explicar todas as causas: escolher 2 (sinal fraco + mínimo local).</w:t>
       </w:r>
     </w:p>
-    <w:p/>
-    <w:p>
-      <w:r>
-        <w:rPr>
-          <w:b/>
-        </w:rPr>
-        <w:t>Para expandir (28–30 min):</w:t>
+    <w:p>
+      <w:pPr>
+        <w:rPr>
+          <w:lang w:val="pt-BR"/>
+        </w:rPr>
+      </w:pPr>
+    </w:p>
+    <w:p>
+      <w:r>
+        <w:rPr>
+          <w:b/>
+        </w:rPr>
+        <w:t xml:space="preserve">Para </w:t>
+      </w:r>
+      <w:proofErr w:type="spellStart"/>
+      <w:r>
+        <w:rPr>
+          <w:b/>
+        </w:rPr>
+        <w:t>expandir</w:t>
+      </w:r>
+      <w:proofErr w:type="spellEnd"/>
+      <w:r>
+        <w:rPr>
+          <w:b/>
+        </w:rPr>
+        <w:t xml:space="preserve"> (28–30 min):</w:t>
       </w:r>
     </w:p>
     <w:p>
       <w:pPr>
         <w:pStyle w:val="Commarcadores"/>
-      </w:pPr>
-      <w:r>
+        <w:rPr>
+          <w:lang w:val="pt-BR"/>
+        </w:rPr>
+      </w:pPr>
+      <w:r>
+        <w:rPr>
+          <w:lang w:val="pt-BR"/>
+        </w:rPr>
         <w:t>Acrescentar (30s): “Mesmo com classes balanceadas, colapso pode ocorrer; por isso MCC/F1 são essenciais.”</w:t>
       </w:r>
     </w:p>
     <w:p>
       <w:pPr>
         <w:pStyle w:val="Commarcadores"/>
-      </w:pPr>
-      <w:r>
+        <w:rPr>
+          <w:lang w:val="pt-BR"/>
+        </w:rPr>
+      </w:pPr>
+      <w:r>
+        <w:rPr>
+          <w:lang w:val="pt-BR"/>
+        </w:rPr>
         <w:t>Acrescentar (20s): “Isso sugere que o problema pode exigir barras maiores ou perdas que penalizem baixa entropia.”</w:t>
       </w:r>
     </w:p>
-    <w:p/>
-    <w:p>
-      <w:r>
-        <w:rPr>
-          <w:b/>
-        </w:rPr>
-        <w:t>Palavras-chave / frases prontas:</w:t>
+    <w:p>
+      <w:pPr>
+        <w:rPr>
+          <w:lang w:val="pt-BR"/>
+        </w:rPr>
+      </w:pPr>
+    </w:p>
+    <w:p>
+      <w:proofErr w:type="spellStart"/>
+      <w:r>
+        <w:rPr>
+          <w:b/>
+        </w:rPr>
+        <w:t>Palavras-chave</w:t>
+      </w:r>
+      <w:proofErr w:type="spellEnd"/>
+      <w:r>
+        <w:rPr>
+          <w:b/>
+        </w:rPr>
+        <w:t xml:space="preserve"> / </w:t>
+      </w:r>
+      <w:proofErr w:type="spellStart"/>
+      <w:r>
+        <w:rPr>
+          <w:b/>
+        </w:rPr>
+        <w:t>frases</w:t>
+      </w:r>
+      <w:proofErr w:type="spellEnd"/>
+      <w:r>
+        <w:rPr>
+          <w:b/>
+        </w:rPr>
+        <w:t xml:space="preserve"> </w:t>
+      </w:r>
+      <w:proofErr w:type="spellStart"/>
+      <w:r>
+        <w:rPr>
+          <w:b/>
+        </w:rPr>
+        <w:t>prontas</w:t>
+      </w:r>
+      <w:proofErr w:type="spellEnd"/>
+      <w:r>
+        <w:rPr>
+          <w:b/>
+        </w:rPr>
+        <w:t>:</w:t>
       </w:r>
     </w:p>
     <w:p>
@@ -2832,118 +6001,446 @@
     <w:p>
       <w:pPr>
         <w:pStyle w:val="Commarcadores"/>
-      </w:pPr>
-      <w:r>
+        <w:rPr>
+          <w:lang w:val="pt-BR"/>
+        </w:rPr>
+      </w:pPr>
+      <w:r>
+        <w:rPr>
+          <w:lang w:val="pt-BR"/>
+        </w:rPr>
         <w:t>A seguir, eu mostro o que os testes de significância dizem sobre essas diferenças.</w:t>
       </w:r>
     </w:p>
     <w:p>
-      <w:r>
+      <w:pPr>
+        <w:rPr>
+          <w:lang w:val="pt-BR"/>
+        </w:rPr>
+      </w:pPr>
+      <w:r>
+        <w:rPr>
+          <w:lang w:val="pt-BR"/>
+        </w:rPr>
         <w:br w:type="page"/>
       </w:r>
     </w:p>
     <w:p>
       <w:pPr>
         <w:pStyle w:val="Ttulo2"/>
-      </w:pPr>
-      <w:r>
+        <w:rPr>
+          <w:lang w:val="pt-BR"/>
+        </w:rPr>
+      </w:pPr>
+      <w:r>
+        <w:rPr>
+          <w:lang w:val="pt-BR"/>
+        </w:rPr>
         <w:lastRenderedPageBreak/>
-        <w:t>Slide 13 — Significância estatística (Diebold–Mariano)</w:t>
-      </w:r>
-    </w:p>
-    <w:p>
-      <w:r>
-        <w:rPr>
-          <w:b/>
+        <w:t>Slide 13 — Significância estatística (</w:t>
+      </w:r>
+      <w:proofErr w:type="spellStart"/>
+      <w:r>
+        <w:rPr>
+          <w:lang w:val="pt-BR"/>
+        </w:rPr>
+        <w:t>Diebold</w:t>
+      </w:r>
+      <w:proofErr w:type="spellEnd"/>
+      <w:r>
+        <w:rPr>
+          <w:lang w:val="pt-BR"/>
+        </w:rPr>
+        <w:t>–Mariano)</w:t>
+      </w:r>
+    </w:p>
+    <w:p>
+      <w:pPr>
+        <w:rPr>
+          <w:lang w:val="pt-BR"/>
+        </w:rPr>
+      </w:pPr>
+      <w:r>
+        <w:rPr>
+          <w:b/>
+          <w:lang w:val="pt-BR"/>
         </w:rPr>
         <w:t xml:space="preserve">Objetivo do slide: </w:t>
       </w:r>
     </w:p>
     <w:p>
-      <w:r>
-        <w:t>Explicar DM direcional vs DM Brier, e evitar a armadilha de confundir p&lt;0,001 com 'funciona'.</w:t>
-      </w:r>
-    </w:p>
-    <w:p/>
-    <w:p>
-      <w:r>
-        <w:rPr>
-          <w:b/>
+      <w:pPr>
+        <w:rPr>
+          <w:lang w:val="pt-BR"/>
+        </w:rPr>
+      </w:pPr>
+      <w:r>
+        <w:rPr>
+          <w:lang w:val="pt-BR"/>
+        </w:rPr>
+        <w:t xml:space="preserve">Explicar DM direcional </w:t>
+      </w:r>
+      <w:proofErr w:type="spellStart"/>
+      <w:r>
+        <w:rPr>
+          <w:lang w:val="pt-BR"/>
+        </w:rPr>
+        <w:t>vs</w:t>
+      </w:r>
+      <w:proofErr w:type="spellEnd"/>
+      <w:r>
+        <w:rPr>
+          <w:lang w:val="pt-BR"/>
+        </w:rPr>
+        <w:t xml:space="preserve"> DM </w:t>
+      </w:r>
+      <w:proofErr w:type="spellStart"/>
+      <w:r>
+        <w:rPr>
+          <w:lang w:val="pt-BR"/>
+        </w:rPr>
+        <w:t>Brier</w:t>
+      </w:r>
+      <w:proofErr w:type="spellEnd"/>
+      <w:r>
+        <w:rPr>
+          <w:lang w:val="pt-BR"/>
+        </w:rPr>
+        <w:t>, e evitar a armadilha de confundir p&lt;0,001 com 'funciona'.</w:t>
+      </w:r>
+    </w:p>
+    <w:p>
+      <w:pPr>
+        <w:rPr>
+          <w:lang w:val="pt-BR"/>
+        </w:rPr>
+      </w:pPr>
+    </w:p>
+    <w:p>
+      <w:pPr>
+        <w:rPr>
+          <w:lang w:val="pt-BR"/>
+        </w:rPr>
+      </w:pPr>
+      <w:r>
+        <w:rPr>
+          <w:b/>
+          <w:lang w:val="pt-BR"/>
         </w:rPr>
         <w:t>Fala base (25–28 min):</w:t>
       </w:r>
     </w:p>
     <w:p>
-      <w:r>
-        <w:t>Aqui entram os testes de significância com Diebold–Mariano, comparando as perdas entre modelos.</w:t>
-      </w:r>
-    </w:p>
-    <w:p>
-      <w:r>
-        <w:t>Com perda direcional, nenhuma comparação ficou abaixo de 5%. O caso mais próximo foi PETR4 contra Prophet com p=0,071, o que ainda é evidência fraca.</w:t>
-      </w:r>
-    </w:p>
-    <w:p>
-      <w:r>
+      <w:pPr>
+        <w:rPr>
+          <w:lang w:val="pt-BR"/>
+        </w:rPr>
+      </w:pPr>
+      <w:r>
+        <w:rPr>
+          <w:lang w:val="pt-BR"/>
+        </w:rPr>
+        <w:t xml:space="preserve">Aqui entram os testes de significância com </w:t>
+      </w:r>
+      <w:proofErr w:type="spellStart"/>
+      <w:r>
+        <w:rPr>
+          <w:lang w:val="pt-BR"/>
+        </w:rPr>
+        <w:t>Diebold</w:t>
+      </w:r>
+      <w:proofErr w:type="spellEnd"/>
+      <w:r>
+        <w:rPr>
+          <w:lang w:val="pt-BR"/>
+        </w:rPr>
+        <w:t>–Mariano, comparando as perdas entre modelos.</w:t>
+      </w:r>
+    </w:p>
+    <w:p>
+      <w:pPr>
+        <w:rPr>
+          <w:lang w:val="pt-BR"/>
+        </w:rPr>
+      </w:pPr>
+      <w:r>
+        <w:rPr>
+          <w:lang w:val="pt-BR"/>
+        </w:rPr>
+        <w:t xml:space="preserve">Com perda direcional, nenhuma comparação ficou abaixo de 5%. O caso mais próximo foi PETR4 contra </w:t>
+      </w:r>
+      <w:proofErr w:type="spellStart"/>
+      <w:r>
+        <w:rPr>
+          <w:lang w:val="pt-BR"/>
+        </w:rPr>
+        <w:t>Prophet</w:t>
+      </w:r>
+      <w:proofErr w:type="spellEnd"/>
+      <w:r>
+        <w:rPr>
+          <w:lang w:val="pt-BR"/>
+        </w:rPr>
+        <w:t xml:space="preserve"> com p=0,071, o que ainda é evidência fraca.</w:t>
+      </w:r>
+    </w:p>
+    <w:p>
+      <w:pPr>
+        <w:rPr>
+          <w:lang w:val="pt-BR"/>
+        </w:rPr>
+      </w:pPr>
+      <w:r>
+        <w:rPr>
+          <w:lang w:val="pt-BR"/>
+        </w:rPr>
         <w:t>Ou seja: as diferenças existem, mas são pequenas e com variância alta — não dá para afirmar superioridade estatística do CNN–LSTM na previsão direcional.</w:t>
       </w:r>
     </w:p>
     <w:p>
-      <w:r>
-        <w:t>Já com a perda Brier, todas as comparações dão p&lt;0,001. Mas a interpretação correta é a seguinte: isso reflete mais a forma da saída do modelo do que poder preditivo direcional.</w:t>
-      </w:r>
-    </w:p>
-    <w:p>
-      <w:r>
-        <w:t>Como o CNN–LSTM emite probabilidades próximas de 0,5, o Brier tende a ficar perto de 0,25. Já baselines binários 0/1, errando em torno de 50%, tendem a ter Brier médio perto de 0,50.</w:t>
-      </w:r>
-    </w:p>
-    <w:p>
-      <w:r>
-        <w:t>Então o p&lt;0,001 no Brier não significa que a rede ‘prevê melhor a direção’; significa que ela fornece probabilidades contínuas mais próximas de 0,5 do que predições duras.</w:t>
-      </w:r>
-    </w:p>
-    <w:p/>
-    <w:p>
-      <w:r>
-        <w:rPr>
-          <w:b/>
-        </w:rPr>
-        <w:t>Para cortar tempo (20–22 min):</w:t>
+      <w:pPr>
+        <w:rPr>
+          <w:lang w:val="pt-BR"/>
+        </w:rPr>
+      </w:pPr>
+      <w:r>
+        <w:rPr>
+          <w:lang w:val="pt-BR"/>
+        </w:rPr>
+        <w:t xml:space="preserve">Já com a perda </w:t>
+      </w:r>
+      <w:proofErr w:type="spellStart"/>
+      <w:r>
+        <w:rPr>
+          <w:lang w:val="pt-BR"/>
+        </w:rPr>
+        <w:t>Brier</w:t>
+      </w:r>
+      <w:proofErr w:type="spellEnd"/>
+      <w:r>
+        <w:rPr>
+          <w:lang w:val="pt-BR"/>
+        </w:rPr>
+        <w:t>, todas as comparações dão p&lt;0,001. Mas a interpretação correta é a seguinte: isso reflete mais a forma da saída do modelo do que poder preditivo direcional.</w:t>
+      </w:r>
+    </w:p>
+    <w:p>
+      <w:pPr>
+        <w:rPr>
+          <w:lang w:val="pt-BR"/>
+        </w:rPr>
+      </w:pPr>
+      <w:r>
+        <w:rPr>
+          <w:lang w:val="pt-BR"/>
+        </w:rPr>
+        <w:t xml:space="preserve">Como o CNN–LSTM emite probabilidades próximas de 0,5, o </w:t>
+      </w:r>
+      <w:proofErr w:type="spellStart"/>
+      <w:r>
+        <w:rPr>
+          <w:lang w:val="pt-BR"/>
+        </w:rPr>
+        <w:t>Brier</w:t>
+      </w:r>
+      <w:proofErr w:type="spellEnd"/>
+      <w:r>
+        <w:rPr>
+          <w:lang w:val="pt-BR"/>
+        </w:rPr>
+        <w:t xml:space="preserve"> tende a ficar perto de 0,25. Já baselines binários 0/1, errando em torno de 50%, tendem a ter </w:t>
+      </w:r>
+      <w:proofErr w:type="spellStart"/>
+      <w:r>
+        <w:rPr>
+          <w:lang w:val="pt-BR"/>
+        </w:rPr>
+        <w:t>Brier</w:t>
+      </w:r>
+      <w:proofErr w:type="spellEnd"/>
+      <w:r>
+        <w:rPr>
+          <w:lang w:val="pt-BR"/>
+        </w:rPr>
+        <w:t xml:space="preserve"> médio perto de 0,50.</w:t>
+      </w:r>
+    </w:p>
+    <w:p>
+      <w:pPr>
+        <w:rPr>
+          <w:lang w:val="pt-BR"/>
+        </w:rPr>
+      </w:pPr>
+      <w:r>
+        <w:rPr>
+          <w:lang w:val="pt-BR"/>
+        </w:rPr>
+        <w:t xml:space="preserve">Então o p&lt;0,001 no </w:t>
+      </w:r>
+      <w:proofErr w:type="spellStart"/>
+      <w:r>
+        <w:rPr>
+          <w:lang w:val="pt-BR"/>
+        </w:rPr>
+        <w:t>Brier</w:t>
+      </w:r>
+      <w:proofErr w:type="spellEnd"/>
+      <w:r>
+        <w:rPr>
+          <w:lang w:val="pt-BR"/>
+        </w:rPr>
+        <w:t xml:space="preserve"> não significa que a rede ‘prevê melhor a direção’; significa que ela fornece probabilidades contínuas mais próximas de 0,5 do que predições duras.</w:t>
+      </w:r>
+    </w:p>
+    <w:p>
+      <w:pPr>
+        <w:rPr>
+          <w:lang w:val="pt-BR"/>
+        </w:rPr>
+      </w:pPr>
+    </w:p>
+    <w:p>
+      <w:r>
+        <w:rPr>
+          <w:b/>
+        </w:rPr>
+        <w:t xml:space="preserve">Para </w:t>
+      </w:r>
+      <w:proofErr w:type="spellStart"/>
+      <w:r>
+        <w:rPr>
+          <w:b/>
+        </w:rPr>
+        <w:t>cortar</w:t>
+      </w:r>
+      <w:proofErr w:type="spellEnd"/>
+      <w:r>
+        <w:rPr>
+          <w:b/>
+        </w:rPr>
+        <w:t xml:space="preserve"> tempo (20–22 min):</w:t>
       </w:r>
     </w:p>
     <w:p>
       <w:pPr>
         <w:pStyle w:val="Commarcadores"/>
-      </w:pPr>
-      <w:r>
-        <w:t>Falar só o essencial: “DM direcional: não significativo; DM Brier: significativo por efeito de probabilidade perto de 0,5”.</w:t>
-      </w:r>
-    </w:p>
-    <w:p/>
-    <w:p>
-      <w:r>
-        <w:rPr>
-          <w:b/>
-        </w:rPr>
-        <w:t>Para expandir (28–30 min):</w:t>
+        <w:rPr>
+          <w:lang w:val="pt-BR"/>
+        </w:rPr>
+      </w:pPr>
+      <w:r>
+        <w:rPr>
+          <w:lang w:val="pt-BR"/>
+        </w:rPr>
+        <w:t xml:space="preserve">Falar só o essencial: “DM direcional: não significativo; DM </w:t>
+      </w:r>
+      <w:proofErr w:type="spellStart"/>
+      <w:r>
+        <w:rPr>
+          <w:lang w:val="pt-BR"/>
+        </w:rPr>
+        <w:t>Brier</w:t>
+      </w:r>
+      <w:proofErr w:type="spellEnd"/>
+      <w:r>
+        <w:rPr>
+          <w:lang w:val="pt-BR"/>
+        </w:rPr>
+        <w:t>: significativo por efeito de probabilidade perto de 0,5”.</w:t>
+      </w:r>
+    </w:p>
+    <w:p>
+      <w:pPr>
+        <w:rPr>
+          <w:lang w:val="pt-BR"/>
+        </w:rPr>
+      </w:pPr>
+    </w:p>
+    <w:p>
+      <w:r>
+        <w:rPr>
+          <w:b/>
+        </w:rPr>
+        <w:t xml:space="preserve">Para </w:t>
+      </w:r>
+      <w:proofErr w:type="spellStart"/>
+      <w:r>
+        <w:rPr>
+          <w:b/>
+        </w:rPr>
+        <w:t>expandir</w:t>
+      </w:r>
+      <w:proofErr w:type="spellEnd"/>
+      <w:r>
+        <w:rPr>
+          <w:b/>
+        </w:rPr>
+        <w:t xml:space="preserve"> (28–30 min):</w:t>
       </w:r>
     </w:p>
     <w:p>
       <w:pPr>
         <w:pStyle w:val="Commarcadores"/>
-      </w:pPr>
-      <w:r>
+        <w:rPr>
+          <w:lang w:val="pt-BR"/>
+        </w:rPr>
+      </w:pPr>
+      <w:r>
+        <w:rPr>
+          <w:lang w:val="pt-BR"/>
+        </w:rPr>
         <w:t>Adicionar (20s): “Isso é exatamente por que eu faço DM em duas perdas: para evitar interpretação errada.”</w:t>
       </w:r>
     </w:p>
-    <w:p/>
-    <w:p>
-      <w:r>
-        <w:rPr>
-          <w:b/>
-        </w:rPr>
-        <w:t>Palavras-chave / frases prontas:</w:t>
+    <w:p>
+      <w:pPr>
+        <w:rPr>
+          <w:lang w:val="pt-BR"/>
+        </w:rPr>
+      </w:pPr>
+    </w:p>
+    <w:p>
+      <w:proofErr w:type="spellStart"/>
+      <w:r>
+        <w:rPr>
+          <w:b/>
+        </w:rPr>
+        <w:t>Palavras-chave</w:t>
+      </w:r>
+      <w:proofErr w:type="spellEnd"/>
+      <w:r>
+        <w:rPr>
+          <w:b/>
+        </w:rPr>
+        <w:t xml:space="preserve"> / </w:t>
+      </w:r>
+      <w:proofErr w:type="spellStart"/>
+      <w:r>
+        <w:rPr>
+          <w:b/>
+        </w:rPr>
+        <w:t>frases</w:t>
+      </w:r>
+      <w:proofErr w:type="spellEnd"/>
+      <w:r>
+        <w:rPr>
+          <w:b/>
+        </w:rPr>
+        <w:t xml:space="preserve"> </w:t>
+      </w:r>
+      <w:proofErr w:type="spellStart"/>
+      <w:r>
+        <w:rPr>
+          <w:b/>
+        </w:rPr>
+        <w:t>prontas</w:t>
+      </w:r>
+      <w:proofErr w:type="spellEnd"/>
+      <w:r>
+        <w:rPr>
+          <w:b/>
+        </w:rPr>
+        <w:t>:</w:t>
       </w:r>
     </w:p>
     <w:p>
@@ -2957,17 +6454,42 @@
     <w:p>
       <w:pPr>
         <w:pStyle w:val="Commarcadores"/>
-      </w:pPr>
-      <w:r>
-        <w:t>DM Brier: efeito da forma da saída</w:t>
+        <w:rPr>
+          <w:lang w:val="pt-BR"/>
+        </w:rPr>
+      </w:pPr>
+      <w:r>
+        <w:rPr>
+          <w:lang w:val="pt-BR"/>
+        </w:rPr>
+        <w:t xml:space="preserve">DM </w:t>
+      </w:r>
+      <w:proofErr w:type="spellStart"/>
+      <w:r>
+        <w:rPr>
+          <w:lang w:val="pt-BR"/>
+        </w:rPr>
+        <w:t>Brier</w:t>
+      </w:r>
+      <w:proofErr w:type="spellEnd"/>
+      <w:r>
+        <w:rPr>
+          <w:lang w:val="pt-BR"/>
+        </w:rPr>
+        <w:t>: efeito da forma da saída</w:t>
       </w:r>
     </w:p>
     <w:p>
       <w:pPr>
         <w:pStyle w:val="Commarcadores"/>
       </w:pPr>
-      <w:r>
-        <w:t>probabilidade ~0,5</w:t>
+      <w:proofErr w:type="spellStart"/>
+      <w:r>
+        <w:t>probabilidade</w:t>
+      </w:r>
+      <w:proofErr w:type="spellEnd"/>
+      <w:r>
+        <w:t xml:space="preserve"> ~0,5</w:t>
       </w:r>
     </w:p>
     <w:p>
@@ -2991,36 +6513,453 @@
     <w:p>
       <w:pPr>
         <w:pStyle w:val="Commarcadores"/>
-      </w:pPr>
-      <w:r>
-        <w:t>E por fim, eu levo isso para o backtest, que é a leitura mais prática pós-custos.</w:t>
-      </w:r>
-    </w:p>
-    <w:p>
-      <w:r>
+        <w:rPr>
+          <w:lang w:val="pt-BR"/>
+        </w:rPr>
+      </w:pPr>
+      <w:r>
+        <w:rPr>
+          <w:lang w:val="pt-BR"/>
+        </w:rPr>
+        <w:t xml:space="preserve">E por fim, eu levo isso para o </w:t>
+      </w:r>
+      <w:proofErr w:type="spellStart"/>
+      <w:r>
+        <w:rPr>
+          <w:lang w:val="pt-BR"/>
+        </w:rPr>
+        <w:t>backtest</w:t>
+      </w:r>
+      <w:proofErr w:type="spellEnd"/>
+      <w:r>
+        <w:rPr>
+          <w:lang w:val="pt-BR"/>
+        </w:rPr>
+        <w:t>, que é a leitura mais prática pós-custos.</w:t>
+      </w:r>
+    </w:p>
+    <w:p>
+      <w:pPr>
+        <w:rPr>
+          <w:lang w:val="pt-BR"/>
+        </w:rPr>
+      </w:pPr>
+      <w:r>
+        <w:rPr>
+          <w:lang w:val="pt-BR"/>
+        </w:rPr>
         <w:br w:type="page"/>
       </w:r>
     </w:p>
     <w:p>
       <w:pPr>
         <w:pStyle w:val="Ttulo2"/>
-      </w:pPr>
-      <w:r>
+        <w:rPr>
+          <w:lang w:val="pt-BR"/>
+        </w:rPr>
+      </w:pPr>
+      <w:r>
+        <w:rPr>
+          <w:lang w:val="pt-BR"/>
+        </w:rPr>
         <w:lastRenderedPageBreak/>
-        <w:t>Slide 14 — Backtests</w:t>
-      </w:r>
-    </w:p>
-    <w:p>
-      <w:r>
-        <w:rPr>
-          <w:b/>
+        <w:t xml:space="preserve">Slide 14 — </w:t>
+      </w:r>
+      <w:proofErr w:type="spellStart"/>
+      <w:r>
+        <w:rPr>
+          <w:lang w:val="pt-BR"/>
+        </w:rPr>
+        <w:t>Backtests</w:t>
+      </w:r>
+      <w:proofErr w:type="spellEnd"/>
+    </w:p>
+    <w:p>
+      <w:pPr>
+        <w:rPr>
+          <w:lang w:val="pt-BR"/>
+        </w:rPr>
+      </w:pPr>
+      <w:r>
+        <w:rPr>
+          <w:b/>
+          <w:lang w:val="pt-BR"/>
         </w:rPr>
         <w:t xml:space="preserve">Objetivo do slide: </w:t>
       </w:r>
     </w:p>
     <w:p>
-      <w:r>
-        <w:t>Conectar resultados à prática: custos + poucas operações + concentração em fold específico.</w:t>
+      <w:pPr>
+        <w:rPr>
+          <w:lang w:val="pt-BR"/>
+        </w:rPr>
+      </w:pPr>
+      <w:r>
+        <w:rPr>
+          <w:lang w:val="pt-BR"/>
+        </w:rPr>
+        <w:t xml:space="preserve">Conectar resultados à prática: custos + poucas operações + concentração em </w:t>
+      </w:r>
+      <w:proofErr w:type="spellStart"/>
+      <w:r>
+        <w:rPr>
+          <w:lang w:val="pt-BR"/>
+        </w:rPr>
+        <w:t>fold</w:t>
+      </w:r>
+      <w:proofErr w:type="spellEnd"/>
+      <w:r>
+        <w:rPr>
+          <w:lang w:val="pt-BR"/>
+        </w:rPr>
+        <w:t xml:space="preserve"> específico.</w:t>
+      </w:r>
+    </w:p>
+    <w:p>
+      <w:pPr>
+        <w:rPr>
+          <w:lang w:val="pt-BR"/>
+        </w:rPr>
+      </w:pPr>
+    </w:p>
+    <w:p>
+      <w:pPr>
+        <w:rPr>
+          <w:lang w:val="pt-BR"/>
+        </w:rPr>
+      </w:pPr>
+      <w:r>
+        <w:rPr>
+          <w:b/>
+          <w:lang w:val="pt-BR"/>
+        </w:rPr>
+        <w:t>Fala base (25–28 min):</w:t>
+      </w:r>
+    </w:p>
+    <w:p>
+      <w:pPr>
+        <w:rPr>
+          <w:lang w:val="pt-BR"/>
+        </w:rPr>
+      </w:pPr>
+      <w:r>
+        <w:rPr>
+          <w:lang w:val="pt-BR"/>
+        </w:rPr>
+        <w:t xml:space="preserve">Aqui estão os </w:t>
+      </w:r>
+      <w:proofErr w:type="spellStart"/>
+      <w:r>
+        <w:rPr>
+          <w:lang w:val="pt-BR"/>
+        </w:rPr>
+        <w:t>backtests</w:t>
+      </w:r>
+      <w:proofErr w:type="spellEnd"/>
+      <w:r>
+        <w:rPr>
+          <w:lang w:val="pt-BR"/>
+        </w:rPr>
+        <w:t xml:space="preserve">. Eu aplico custos de 0,03% de emolumentos e 0,05% de </w:t>
+      </w:r>
+      <w:proofErr w:type="spellStart"/>
+      <w:r>
+        <w:rPr>
+          <w:lang w:val="pt-BR"/>
+        </w:rPr>
+        <w:t>slippage</w:t>
+      </w:r>
+      <w:proofErr w:type="spellEnd"/>
+      <w:r>
+        <w:rPr>
+          <w:lang w:val="pt-BR"/>
+        </w:rPr>
+        <w:t>, com capital inicial de 100 mil reais.</w:t>
+      </w:r>
+    </w:p>
+    <w:p>
+      <w:pPr>
+        <w:rPr>
+          <w:lang w:val="pt-BR"/>
+        </w:rPr>
+      </w:pPr>
+      <w:r>
+        <w:rPr>
+          <w:lang w:val="pt-BR"/>
+        </w:rPr>
+        <w:t xml:space="preserve">A leitura principal é: em PETR4 no cenário </w:t>
+      </w:r>
+      <w:proofErr w:type="spellStart"/>
+      <w:r>
+        <w:rPr>
+          <w:lang w:val="pt-BR"/>
+        </w:rPr>
+        <w:t>long</w:t>
+      </w:r>
+      <w:proofErr w:type="spellEnd"/>
+      <w:r>
+        <w:rPr>
+          <w:lang w:val="pt-BR"/>
+        </w:rPr>
+        <w:t xml:space="preserve">/short há um destaque, mas o resultado se concentra no </w:t>
+      </w:r>
+      <w:proofErr w:type="spellStart"/>
+      <w:r>
+        <w:rPr>
+          <w:lang w:val="pt-BR"/>
+        </w:rPr>
+        <w:t>fold</w:t>
+      </w:r>
+      <w:proofErr w:type="spellEnd"/>
+      <w:r>
+        <w:rPr>
+          <w:lang w:val="pt-BR"/>
+        </w:rPr>
+        <w:t xml:space="preserve"> 1.</w:t>
+      </w:r>
+    </w:p>
+    <w:p>
+      <w:pPr>
+        <w:rPr>
+          <w:lang w:val="pt-BR"/>
+        </w:rPr>
+      </w:pPr>
+      <w:r>
+        <w:rPr>
+          <w:lang w:val="pt-BR"/>
+        </w:rPr>
+        <w:t xml:space="preserve">Em muitos </w:t>
+      </w:r>
+      <w:proofErr w:type="spellStart"/>
+      <w:r>
+        <w:rPr>
+          <w:lang w:val="pt-BR"/>
+        </w:rPr>
+        <w:t>folds</w:t>
+      </w:r>
+      <w:proofErr w:type="spellEnd"/>
+      <w:r>
+        <w:rPr>
+          <w:lang w:val="pt-BR"/>
+        </w:rPr>
+        <w:t>, há poucas ou nenhuma operação, o que é coerente com o colapso de probabilidades: se o modelo não cruza o limiar de decisão, ele não gera sinal para operar.</w:t>
+      </w:r>
+    </w:p>
+    <w:p>
+      <w:pPr>
+        <w:rPr>
+          <w:lang w:val="pt-BR"/>
+        </w:rPr>
+      </w:pPr>
+      <w:r>
+        <w:rPr>
+          <w:lang w:val="pt-BR"/>
+        </w:rPr>
+        <w:t>Então a conclusão prática é que o resultado é frágil e dependente de poucos períodos — isso impede afirmar robustez operacional com esse desenho.</w:t>
+      </w:r>
+    </w:p>
+    <w:p>
+      <w:pPr>
+        <w:rPr>
+          <w:lang w:val="pt-BR"/>
+        </w:rPr>
+      </w:pPr>
+      <w:r>
+        <w:rPr>
+          <w:lang w:val="pt-BR"/>
+        </w:rPr>
+        <w:t>Ao mesmo tempo, isso é coerente com a análise estatística e com o diagnóstico de colapso: a avaliação está consistente entre métricas, DM e trading.</w:t>
+      </w:r>
+    </w:p>
+    <w:p>
+      <w:pPr>
+        <w:rPr>
+          <w:lang w:val="pt-BR"/>
+        </w:rPr>
+      </w:pPr>
+    </w:p>
+    <w:p>
+      <w:r>
+        <w:rPr>
+          <w:b/>
+        </w:rPr>
+        <w:t xml:space="preserve">Para </w:t>
+      </w:r>
+      <w:proofErr w:type="spellStart"/>
+      <w:r>
+        <w:rPr>
+          <w:b/>
+        </w:rPr>
+        <w:t>cortar</w:t>
+      </w:r>
+      <w:proofErr w:type="spellEnd"/>
+      <w:r>
+        <w:rPr>
+          <w:b/>
+        </w:rPr>
+        <w:t xml:space="preserve"> tempo (20–22 min):</w:t>
+      </w:r>
+    </w:p>
+    <w:p>
+      <w:pPr>
+        <w:pStyle w:val="Commarcadores"/>
+        <w:rPr>
+          <w:lang w:val="pt-BR"/>
+        </w:rPr>
+      </w:pPr>
+      <w:r>
+        <w:rPr>
+          <w:lang w:val="pt-BR"/>
+        </w:rPr>
+        <w:t>Falar só: custos + ‘PETR4 destaca mas concentra’ + ‘poucas operações por colapso’.</w:t>
+      </w:r>
+    </w:p>
+    <w:p>
+      <w:pPr>
+        <w:rPr>
+          <w:lang w:val="pt-BR"/>
+        </w:rPr>
+      </w:pPr>
+    </w:p>
+    <w:p>
+      <w:r>
+        <w:rPr>
+          <w:b/>
+        </w:rPr>
+        <w:t xml:space="preserve">Para </w:t>
+      </w:r>
+      <w:proofErr w:type="spellStart"/>
+      <w:r>
+        <w:rPr>
+          <w:b/>
+        </w:rPr>
+        <w:t>expandir</w:t>
+      </w:r>
+      <w:proofErr w:type="spellEnd"/>
+      <w:r>
+        <w:rPr>
+          <w:b/>
+        </w:rPr>
+        <w:t xml:space="preserve"> (28–30 min):</w:t>
+      </w:r>
+    </w:p>
+    <w:p>
+      <w:pPr>
+        <w:pStyle w:val="Commarcadores"/>
+        <w:rPr>
+          <w:lang w:val="pt-BR"/>
+        </w:rPr>
+      </w:pPr>
+      <w:r>
+        <w:rPr>
+          <w:lang w:val="pt-BR"/>
+        </w:rPr>
+        <w:t xml:space="preserve">Adicionar (30s): “Esse é um motivo para, no futuro, usar limiares adaptativos e </w:t>
+      </w:r>
+      <w:proofErr w:type="spellStart"/>
+      <w:r>
+        <w:rPr>
+          <w:lang w:val="pt-BR"/>
+        </w:rPr>
+        <w:t>sizing</w:t>
+      </w:r>
+      <w:proofErr w:type="spellEnd"/>
+      <w:r>
+        <w:rPr>
+          <w:lang w:val="pt-BR"/>
+        </w:rPr>
+        <w:t xml:space="preserve"> por probabilidade/regime, como eu proponho nos trabalhos futuros.”</w:t>
+      </w:r>
+    </w:p>
+    <w:p>
+      <w:pPr>
+        <w:rPr>
+          <w:lang w:val="pt-BR"/>
+        </w:rPr>
+      </w:pPr>
+    </w:p>
+    <w:p>
+      <w:proofErr w:type="spellStart"/>
+      <w:r>
+        <w:rPr>
+          <w:b/>
+        </w:rPr>
+        <w:t>Palavras-chave</w:t>
+      </w:r>
+      <w:proofErr w:type="spellEnd"/>
+      <w:r>
+        <w:rPr>
+          <w:b/>
+        </w:rPr>
+        <w:t xml:space="preserve"> / </w:t>
+      </w:r>
+      <w:proofErr w:type="spellStart"/>
+      <w:r>
+        <w:rPr>
+          <w:b/>
+        </w:rPr>
+        <w:t>frases</w:t>
+      </w:r>
+      <w:proofErr w:type="spellEnd"/>
+      <w:r>
+        <w:rPr>
+          <w:b/>
+        </w:rPr>
+        <w:t xml:space="preserve"> </w:t>
+      </w:r>
+      <w:proofErr w:type="spellStart"/>
+      <w:r>
+        <w:rPr>
+          <w:b/>
+        </w:rPr>
+        <w:t>prontas</w:t>
+      </w:r>
+      <w:proofErr w:type="spellEnd"/>
+      <w:r>
+        <w:rPr>
+          <w:b/>
+        </w:rPr>
+        <w:t>:</w:t>
+      </w:r>
+    </w:p>
+    <w:p>
+      <w:pPr>
+        <w:pStyle w:val="Commarcadores"/>
+      </w:pPr>
+      <w:r>
+        <w:t>pós-custos</w:t>
+      </w:r>
+    </w:p>
+    <w:p>
+      <w:pPr>
+        <w:pStyle w:val="Commarcadores"/>
+      </w:pPr>
+      <w:r>
+        <w:t>fragilidade</w:t>
+      </w:r>
+    </w:p>
+    <w:p>
+      <w:pPr>
+        <w:pStyle w:val="Commarcadores"/>
+      </w:pPr>
+      <w:r>
+        <w:t>concentração em fold</w:t>
+      </w:r>
+    </w:p>
+    <w:p>
+      <w:pPr>
+        <w:pStyle w:val="Commarcadores"/>
+      </w:pPr>
+      <w:r>
+        <w:t>poucas operações</w:t>
+      </w:r>
+    </w:p>
+    <w:p>
+      <w:pPr>
+        <w:pStyle w:val="Commarcadores"/>
+      </w:pPr>
+      <w:r>
+        <w:t>consistência entre análises</w:t>
       </w:r>
     </w:p>
     <w:p/>
@@ -3029,232 +6968,287 @@
         <w:rPr>
           <w:b/>
         </w:rPr>
-        <w:t>Fala base (25–28 min):</w:t>
-      </w:r>
-    </w:p>
-    <w:p>
-      <w:r>
-        <w:t>Aqui estão os backtests. Eu aplico custos de 0,03% de emolumentos e 0,05% de slippage, com capital inicial de 100 mil reais.</w:t>
-      </w:r>
-    </w:p>
-    <w:p>
-      <w:r>
-        <w:t>A leitura principal é: em PETR4 no cenário long/short há um destaque, mas o resultado se concentra no fold 1.</w:t>
-      </w:r>
-    </w:p>
-    <w:p>
-      <w:r>
-        <w:t>Em muitos folds, há poucas ou nenhuma operação, o que é coerente com o colapso de probabilidades: se o modelo não cruza o limiar de decisão, ele não gera sinal para operar.</w:t>
-      </w:r>
-    </w:p>
-    <w:p>
-      <w:r>
-        <w:t>Então a conclusão prática é que o resultado é frágil e dependente de poucos períodos — isso impede afirmar robustez operacional com esse desenho.</w:t>
-      </w:r>
-    </w:p>
-    <w:p>
-      <w:r>
-        <w:t>Ao mesmo tempo, isso é coerente com a análise estatística e com o diagnóstico de colapso: a avaliação está consistente entre métricas, DM e trading.</w:t>
-      </w:r>
-    </w:p>
-    <w:p/>
-    <w:p>
-      <w:r>
-        <w:rPr>
-          <w:b/>
-        </w:rPr>
-        <w:t>Para cortar tempo (20–22 min):</w:t>
+        <w:t>Transições sugeridas:</w:t>
       </w:r>
     </w:p>
     <w:p>
       <w:pPr>
         <w:pStyle w:val="Commarcadores"/>
-      </w:pPr>
-      <w:r>
-        <w:t>Falar só: custos + ‘PETR4 destaca mas concentra’ + ‘poucas operações por colapso’.</w:t>
-      </w:r>
-    </w:p>
-    <w:p/>
-    <w:p>
-      <w:r>
-        <w:rPr>
-          <w:b/>
-        </w:rPr>
-        <w:t>Para expandir (28–30 min):</w:t>
-      </w:r>
-    </w:p>
-    <w:p>
-      <w:pPr>
-        <w:pStyle w:val="Commarcadores"/>
-      </w:pPr>
-      <w:r>
-        <w:t>Adicionar (30s): “Esse é um motivo para, no futuro, usar limiares adaptativos e sizing por probabilidade/regime, como eu proponho nos trabalhos futuros.”</w:t>
-      </w:r>
-    </w:p>
-    <w:p/>
-    <w:p>
-      <w:r>
-        <w:rPr>
-          <w:b/>
-        </w:rPr>
-        <w:t>Palavras-chave / frases prontas:</w:t>
-      </w:r>
-    </w:p>
-    <w:p>
-      <w:pPr>
-        <w:pStyle w:val="Commarcadores"/>
-      </w:pPr>
-      <w:r>
-        <w:t>pós-custos</w:t>
-      </w:r>
-    </w:p>
-    <w:p>
-      <w:pPr>
-        <w:pStyle w:val="Commarcadores"/>
-      </w:pPr>
-      <w:r>
-        <w:t>fragilidade</w:t>
-      </w:r>
-    </w:p>
-    <w:p>
-      <w:pPr>
-        <w:pStyle w:val="Commarcadores"/>
-      </w:pPr>
-      <w:r>
-        <w:t>concentração em fold</w:t>
-      </w:r>
-    </w:p>
-    <w:p>
-      <w:pPr>
-        <w:pStyle w:val="Commarcadores"/>
-      </w:pPr>
-      <w:r>
-        <w:t>poucas operações</w:t>
-      </w:r>
-    </w:p>
-    <w:p>
-      <w:pPr>
-        <w:pStyle w:val="Commarcadores"/>
-      </w:pPr>
-      <w:r>
-        <w:t>consistência entre análises</w:t>
-      </w:r>
-    </w:p>
-    <w:p/>
-    <w:p>
-      <w:r>
-        <w:rPr>
-          <w:b/>
-        </w:rPr>
-        <w:t>Transições sugeridas:</w:t>
-      </w:r>
-    </w:p>
-    <w:p>
-      <w:pPr>
-        <w:pStyle w:val="Commarcadores"/>
-      </w:pPr>
-      <w:r>
+        <w:rPr>
+          <w:lang w:val="pt-BR"/>
+        </w:rPr>
+      </w:pPr>
+      <w:r>
+        <w:rPr>
+          <w:lang w:val="pt-BR"/>
+        </w:rPr>
         <w:lastRenderedPageBreak/>
         <w:t>Depois de resultados, eu mostro como eu deixei o estudo replicável para qualquer pessoa repetir.</w:t>
       </w:r>
     </w:p>
     <w:p>
-      <w:r>
+      <w:pPr>
+        <w:rPr>
+          <w:lang w:val="pt-BR"/>
+        </w:rPr>
+      </w:pPr>
+      <w:r>
+        <w:rPr>
+          <w:lang w:val="pt-BR"/>
+        </w:rPr>
         <w:br w:type="page"/>
       </w:r>
     </w:p>
     <w:p>
       <w:pPr>
         <w:pStyle w:val="Ttulo2"/>
-      </w:pPr>
-      <w:r>
+        <w:rPr>
+          <w:lang w:val="pt-BR"/>
+        </w:rPr>
+      </w:pPr>
+      <w:r>
+        <w:rPr>
+          <w:lang w:val="pt-BR"/>
+        </w:rPr>
         <w:lastRenderedPageBreak/>
         <w:t>Slide 15 — Reprodutibilidade</w:t>
       </w:r>
     </w:p>
     <w:p>
-      <w:r>
-        <w:rPr>
-          <w:b/>
+      <w:pPr>
+        <w:rPr>
+          <w:lang w:val="pt-BR"/>
+        </w:rPr>
+      </w:pPr>
+      <w:r>
+        <w:rPr>
+          <w:b/>
+          <w:lang w:val="pt-BR"/>
         </w:rPr>
         <w:t xml:space="preserve">Objetivo do slide: </w:t>
       </w:r>
     </w:p>
     <w:p>
-      <w:r>
+      <w:pPr>
+        <w:rPr>
+          <w:lang w:val="pt-BR"/>
+        </w:rPr>
+      </w:pPr>
+      <w:r>
+        <w:rPr>
+          <w:lang w:val="pt-BR"/>
+        </w:rPr>
         <w:t>Transformar em ponto forte: pipeline replicável + logs/artefatos + repositório.</w:t>
       </w:r>
     </w:p>
-    <w:p/>
-    <w:p>
-      <w:r>
-        <w:rPr>
-          <w:b/>
+    <w:p>
+      <w:pPr>
+        <w:rPr>
+          <w:lang w:val="pt-BR"/>
+        </w:rPr>
+      </w:pPr>
+    </w:p>
+    <w:p>
+      <w:pPr>
+        <w:rPr>
+          <w:lang w:val="pt-BR"/>
+        </w:rPr>
+      </w:pPr>
+      <w:r>
+        <w:rPr>
+          <w:b/>
+          <w:lang w:val="pt-BR"/>
         </w:rPr>
         <w:t>Fala base (25–28 min):</w:t>
       </w:r>
     </w:p>
     <w:p>
-      <w:r>
+      <w:pPr>
+        <w:rPr>
+          <w:lang w:val="pt-BR"/>
+        </w:rPr>
+      </w:pPr>
+      <w:r>
+        <w:rPr>
+          <w:lang w:val="pt-BR"/>
+        </w:rPr>
         <w:t>Este slide resume a parte de reprodutibilidade.</w:t>
       </w:r>
     </w:p>
     <w:p>
-      <w:r>
+      <w:pPr>
+        <w:rPr>
+          <w:lang w:val="pt-BR"/>
+        </w:rPr>
+      </w:pPr>
+      <w:r>
+        <w:rPr>
+          <w:lang w:val="pt-BR"/>
+        </w:rPr>
         <w:t>A ideia é: um script, sempre a mesma ordem. Cada execução salva artefatos automaticamente e registra logs para rastrear o que aconteceu em cada rodada.</w:t>
       </w:r>
     </w:p>
     <w:p>
-      <w:r>
+      <w:pPr>
+        <w:rPr>
+          <w:lang w:val="pt-BR"/>
+        </w:rPr>
+      </w:pPr>
+      <w:r>
+        <w:rPr>
+          <w:lang w:val="pt-BR"/>
+        </w:rPr>
         <w:t>Isso permite que outra pessoa replique a mesma avaliação e que eu troque o modelo mantendo todo o protocolo idêntico.</w:t>
       </w:r>
     </w:p>
     <w:p>
-      <w:r>
+      <w:pPr>
+        <w:rPr>
+          <w:lang w:val="pt-BR"/>
+        </w:rPr>
+      </w:pPr>
+      <w:r>
+        <w:rPr>
+          <w:lang w:val="pt-BR"/>
+        </w:rPr>
         <w:t>O código do pipeline está isolado e disponível no repositório indicado no slide.</w:t>
       </w:r>
     </w:p>
-    <w:p/>
-    <w:p>
-      <w:r>
-        <w:rPr>
-          <w:b/>
-        </w:rPr>
-        <w:t>Para cortar tempo (20–22 min):</w:t>
+    <w:p>
+      <w:pPr>
+        <w:rPr>
+          <w:lang w:val="pt-BR"/>
+        </w:rPr>
+      </w:pPr>
+    </w:p>
+    <w:p>
+      <w:r>
+        <w:rPr>
+          <w:b/>
+        </w:rPr>
+        <w:t xml:space="preserve">Para </w:t>
+      </w:r>
+      <w:proofErr w:type="spellStart"/>
+      <w:r>
+        <w:rPr>
+          <w:b/>
+        </w:rPr>
+        <w:t>cortar</w:t>
+      </w:r>
+      <w:proofErr w:type="spellEnd"/>
+      <w:r>
+        <w:rPr>
+          <w:b/>
+        </w:rPr>
+        <w:t xml:space="preserve"> tempo (20–22 min):</w:t>
       </w:r>
     </w:p>
     <w:p>
       <w:pPr>
         <w:pStyle w:val="Commarcadores"/>
-      </w:pPr>
-      <w:r>
+        <w:rPr>
+          <w:lang w:val="pt-BR"/>
+        </w:rPr>
+      </w:pPr>
+      <w:r>
+        <w:rPr>
+          <w:lang w:val="pt-BR"/>
+        </w:rPr>
         <w:t>Falar só: “pipeline único + logs + backup de artefatos”.</w:t>
       </w:r>
     </w:p>
-    <w:p/>
-    <w:p>
-      <w:r>
-        <w:rPr>
-          <w:b/>
-        </w:rPr>
-        <w:t>Para expandir (28–30 min):</w:t>
+    <w:p>
+      <w:pPr>
+        <w:rPr>
+          <w:lang w:val="pt-BR"/>
+        </w:rPr>
+      </w:pPr>
+    </w:p>
+    <w:p>
+      <w:r>
+        <w:rPr>
+          <w:b/>
+        </w:rPr>
+        <w:t xml:space="preserve">Para </w:t>
+      </w:r>
+      <w:proofErr w:type="spellStart"/>
+      <w:r>
+        <w:rPr>
+          <w:b/>
+        </w:rPr>
+        <w:t>expandir</w:t>
+      </w:r>
+      <w:proofErr w:type="spellEnd"/>
+      <w:r>
+        <w:rPr>
+          <w:b/>
+        </w:rPr>
+        <w:t xml:space="preserve"> (28–30 min):</w:t>
       </w:r>
     </w:p>
     <w:p>
       <w:pPr>
         <w:pStyle w:val="Commarcadores"/>
-      </w:pPr>
-      <w:r>
+        <w:rPr>
+          <w:lang w:val="pt-BR"/>
+        </w:rPr>
+      </w:pPr>
+      <w:r>
+        <w:rPr>
+          <w:lang w:val="pt-BR"/>
+        </w:rPr>
         <w:t>Adicionar (15s): “Isso reduz risco de ‘ajustes manuais’ que geram resultados irreprodutíveis.”</w:t>
       </w:r>
     </w:p>
-    <w:p/>
-    <w:p>
-      <w:r>
-        <w:rPr>
-          <w:b/>
-        </w:rPr>
-        <w:t>Palavras-chave / frases prontas:</w:t>
+    <w:p>
+      <w:pPr>
+        <w:rPr>
+          <w:lang w:val="pt-BR"/>
+        </w:rPr>
+      </w:pPr>
+    </w:p>
+    <w:p>
+      <w:proofErr w:type="spellStart"/>
+      <w:r>
+        <w:rPr>
+          <w:b/>
+        </w:rPr>
+        <w:t>Palavras-chave</w:t>
+      </w:r>
+      <w:proofErr w:type="spellEnd"/>
+      <w:r>
+        <w:rPr>
+          <w:b/>
+        </w:rPr>
+        <w:t xml:space="preserve"> / </w:t>
+      </w:r>
+      <w:proofErr w:type="spellStart"/>
+      <w:r>
+        <w:rPr>
+          <w:b/>
+        </w:rPr>
+        <w:t>frases</w:t>
+      </w:r>
+      <w:proofErr w:type="spellEnd"/>
+      <w:r>
+        <w:rPr>
+          <w:b/>
+        </w:rPr>
+        <w:t xml:space="preserve"> </w:t>
+      </w:r>
+      <w:proofErr w:type="spellStart"/>
+      <w:r>
+        <w:rPr>
+          <w:b/>
+        </w:rPr>
+        <w:t>prontas</w:t>
+      </w:r>
+      <w:proofErr w:type="spellEnd"/>
+      <w:r>
+        <w:rPr>
+          <w:b/>
+        </w:rPr>
+        <w:t>:</w:t>
       </w:r>
     </w:p>
     <w:p>
@@ -3284,183 +7278,467 @@
     <w:p>
       <w:pPr>
         <w:pStyle w:val="Commarcadores"/>
-      </w:pPr>
-      <w:r>
+        <w:rPr>
+          <w:lang w:val="pt-BR"/>
+        </w:rPr>
+      </w:pPr>
+      <w:r>
+        <w:rPr>
+          <w:lang w:val="pt-BR"/>
+        </w:rPr>
         <w:t>mesmo protocolo, só troca o modelo</w:t>
       </w:r>
     </w:p>
-    <w:p/>
-    <w:p>
-      <w:r>
-        <w:rPr>
-          <w:b/>
-        </w:rPr>
-        <w:t>Transições sugeridas:</w:t>
+    <w:p>
+      <w:pPr>
+        <w:rPr>
+          <w:lang w:val="pt-BR"/>
+        </w:rPr>
+      </w:pPr>
+    </w:p>
+    <w:p>
+      <w:proofErr w:type="spellStart"/>
+      <w:r>
+        <w:rPr>
+          <w:b/>
+        </w:rPr>
+        <w:t>Transições</w:t>
+      </w:r>
+      <w:proofErr w:type="spellEnd"/>
+      <w:r>
+        <w:rPr>
+          <w:b/>
+        </w:rPr>
+        <w:t xml:space="preserve"> </w:t>
+      </w:r>
+      <w:proofErr w:type="spellStart"/>
+      <w:r>
+        <w:rPr>
+          <w:b/>
+        </w:rPr>
+        <w:t>sugeridas</w:t>
+      </w:r>
+      <w:proofErr w:type="spellEnd"/>
+      <w:r>
+        <w:rPr>
+          <w:b/>
+        </w:rPr>
+        <w:t>:</w:t>
       </w:r>
     </w:p>
     <w:p>
       <w:pPr>
         <w:pStyle w:val="Commarcadores"/>
-      </w:pPr>
-      <w:r>
+        <w:rPr>
+          <w:lang w:val="pt-BR"/>
+        </w:rPr>
+      </w:pPr>
+      <w:r>
+        <w:rPr>
+          <w:lang w:val="pt-BR"/>
+        </w:rPr>
         <w:t>Com isso, eu fecho com as conclusões: o que funcionou, o que não funcionou, e o que isso significa.</w:t>
       </w:r>
     </w:p>
     <w:p>
-      <w:r>
+      <w:pPr>
+        <w:rPr>
+          <w:lang w:val="pt-BR"/>
+        </w:rPr>
+      </w:pPr>
+      <w:r>
+        <w:rPr>
+          <w:lang w:val="pt-BR"/>
+        </w:rPr>
         <w:br w:type="page"/>
       </w:r>
     </w:p>
     <w:p>
       <w:pPr>
         <w:pStyle w:val="Ttulo2"/>
-      </w:pPr>
-      <w:r>
+        <w:rPr>
+          <w:lang w:val="pt-BR"/>
+        </w:rPr>
+      </w:pPr>
+      <w:r>
+        <w:rPr>
+          <w:lang w:val="pt-BR"/>
+        </w:rPr>
         <w:lastRenderedPageBreak/>
         <w:t>Slide 16 — Conclusões</w:t>
       </w:r>
     </w:p>
     <w:p>
-      <w:r>
-        <w:rPr>
-          <w:b/>
+      <w:pPr>
+        <w:rPr>
+          <w:lang w:val="pt-BR"/>
+        </w:rPr>
+      </w:pPr>
+      <w:r>
+        <w:rPr>
+          <w:b/>
+          <w:lang w:val="pt-BR"/>
         </w:rPr>
         <w:t xml:space="preserve">Objetivo do slide: </w:t>
       </w:r>
     </w:p>
     <w:p>
-      <w:r>
+      <w:pPr>
+        <w:rPr>
+          <w:lang w:val="pt-BR"/>
+        </w:rPr>
+      </w:pPr>
+      <w:r>
+        <w:rPr>
+          <w:lang w:val="pt-BR"/>
+        </w:rPr>
         <w:t>Entregar as conclusões de forma honesta e madura, alinhadas ao texto: ganho pontual, mas não robusto; contribuição é protocolo.</w:t>
       </w:r>
     </w:p>
+    <w:p>
+      <w:pPr>
+        <w:rPr>
+          <w:lang w:val="pt-BR"/>
+        </w:rPr>
+      </w:pPr>
+    </w:p>
+    <w:p>
+      <w:pPr>
+        <w:rPr>
+          <w:lang w:val="pt-BR"/>
+        </w:rPr>
+      </w:pPr>
+      <w:r>
+        <w:rPr>
+          <w:b/>
+          <w:lang w:val="pt-BR"/>
+        </w:rPr>
+        <w:t>Fala base (25–28 min):</w:t>
+      </w:r>
+    </w:p>
+    <w:p>
+      <w:pPr>
+        <w:rPr>
+          <w:lang w:val="pt-BR"/>
+        </w:rPr>
+      </w:pPr>
+      <w:r>
+        <w:rPr>
+          <w:lang w:val="pt-BR"/>
+        </w:rPr>
+        <w:t>Nas conclusões, o CNN–LSTM teve ganhos pontuais em acurácia, mas eles não foram consistentes nas demais métricas.</w:t>
+      </w:r>
+    </w:p>
+    <w:p>
+      <w:pPr>
+        <w:rPr>
+          <w:lang w:val="pt-BR"/>
+        </w:rPr>
+      </w:pPr>
+      <w:r>
+        <w:rPr>
+          <w:lang w:val="pt-BR"/>
+        </w:rPr>
+        <w:t>O MCC próximo de zero e o colapso de classe indicam baixa discriminação estável ao longo do tempo.</w:t>
+      </w:r>
+    </w:p>
+    <w:p>
+      <w:pPr>
+        <w:rPr>
+          <w:lang w:val="pt-BR"/>
+        </w:rPr>
+      </w:pPr>
+      <w:r>
+        <w:rPr>
+          <w:lang w:val="pt-BR"/>
+        </w:rPr>
+        <w:t xml:space="preserve">Os </w:t>
+      </w:r>
+      <w:proofErr w:type="spellStart"/>
+      <w:r>
+        <w:rPr>
+          <w:lang w:val="pt-BR"/>
+        </w:rPr>
+        <w:t>backtests</w:t>
+      </w:r>
+      <w:proofErr w:type="spellEnd"/>
+      <w:r>
+        <w:rPr>
+          <w:lang w:val="pt-BR"/>
+        </w:rPr>
+        <w:t xml:space="preserve"> pós-custos mostram resultado frágil e dependente de poucos períodos.</w:t>
+      </w:r>
+    </w:p>
+    <w:p>
+      <w:pPr>
+        <w:rPr>
+          <w:lang w:val="pt-BR"/>
+        </w:rPr>
+      </w:pPr>
+      <w:r>
+        <w:rPr>
+          <w:lang w:val="pt-BR"/>
+        </w:rPr>
+        <w:t xml:space="preserve">Então a maior contribuição do trabalho é o protocolo reprodutível e a avaliação realista: </w:t>
+      </w:r>
+      <w:proofErr w:type="spellStart"/>
+      <w:r>
+        <w:rPr>
+          <w:lang w:val="pt-BR"/>
+        </w:rPr>
+        <w:t>anti-leakage</w:t>
+      </w:r>
+      <w:proofErr w:type="spellEnd"/>
+      <w:r>
+        <w:rPr>
+          <w:lang w:val="pt-BR"/>
+        </w:rPr>
+        <w:t xml:space="preserve"> com </w:t>
+      </w:r>
+      <w:proofErr w:type="spellStart"/>
+      <w:r>
+        <w:rPr>
+          <w:lang w:val="pt-BR"/>
+        </w:rPr>
+        <w:t>walk-forward</w:t>
+      </w:r>
+      <w:proofErr w:type="spellEnd"/>
+      <w:r>
+        <w:rPr>
+          <w:lang w:val="pt-BR"/>
+        </w:rPr>
+        <w:t xml:space="preserve"> e embargo, teste de significância com </w:t>
+      </w:r>
+      <w:proofErr w:type="spellStart"/>
+      <w:r>
+        <w:rPr>
+          <w:lang w:val="pt-BR"/>
+        </w:rPr>
+        <w:t>Diebold</w:t>
+      </w:r>
+      <w:proofErr w:type="spellEnd"/>
+      <w:r>
+        <w:rPr>
+          <w:lang w:val="pt-BR"/>
+        </w:rPr>
+        <w:t>–Mariano e análise pós-custos.</w:t>
+      </w:r>
+    </w:p>
+    <w:p>
+      <w:pPr>
+        <w:rPr>
+          <w:lang w:val="pt-BR"/>
+        </w:rPr>
+      </w:pPr>
+      <w:r>
+        <w:rPr>
+          <w:lang w:val="pt-BR"/>
+        </w:rPr>
+        <w:t>E a mensagem que não invalida o estudo é: esse tipo de problema exige validação temporal rigorosa; sem isso, é muito fácil achar performance que não se sustenta.</w:t>
+      </w:r>
+    </w:p>
+    <w:p>
+      <w:pPr>
+        <w:rPr>
+          <w:lang w:val="pt-BR"/>
+        </w:rPr>
+      </w:pPr>
+    </w:p>
+    <w:p>
+      <w:r>
+        <w:rPr>
+          <w:b/>
+        </w:rPr>
+        <w:t xml:space="preserve">Para </w:t>
+      </w:r>
+      <w:proofErr w:type="spellStart"/>
+      <w:r>
+        <w:rPr>
+          <w:b/>
+        </w:rPr>
+        <w:t>cortar</w:t>
+      </w:r>
+      <w:proofErr w:type="spellEnd"/>
+      <w:r>
+        <w:rPr>
+          <w:b/>
+        </w:rPr>
+        <w:t xml:space="preserve"> tempo (20–22 min):</w:t>
+      </w:r>
+    </w:p>
+    <w:p>
+      <w:pPr>
+        <w:pStyle w:val="Commarcadores"/>
+        <w:rPr>
+          <w:lang w:val="pt-BR"/>
+        </w:rPr>
+      </w:pPr>
+      <w:r>
+        <w:rPr>
+          <w:lang w:val="pt-BR"/>
+        </w:rPr>
+        <w:t>Cortar a 2ª metade e finalizar com: “principal contribuição = protocolo reprodutível e realista”.</w:t>
+      </w:r>
+    </w:p>
+    <w:p>
+      <w:pPr>
+        <w:rPr>
+          <w:lang w:val="pt-BR"/>
+        </w:rPr>
+      </w:pPr>
+    </w:p>
+    <w:p>
+      <w:r>
+        <w:rPr>
+          <w:b/>
+        </w:rPr>
+        <w:t xml:space="preserve">Para </w:t>
+      </w:r>
+      <w:proofErr w:type="spellStart"/>
+      <w:r>
+        <w:rPr>
+          <w:b/>
+        </w:rPr>
+        <w:t>expandir</w:t>
+      </w:r>
+      <w:proofErr w:type="spellEnd"/>
+      <w:r>
+        <w:rPr>
+          <w:b/>
+        </w:rPr>
+        <w:t xml:space="preserve"> (28–30 min):</w:t>
+      </w:r>
+    </w:p>
+    <w:p>
+      <w:pPr>
+        <w:pStyle w:val="Commarcadores"/>
+        <w:rPr>
+          <w:lang w:val="pt-BR"/>
+        </w:rPr>
+      </w:pPr>
+      <w:r>
+        <w:rPr>
+          <w:lang w:val="pt-BR"/>
+        </w:rPr>
+        <w:t>Adicionar (20s): “Um resultado negativo bem avaliado é útil: ele evita que a gente persiga uma arquitetura achando que ela funciona quando, com rigor, não funciona.”</w:t>
+      </w:r>
+    </w:p>
+    <w:p>
+      <w:pPr>
+        <w:rPr>
+          <w:lang w:val="pt-BR"/>
+        </w:rPr>
+      </w:pPr>
+    </w:p>
+    <w:p>
+      <w:proofErr w:type="spellStart"/>
+      <w:r>
+        <w:rPr>
+          <w:b/>
+        </w:rPr>
+        <w:t>Palavras-chave</w:t>
+      </w:r>
+      <w:proofErr w:type="spellEnd"/>
+      <w:r>
+        <w:rPr>
+          <w:b/>
+        </w:rPr>
+        <w:t xml:space="preserve"> / </w:t>
+      </w:r>
+      <w:proofErr w:type="spellStart"/>
+      <w:r>
+        <w:rPr>
+          <w:b/>
+        </w:rPr>
+        <w:t>frases</w:t>
+      </w:r>
+      <w:proofErr w:type="spellEnd"/>
+      <w:r>
+        <w:rPr>
+          <w:b/>
+        </w:rPr>
+        <w:t xml:space="preserve"> </w:t>
+      </w:r>
+      <w:proofErr w:type="spellStart"/>
+      <w:r>
+        <w:rPr>
+          <w:b/>
+        </w:rPr>
+        <w:t>prontas</w:t>
+      </w:r>
+      <w:proofErr w:type="spellEnd"/>
+      <w:r>
+        <w:rPr>
+          <w:b/>
+        </w:rPr>
+        <w:t>:</w:t>
+      </w:r>
+    </w:p>
+    <w:p>
+      <w:pPr>
+        <w:pStyle w:val="Commarcadores"/>
+      </w:pPr>
+      <w:r>
+        <w:t>ganho pontual</w:t>
+      </w:r>
+    </w:p>
+    <w:p>
+      <w:pPr>
+        <w:pStyle w:val="Commarcadores"/>
+      </w:pPr>
+      <w:r>
+        <w:t>não robusto</w:t>
+      </w:r>
+    </w:p>
+    <w:p>
+      <w:pPr>
+        <w:pStyle w:val="Commarcadores"/>
+      </w:pPr>
+      <w:r>
+        <w:t>contribuição = protocolo</w:t>
+      </w:r>
+    </w:p>
+    <w:p>
+      <w:pPr>
+        <w:pStyle w:val="Commarcadores"/>
+      </w:pPr>
+      <w:r>
+        <w:t>resultado negativo informativo</w:t>
+      </w:r>
+    </w:p>
     <w:p/>
     <w:p>
       <w:r>
         <w:rPr>
           <w:b/>
         </w:rPr>
-        <w:t>Fala base (25–28 min):</w:t>
-      </w:r>
-    </w:p>
-    <w:p>
-      <w:r>
-        <w:t>Nas conclusões, o CNN–LSTM teve ganhos pontuais em acurácia, mas eles não foram consistentes nas demais métricas.</w:t>
-      </w:r>
-    </w:p>
-    <w:p>
-      <w:r>
-        <w:t>O MCC próximo de zero e o colapso de classe indicam baixa discriminação estável ao longo do tempo.</w:t>
-      </w:r>
-    </w:p>
-    <w:p>
-      <w:r>
-        <w:t>Os backtests pós-custos mostram resultado frágil e dependente de poucos períodos.</w:t>
-      </w:r>
-    </w:p>
-    <w:p>
-      <w:r>
-        <w:t>Então a maior contribuição do trabalho é o protocolo reprodutível e a avaliação realista: anti-leakage com walk-forward e embargo, teste de significância com Diebold–Mariano e análise pós-custos.</w:t>
-      </w:r>
-    </w:p>
-    <w:p>
-      <w:r>
-        <w:t>E a mensagem que não invalida o estudo é: esse tipo de problema exige validação temporal rigorosa; sem isso, é muito fácil achar performance que não se sustenta.</w:t>
-      </w:r>
-    </w:p>
-    <w:p/>
-    <w:p>
-      <w:r>
-        <w:rPr>
-          <w:b/>
-        </w:rPr>
-        <w:t>Para cortar tempo (20–22 min):</w:t>
+        <w:t>Transições sugeridas:</w:t>
       </w:r>
     </w:p>
     <w:p>
       <w:pPr>
         <w:pStyle w:val="Commarcadores"/>
-      </w:pPr>
-      <w:r>
-        <w:t>Cortar a 2ª metade e finalizar com: “principal contribuição = protocolo reprodutível e realista”.</w:t>
-      </w:r>
-    </w:p>
-    <w:p/>
-    <w:p>
-      <w:r>
-        <w:rPr>
-          <w:b/>
-        </w:rPr>
-        <w:t>Para expandir (28–30 min):</w:t>
-      </w:r>
-    </w:p>
-    <w:p>
-      <w:pPr>
-        <w:pStyle w:val="Commarcadores"/>
-      </w:pPr>
-      <w:r>
-        <w:t>Adicionar (20s): “Um resultado negativo bem avaliado é útil: ele evita que a gente persiga uma arquitetura achando que ela funciona quando, com rigor, não funciona.”</w:t>
-      </w:r>
-    </w:p>
-    <w:p/>
-    <w:p>
-      <w:r>
-        <w:rPr>
-          <w:b/>
-        </w:rPr>
-        <w:t>Palavras-chave / frases prontas:</w:t>
-      </w:r>
-    </w:p>
-    <w:p>
-      <w:pPr>
-        <w:pStyle w:val="Commarcadores"/>
-      </w:pPr>
-      <w:r>
-        <w:t>ganho pontual</w:t>
-      </w:r>
-    </w:p>
-    <w:p>
-      <w:pPr>
-        <w:pStyle w:val="Commarcadores"/>
-      </w:pPr>
-      <w:r>
-        <w:t>não robusto</w:t>
-      </w:r>
-    </w:p>
-    <w:p>
-      <w:pPr>
-        <w:pStyle w:val="Commarcadores"/>
-      </w:pPr>
-      <w:r>
-        <w:t>contribuição = protocolo</w:t>
-      </w:r>
-    </w:p>
-    <w:p>
-      <w:pPr>
-        <w:pStyle w:val="Commarcadores"/>
-      </w:pPr>
-      <w:r>
-        <w:t>resultado negativo informativo</w:t>
-      </w:r>
-    </w:p>
-    <w:p/>
-    <w:p>
-      <w:r>
-        <w:rPr>
-          <w:b/>
-        </w:rPr>
-        <w:t>Transições sugeridas:</w:t>
-      </w:r>
-    </w:p>
-    <w:p>
-      <w:pPr>
-        <w:pStyle w:val="Commarcadores"/>
-      </w:pPr>
-      <w:r>
+        <w:rPr>
+          <w:lang w:val="pt-BR"/>
+        </w:rPr>
+      </w:pPr>
+      <w:r>
+        <w:rPr>
+          <w:lang w:val="pt-BR"/>
+        </w:rPr>
         <w:t>Por fim, eu deixo as direções de trabalhos futuros, mantendo o mesmo protocolo.</w:t>
       </w:r>
     </w:p>
     <w:p>
-      <w:r>
+      <w:pPr>
+        <w:rPr>
+          <w:lang w:val="pt-BR"/>
+        </w:rPr>
+      </w:pPr>
+      <w:r>
+        <w:rPr>
+          <w:lang w:val="pt-BR"/>
+        </w:rPr>
         <w:lastRenderedPageBreak/>
         <w:br w:type="page"/>
       </w:r>
@@ -3468,225 +7746,586 @@
     <w:p>
       <w:pPr>
         <w:pStyle w:val="Ttulo2"/>
-      </w:pPr>
-      <w:r>
+        <w:rPr>
+          <w:lang w:val="pt-BR"/>
+        </w:rPr>
+      </w:pPr>
+      <w:r>
+        <w:rPr>
+          <w:lang w:val="pt-BR"/>
+        </w:rPr>
         <w:lastRenderedPageBreak/>
         <w:t>Slide 17 — Trabalhos futuros</w:t>
       </w:r>
     </w:p>
     <w:p>
-      <w:r>
-        <w:rPr>
-          <w:b/>
+      <w:pPr>
+        <w:rPr>
+          <w:lang w:val="pt-BR"/>
+        </w:rPr>
+      </w:pPr>
+      <w:r>
+        <w:rPr>
+          <w:b/>
+          <w:lang w:val="pt-BR"/>
         </w:rPr>
         <w:t xml:space="preserve">Objetivo do slide: </w:t>
       </w:r>
     </w:p>
     <w:p>
-      <w:r>
+      <w:pPr>
+        <w:rPr>
+          <w:lang w:val="pt-BR"/>
+        </w:rPr>
+      </w:pPr>
+      <w:r>
+        <w:rPr>
+          <w:lang w:val="pt-BR"/>
+        </w:rPr>
         <w:t>Mostrar que você sabe exatamente como evoluir a pesquisa sem quebrar o rigor.</w:t>
       </w:r>
     </w:p>
+    <w:p>
+      <w:pPr>
+        <w:rPr>
+          <w:lang w:val="pt-BR"/>
+        </w:rPr>
+      </w:pPr>
+    </w:p>
+    <w:p>
+      <w:pPr>
+        <w:rPr>
+          <w:lang w:val="pt-BR"/>
+        </w:rPr>
+      </w:pPr>
+      <w:r>
+        <w:rPr>
+          <w:b/>
+          <w:lang w:val="pt-BR"/>
+        </w:rPr>
+        <w:t>Fala base (25–28 min):</w:t>
+      </w:r>
+    </w:p>
+    <w:p>
+      <w:pPr>
+        <w:rPr>
+          <w:lang w:val="pt-BR"/>
+        </w:rPr>
+      </w:pPr>
+      <w:r>
+        <w:rPr>
+          <w:lang w:val="pt-BR"/>
+        </w:rPr>
+        <w:t>Nos trabalhos futuros, a regra é: manter o mesmo protocolo de avaliação e trocar o que for necessário no modelo e na decisão.</w:t>
+      </w:r>
+    </w:p>
+    <w:p>
+      <w:pPr>
+        <w:rPr>
+          <w:lang w:val="pt-BR"/>
+        </w:rPr>
+      </w:pPr>
+      <w:r>
+        <w:rPr>
+          <w:lang w:val="pt-BR"/>
+        </w:rPr>
+        <w:t xml:space="preserve">Uma primeira linha é penalizar no treino a tendência de prever sempre a mesma classe, por exemplo com Focal </w:t>
+      </w:r>
+      <w:proofErr w:type="spellStart"/>
+      <w:r>
+        <w:rPr>
+          <w:lang w:val="pt-BR"/>
+        </w:rPr>
+        <w:t>Loss</w:t>
+      </w:r>
+      <w:proofErr w:type="spellEnd"/>
+      <w:r>
+        <w:rPr>
+          <w:lang w:val="pt-BR"/>
+        </w:rPr>
+        <w:t xml:space="preserve"> ou perdas baseadas em entropia.</w:t>
+      </w:r>
+    </w:p>
+    <w:p>
+      <w:pPr>
+        <w:rPr>
+          <w:lang w:val="pt-BR"/>
+        </w:rPr>
+      </w:pPr>
+      <w:r>
+        <w:rPr>
+          <w:lang w:val="pt-BR"/>
+        </w:rPr>
+        <w:t>Outra linha é usar limiar e tamanho de posição variando com regime de volatilidade e com a probabilidade, explorando melhor a saída contínua.</w:t>
+      </w:r>
+    </w:p>
+    <w:p>
+      <w:pPr>
+        <w:rPr>
+          <w:lang w:val="pt-BR"/>
+        </w:rPr>
+      </w:pPr>
+      <w:r>
+        <w:rPr>
+          <w:lang w:val="pt-BR"/>
+        </w:rPr>
+        <w:t xml:space="preserve">Também dá para testar outros </w:t>
+      </w:r>
+      <w:proofErr w:type="spellStart"/>
+      <w:r>
+        <w:rPr>
+          <w:lang w:val="pt-BR"/>
+        </w:rPr>
+        <w:t>lookbacks</w:t>
+      </w:r>
+      <w:proofErr w:type="spellEnd"/>
+      <w:r>
+        <w:rPr>
+          <w:lang w:val="pt-BR"/>
+        </w:rPr>
+        <w:t>, horizontes e regras de rótulo, além de ampliar para mais ativos e outros mercados para avaliar generalização.</w:t>
+      </w:r>
+    </w:p>
+    <w:p>
+      <w:pPr>
+        <w:rPr>
+          <w:lang w:val="pt-BR"/>
+        </w:rPr>
+      </w:pPr>
+      <w:r>
+        <w:rPr>
+          <w:lang w:val="pt-BR"/>
+        </w:rPr>
+        <w:t>E por fim, testar barras maiores, como 30 minutos ou 1 hora, para reduzir ruído e melhorar a razão sinal/ruído.</w:t>
+      </w:r>
+    </w:p>
+    <w:p>
+      <w:pPr>
+        <w:rPr>
+          <w:lang w:val="pt-BR"/>
+        </w:rPr>
+      </w:pPr>
+    </w:p>
+    <w:p>
+      <w:r>
+        <w:rPr>
+          <w:b/>
+        </w:rPr>
+        <w:t xml:space="preserve">Para </w:t>
+      </w:r>
+      <w:proofErr w:type="spellStart"/>
+      <w:r>
+        <w:rPr>
+          <w:b/>
+        </w:rPr>
+        <w:t>cortar</w:t>
+      </w:r>
+      <w:proofErr w:type="spellEnd"/>
+      <w:r>
+        <w:rPr>
+          <w:b/>
+        </w:rPr>
+        <w:t xml:space="preserve"> tempo (20–22 min):</w:t>
+      </w:r>
+    </w:p>
+    <w:p>
+      <w:pPr>
+        <w:pStyle w:val="Commarcadores"/>
+        <w:rPr>
+          <w:lang w:val="pt-BR"/>
+        </w:rPr>
+      </w:pPr>
+      <w:r>
+        <w:rPr>
+          <w:lang w:val="pt-BR"/>
+        </w:rPr>
+        <w:t xml:space="preserve">Escolher só 3 itens: (1) </w:t>
+      </w:r>
+      <w:proofErr w:type="spellStart"/>
+      <w:r>
+        <w:rPr>
+          <w:lang w:val="pt-BR"/>
+        </w:rPr>
+        <w:t>loss</w:t>
+      </w:r>
+      <w:proofErr w:type="spellEnd"/>
+      <w:r>
+        <w:rPr>
+          <w:lang w:val="pt-BR"/>
+        </w:rPr>
+        <w:t xml:space="preserve"> </w:t>
+      </w:r>
+      <w:proofErr w:type="spellStart"/>
+      <w:r>
+        <w:rPr>
+          <w:lang w:val="pt-BR"/>
+        </w:rPr>
+        <w:t>anti-colapso</w:t>
+      </w:r>
+      <w:proofErr w:type="spellEnd"/>
+      <w:r>
+        <w:rPr>
+          <w:lang w:val="pt-BR"/>
+        </w:rPr>
+        <w:t>; (2) limiar/posição adaptativos; (3) barras maiores.</w:t>
+      </w:r>
+    </w:p>
+    <w:p>
+      <w:pPr>
+        <w:rPr>
+          <w:lang w:val="pt-BR"/>
+        </w:rPr>
+      </w:pPr>
+    </w:p>
+    <w:p>
+      <w:r>
+        <w:rPr>
+          <w:b/>
+        </w:rPr>
+        <w:t xml:space="preserve">Para </w:t>
+      </w:r>
+      <w:proofErr w:type="spellStart"/>
+      <w:r>
+        <w:rPr>
+          <w:b/>
+        </w:rPr>
+        <w:t>expandir</w:t>
+      </w:r>
+      <w:proofErr w:type="spellEnd"/>
+      <w:r>
+        <w:rPr>
+          <w:b/>
+        </w:rPr>
+        <w:t xml:space="preserve"> (28–30 min):</w:t>
+      </w:r>
+    </w:p>
+    <w:p>
+      <w:pPr>
+        <w:pStyle w:val="Commarcadores"/>
+        <w:rPr>
+          <w:lang w:val="pt-BR"/>
+        </w:rPr>
+      </w:pPr>
+      <w:r>
+        <w:rPr>
+          <w:lang w:val="pt-BR"/>
+        </w:rPr>
+        <w:t>Acrescentar (20s): “Isso transforma o seu trabalho em uma base de pesquisa incremental, com comparações honestas.”</w:t>
+      </w:r>
+    </w:p>
+    <w:p>
+      <w:pPr>
+        <w:rPr>
+          <w:lang w:val="pt-BR"/>
+        </w:rPr>
+      </w:pPr>
+    </w:p>
+    <w:p>
+      <w:proofErr w:type="spellStart"/>
+      <w:r>
+        <w:rPr>
+          <w:b/>
+        </w:rPr>
+        <w:t>Palavras-chave</w:t>
+      </w:r>
+      <w:proofErr w:type="spellEnd"/>
+      <w:r>
+        <w:rPr>
+          <w:b/>
+        </w:rPr>
+        <w:t xml:space="preserve"> / </w:t>
+      </w:r>
+      <w:proofErr w:type="spellStart"/>
+      <w:r>
+        <w:rPr>
+          <w:b/>
+        </w:rPr>
+        <w:t>frases</w:t>
+      </w:r>
+      <w:proofErr w:type="spellEnd"/>
+      <w:r>
+        <w:rPr>
+          <w:b/>
+        </w:rPr>
+        <w:t xml:space="preserve"> </w:t>
+      </w:r>
+      <w:proofErr w:type="spellStart"/>
+      <w:r>
+        <w:rPr>
+          <w:b/>
+        </w:rPr>
+        <w:t>prontas</w:t>
+      </w:r>
+      <w:proofErr w:type="spellEnd"/>
+      <w:r>
+        <w:rPr>
+          <w:b/>
+        </w:rPr>
+        <w:t>:</w:t>
+      </w:r>
+    </w:p>
+    <w:p>
+      <w:pPr>
+        <w:pStyle w:val="Commarcadores"/>
+      </w:pPr>
+      <w:r>
+        <w:t>mesmo protocolo</w:t>
+      </w:r>
+    </w:p>
+    <w:p>
+      <w:pPr>
+        <w:pStyle w:val="Commarcadores"/>
+      </w:pPr>
+      <w:r>
+        <w:t>loss anti-colapso</w:t>
+      </w:r>
+    </w:p>
+    <w:p>
+      <w:pPr>
+        <w:pStyle w:val="Commarcadores"/>
+      </w:pPr>
+      <w:r>
+        <w:t>limiar adaptativo</w:t>
+      </w:r>
+    </w:p>
+    <w:p>
+      <w:pPr>
+        <w:pStyle w:val="Commarcadores"/>
+      </w:pPr>
+      <w:r>
+        <w:t>barras maiores</w:t>
+      </w:r>
+    </w:p>
+    <w:p>
+      <w:pPr>
+        <w:pStyle w:val="Commarcadores"/>
+      </w:pPr>
+      <w:r>
+        <w:t>generalização</w:t>
+      </w:r>
+    </w:p>
     <w:p/>
     <w:p>
       <w:r>
         <w:rPr>
           <w:b/>
         </w:rPr>
-        <w:t>Fala base (25–28 min):</w:t>
-      </w:r>
-    </w:p>
-    <w:p>
-      <w:r>
-        <w:t>Nos trabalhos futuros, a regra é: manter o mesmo protocolo de avaliação e trocar o que for necessário no modelo e na decisão.</w:t>
-      </w:r>
-    </w:p>
-    <w:p>
-      <w:r>
-        <w:t>Uma primeira linha é penalizar no treino a tendência de prever sempre a mesma classe, por exemplo com Focal Loss ou perdas baseadas em entropia.</w:t>
-      </w:r>
-    </w:p>
-    <w:p>
-      <w:r>
-        <w:t>Outra linha é usar limiar e tamanho de posição variando com regime de volatilidade e com a probabilidade, explorando melhor a saída contínua.</w:t>
-      </w:r>
-    </w:p>
-    <w:p>
-      <w:r>
-        <w:t>Também dá para testar outros lookbacks, horizontes e regras de rótulo, além de ampliar para mais ativos e outros mercados para avaliar generalização.</w:t>
-      </w:r>
-    </w:p>
-    <w:p>
-      <w:r>
-        <w:t>E por fim, testar barras maiores, como 30 minutos ou 1 hora, para reduzir ruído e melhorar a razão sinal/ruído.</w:t>
-      </w:r>
-    </w:p>
-    <w:p/>
-    <w:p>
-      <w:r>
-        <w:rPr>
-          <w:b/>
-        </w:rPr>
-        <w:t>Para cortar tempo (20–22 min):</w:t>
+        <w:t>Transições sugeridas:</w:t>
       </w:r>
     </w:p>
     <w:p>
       <w:pPr>
         <w:pStyle w:val="Commarcadores"/>
-      </w:pPr>
-      <w:r>
-        <w:t>Escolher só 3 itens: (1) loss anti-colapso; (2) limiar/posição adaptativos; (3) barras maiores.</w:t>
-      </w:r>
-    </w:p>
-    <w:p/>
-    <w:p>
-      <w:r>
-        <w:rPr>
-          <w:b/>
-        </w:rPr>
-        <w:t>Para expandir (28–30 min):</w:t>
-      </w:r>
-    </w:p>
-    <w:p>
-      <w:pPr>
-        <w:pStyle w:val="Commarcadores"/>
-      </w:pPr>
-      <w:r>
-        <w:t>Acrescentar (20s): “Isso transforma o seu trabalho em uma base de pesquisa incremental, com comparações honestas.”</w:t>
-      </w:r>
-    </w:p>
-    <w:p/>
-    <w:p>
-      <w:r>
-        <w:rPr>
-          <w:b/>
-        </w:rPr>
-        <w:t>Palavras-chave / frases prontas:</w:t>
-      </w:r>
-    </w:p>
-    <w:p>
-      <w:pPr>
-        <w:pStyle w:val="Commarcadores"/>
-      </w:pPr>
-      <w:r>
-        <w:t>mesmo protocolo</w:t>
-      </w:r>
-    </w:p>
-    <w:p>
-      <w:pPr>
-        <w:pStyle w:val="Commarcadores"/>
-      </w:pPr>
-      <w:r>
-        <w:t>loss anti-colapso</w:t>
-      </w:r>
-    </w:p>
-    <w:p>
-      <w:pPr>
-        <w:pStyle w:val="Commarcadores"/>
-      </w:pPr>
-      <w:r>
-        <w:t>limiar adaptativo</w:t>
-      </w:r>
-    </w:p>
-    <w:p>
-      <w:pPr>
-        <w:pStyle w:val="Commarcadores"/>
-      </w:pPr>
-      <w:r>
-        <w:t>barras maiores</w:t>
-      </w:r>
-    </w:p>
-    <w:p>
-      <w:pPr>
-        <w:pStyle w:val="Commarcadores"/>
-      </w:pPr>
-      <w:r>
-        <w:t>generalização</w:t>
-      </w:r>
-    </w:p>
-    <w:p/>
-    <w:p>
-      <w:r>
-        <w:rPr>
-          <w:b/>
-        </w:rPr>
-        <w:t>Transições sugeridas:</w:t>
-      </w:r>
-    </w:p>
-    <w:p>
-      <w:pPr>
-        <w:pStyle w:val="Commarcadores"/>
-      </w:pPr>
-      <w:r>
+        <w:rPr>
+          <w:lang w:val="pt-BR"/>
+        </w:rPr>
+      </w:pPr>
+      <w:r>
+        <w:rPr>
+          <w:lang w:val="pt-BR"/>
+        </w:rPr>
         <w:lastRenderedPageBreak/>
         <w:t>E com isso eu encerro. Obrigado e fico à disposição para perguntas.</w:t>
       </w:r>
     </w:p>
     <w:p>
-      <w:r>
+      <w:pPr>
+        <w:rPr>
+          <w:lang w:val="pt-BR"/>
+        </w:rPr>
+      </w:pPr>
+      <w:r>
+        <w:rPr>
+          <w:lang w:val="pt-BR"/>
+        </w:rPr>
         <w:br w:type="page"/>
       </w:r>
     </w:p>
     <w:p>
       <w:pPr>
         <w:pStyle w:val="Ttulo2"/>
-      </w:pPr>
-      <w:r>
+        <w:rPr>
+          <w:lang w:val="pt-BR"/>
+        </w:rPr>
+      </w:pPr>
+      <w:r>
+        <w:rPr>
+          <w:lang w:val="pt-BR"/>
+        </w:rPr>
         <w:lastRenderedPageBreak/>
         <w:t>Slide 18 — Obrigado</w:t>
       </w:r>
     </w:p>
     <w:p>
-      <w:r>
-        <w:rPr>
-          <w:b/>
+      <w:pPr>
+        <w:rPr>
+          <w:lang w:val="pt-BR"/>
+        </w:rPr>
+      </w:pPr>
+      <w:r>
+        <w:rPr>
+          <w:b/>
+          <w:lang w:val="pt-BR"/>
         </w:rPr>
         <w:t xml:space="preserve">Objetivo do slide: </w:t>
       </w:r>
     </w:p>
     <w:p>
-      <w:r>
+      <w:pPr>
+        <w:rPr>
+          <w:lang w:val="pt-BR"/>
+        </w:rPr>
+      </w:pPr>
+      <w:r>
+        <w:rPr>
+          <w:lang w:val="pt-BR"/>
+        </w:rPr>
         <w:t>Encerrar com postura e abrir para perguntas.</w:t>
       </w:r>
     </w:p>
+    <w:p>
+      <w:pPr>
+        <w:rPr>
+          <w:lang w:val="pt-BR"/>
+        </w:rPr>
+      </w:pPr>
+    </w:p>
+    <w:p>
+      <w:pPr>
+        <w:rPr>
+          <w:lang w:val="pt-BR"/>
+        </w:rPr>
+      </w:pPr>
+      <w:r>
+        <w:rPr>
+          <w:b/>
+          <w:lang w:val="pt-BR"/>
+        </w:rPr>
+        <w:t>Fala base (25–28 min):</w:t>
+      </w:r>
+    </w:p>
+    <w:p>
+      <w:pPr>
+        <w:rPr>
+          <w:lang w:val="pt-BR"/>
+        </w:rPr>
+      </w:pPr>
+      <w:r>
+        <w:rPr>
+          <w:lang w:val="pt-BR"/>
+        </w:rPr>
+        <w:t>Obrigado pela atenção. Eu fico à disposição para dúvidas e discussões.</w:t>
+      </w:r>
+    </w:p>
+    <w:p>
+      <w:pPr>
+        <w:rPr>
+          <w:lang w:val="pt-BR"/>
+        </w:rPr>
+      </w:pPr>
+    </w:p>
+    <w:p>
+      <w:r>
+        <w:rPr>
+          <w:b/>
+        </w:rPr>
+        <w:t xml:space="preserve">Para </w:t>
+      </w:r>
+      <w:proofErr w:type="spellStart"/>
+      <w:r>
+        <w:rPr>
+          <w:b/>
+        </w:rPr>
+        <w:t>cortar</w:t>
+      </w:r>
+      <w:proofErr w:type="spellEnd"/>
+      <w:r>
+        <w:rPr>
+          <w:b/>
+        </w:rPr>
+        <w:t xml:space="preserve"> tempo (20–22 min):</w:t>
+      </w:r>
+    </w:p>
+    <w:p>
+      <w:pPr>
+        <w:pStyle w:val="Commarcadores"/>
+      </w:pPr>
+      <w:r>
+        <w:t>Sem cortes.</w:t>
+      </w:r>
+    </w:p>
     <w:p/>
     <w:p>
       <w:r>
         <w:rPr>
           <w:b/>
         </w:rPr>
-        <w:t>Fala base (25–28 min):</w:t>
-      </w:r>
-    </w:p>
-    <w:p>
-      <w:r>
-        <w:t>Obrigado pela atenção. Eu fico à disposição para dúvidas e discussões.</w:t>
-      </w:r>
-    </w:p>
-    <w:p/>
-    <w:p>
-      <w:r>
-        <w:rPr>
-          <w:b/>
-        </w:rPr>
-        <w:t>Para cortar tempo (20–22 min):</w:t>
+        <w:t>Para expandir (28–30 min):</w:t>
       </w:r>
     </w:p>
     <w:p>
       <w:pPr>
         <w:pStyle w:val="Commarcadores"/>
-      </w:pPr>
-      <w:r>
-        <w:t>Sem cortes.</w:t>
-      </w:r>
-    </w:p>
-    <w:p/>
-    <w:p>
-      <w:r>
-        <w:rPr>
-          <w:b/>
-        </w:rPr>
-        <w:t>Para expandir (28–30 min):</w:t>
+        <w:rPr>
+          <w:lang w:val="pt-BR"/>
+        </w:rPr>
+      </w:pPr>
+      <w:r>
+        <w:rPr>
+          <w:lang w:val="pt-BR"/>
+        </w:rPr>
+        <w:t>Se quiser ganhar simpatia: “Se preferirem, eu posso voltar em qualquer slide e detalhar a parte de validação temporal e significância.”</w:t>
+      </w:r>
+    </w:p>
+    <w:p>
+      <w:pPr>
+        <w:rPr>
+          <w:lang w:val="pt-BR"/>
+        </w:rPr>
+      </w:pPr>
+    </w:p>
+    <w:p>
+      <w:proofErr w:type="spellStart"/>
+      <w:r>
+        <w:rPr>
+          <w:b/>
+        </w:rPr>
+        <w:t>Palavras-chave</w:t>
+      </w:r>
+      <w:proofErr w:type="spellEnd"/>
+      <w:r>
+        <w:rPr>
+          <w:b/>
+        </w:rPr>
+        <w:t xml:space="preserve"> / </w:t>
+      </w:r>
+      <w:proofErr w:type="spellStart"/>
+      <w:r>
+        <w:rPr>
+          <w:b/>
+        </w:rPr>
+        <w:t>frases</w:t>
+      </w:r>
+      <w:proofErr w:type="spellEnd"/>
+      <w:r>
+        <w:rPr>
+          <w:b/>
+        </w:rPr>
+        <w:t xml:space="preserve"> </w:t>
+      </w:r>
+      <w:proofErr w:type="spellStart"/>
+      <w:r>
+        <w:rPr>
+          <w:b/>
+        </w:rPr>
+        <w:t>prontas</w:t>
+      </w:r>
+      <w:proofErr w:type="spellEnd"/>
+      <w:r>
+        <w:rPr>
+          <w:b/>
+        </w:rPr>
+        <w:t>:</w:t>
       </w:r>
     </w:p>
     <w:p>
@@ -3694,16 +8333,7 @@
         <w:pStyle w:val="Commarcadores"/>
       </w:pPr>
       <w:r>
-        <w:t>Se quiser ganhar simpatia: “Se preferirem, eu posso voltar em qualquer slide e detalhar a parte de validação temporal e significância.”</w:t>
-      </w:r>
-    </w:p>
-    <w:p/>
-    <w:p>
-      <w:r>
-        <w:rPr>
-          <w:b/>
-        </w:rPr>
-        <w:t>Palavras-chave / frases prontas:</w:t>
+        <w:t>disponível para dúvidas</w:t>
       </w:r>
     </w:p>
     <w:p>
@@ -3711,14 +8341,6 @@
         <w:pStyle w:val="Commarcadores"/>
       </w:pPr>
       <w:r>
-        <w:t>disponível para dúvidas</w:t>
-      </w:r>
-    </w:p>
-    <w:p>
-      <w:pPr>
-        <w:pStyle w:val="Commarcadores"/>
-      </w:pPr>
-      <w:r>
         <w:t>posso voltar aos slides</w:t>
       </w:r>
     </w:p>
@@ -3730,16 +8352,28 @@
     <w:p>
       <w:pPr>
         <w:pStyle w:val="Ttulo1"/>
-      </w:pPr>
-      <w:r>
+        <w:rPr>
+          <w:lang w:val="pt-BR"/>
+        </w:rPr>
+      </w:pPr>
+      <w:r>
+        <w:rPr>
+          <w:lang w:val="pt-BR"/>
+        </w:rPr>
         <w:lastRenderedPageBreak/>
         <w:t>Frases prontas para lidar com dúvidas (sem travar)</w:t>
       </w:r>
     </w:p>
     <w:p>
-      <w:r>
-        <w:rPr>
-          <w:b/>
+      <w:pPr>
+        <w:rPr>
+          <w:lang w:val="pt-BR"/>
+        </w:rPr>
+      </w:pPr>
+      <w:r>
+        <w:rPr>
+          <w:b/>
+          <w:lang w:val="pt-BR"/>
         </w:rPr>
         <w:t>Quando você não souber algo na hora:</w:t>
       </w:r>
@@ -3747,31 +8381,69 @@
     <w:p>
       <w:pPr>
         <w:pStyle w:val="Commarcadores"/>
-      </w:pPr>
-      <w:r>
+        <w:rPr>
+          <w:lang w:val="pt-BR"/>
+        </w:rPr>
+      </w:pPr>
+      <w:r>
+        <w:rPr>
+          <w:lang w:val="pt-BR"/>
+        </w:rPr>
         <w:t>“Eu não tenho esse número exato aqui de cabeça, mas eu consigo explicar o mecanismo e onde isso aparece no pipeline.”</w:t>
       </w:r>
     </w:p>
     <w:p>
       <w:pPr>
         <w:pStyle w:val="Commarcadores"/>
-      </w:pPr>
-      <w:r>
+        <w:rPr>
+          <w:lang w:val="pt-BR"/>
+        </w:rPr>
+      </w:pPr>
+      <w:r>
+        <w:rPr>
+          <w:lang w:val="pt-BR"/>
+        </w:rPr>
         <w:t>“Boa pergunta. A resposta curta é X; se eu expandir, entra Y e Z.”</w:t>
       </w:r>
     </w:p>
     <w:p>
       <w:pPr>
         <w:pStyle w:val="Commarcadores"/>
-      </w:pPr>
-      <w:r>
-        <w:t>“O ponto principal é: com o protocolo walk-forward, eu evito tirar conclusões otimistas.”</w:t>
-      </w:r>
-    </w:p>
-    <w:p>
-      <w:r>
-        <w:rPr>
-          <w:b/>
+        <w:rPr>
+          <w:lang w:val="pt-BR"/>
+        </w:rPr>
+      </w:pPr>
+      <w:r>
+        <w:rPr>
+          <w:lang w:val="pt-BR"/>
+        </w:rPr>
+        <w:t xml:space="preserve">“O ponto principal é: com o protocolo </w:t>
+      </w:r>
+      <w:proofErr w:type="spellStart"/>
+      <w:r>
+        <w:rPr>
+          <w:lang w:val="pt-BR"/>
+        </w:rPr>
+        <w:t>walk-forward</w:t>
+      </w:r>
+      <w:proofErr w:type="spellEnd"/>
+      <w:r>
+        <w:rPr>
+          <w:lang w:val="pt-BR"/>
+        </w:rPr>
+        <w:t>, eu evito tirar conclusões otimistas.”</w:t>
+      </w:r>
+    </w:p>
+    <w:p>
+      <w:pPr>
+        <w:rPr>
+          <w:lang w:val="pt-BR"/>
+        </w:rPr>
+      </w:pPr>
+      <w:r>
+        <w:rPr>
+          <w:b/>
+          <w:lang w:val="pt-BR"/>
         </w:rPr>
         <w:t>Quando a banca pressionar sobre ‘por que não deu lucro’:</w:t>
       </w:r>
@@ -3781,14 +8453,42 @@
         <w:pStyle w:val="Commarcadores"/>
       </w:pPr>
       <w:r>
-        <w:t>“O objetivo do PFC não foi vender uma estratégia lucrativa, e sim avaliar com rigor se há ganho direcional robusto. Com esse recorte, não houve robustez.”</w:t>
+        <w:rPr>
+          <w:lang w:val="pt-BR"/>
+        </w:rPr>
+        <w:t xml:space="preserve">“O objetivo do PFC não foi vender uma estratégia lucrativa, e sim avaliar com rigor se há ganho direcional robusto. </w:t>
+      </w:r>
+      <w:r>
+        <w:t xml:space="preserve">Com esse </w:t>
+      </w:r>
+      <w:proofErr w:type="spellStart"/>
+      <w:r>
+        <w:t>recorte</w:t>
+      </w:r>
+      <w:proofErr w:type="spellEnd"/>
+      <w:r>
+        <w:t xml:space="preserve">, </w:t>
+      </w:r>
+      <w:proofErr w:type="spellStart"/>
+      <w:r>
+        <w:t>não</w:t>
+      </w:r>
+      <w:proofErr w:type="spellEnd"/>
+      <w:r>
+        <w:t xml:space="preserve"> houve robustez.”</w:t>
       </w:r>
     </w:p>
     <w:p>
       <w:pPr>
         <w:pStyle w:val="Commarcadores"/>
-      </w:pPr>
-      <w:r>
+        <w:rPr>
+          <w:lang w:val="pt-BR"/>
+        </w:rPr>
+      </w:pPr>
+      <w:r>
+        <w:rPr>
+          <w:lang w:val="pt-BR"/>
+        </w:rPr>
         <w:t>“O resultado é informativo: mostra que, sem um sinal forte, a rede converge para probabilidades quase constantes.”</w:t>
       </w:r>
     </w:p>
@@ -4611,6 +9311,7 @@
   <w:style w:type="character" w:default="1" w:styleId="Fontepargpadro">
     <w:name w:val="Default Paragraph Font"/>
     <w:uiPriority w:val="1"/>
+    <w:semiHidden/>
     <w:unhideWhenUsed/>
   </w:style>
   <w:style w:type="table" w:default="1" w:styleId="Tabelanormal">
